--- a/tenders/analysis/2026-baqa-30/שאלות_פנימיות_מכרז_30-2026_באקה_אלגרבייה.docx
+++ b/tenders/analysis/2026-baqa-30/שאלות_פנימיות_מכרז_30-2026_באקה_אלגרבייה.docx
@@ -54,7 +54,7 @@
           <w:szCs w:val="19"/>
           <w:rtl/>
         </w:rPr>
-        <w:t xml:space="preserve">לוח זמנים: תשובות שמשפיעות על שאלות ההבהרה (משפטי, ביטוח, תנאי סף, ISO, מיקום המידע בענן) – עד 27.10.2026, כדי לשלוח הבהרות עד 29.10 (המועד האחרון: 1.11 בשעה 15:00). תשובות לתמחור – עד 5.11.2026. הגשה: 15.11.2026 בשעה 13:00.</w:t>
+        <w:t xml:space="preserve">לוח זמנים: תשובות שמשפיעות על שאלות ההבהרה (תנאי סף, ISO, מיקום המידע בענן) – עד 27.10.2026, כדי לשלוח הבהרות עד 29.10 (המועד האחרון: 1.11 בשעה 15:00). תשובות לתמחור – עד 5.11.2026. הגשה: 15.11.2026 בשעה 13:00.</w:t>
       </w:r>
     </w:p>
     <w:p>
@@ -1934,7 +1934,7 @@
                 <w:szCs w:val="21"/>
                 <w:rtl/>
               </w:rPr>
-              <w:t xml:space="preserve">משפטי ורגולציה</w:t>
+              <w:t xml:space="preserve">כספים ותמחור</w:t>
             </w:r>
           </w:p>
         </w:tc>
@@ -2009,7 +2009,7 @@
                 <w:szCs w:val="19"/>
                 <w:rtl/>
               </w:rPr>
-              <w:t xml:space="preserve">איזו ישות משפטית של HOT תגיש? האם אותה ישות מחזיקה גם ברישיון משרד התקשורת, בענן, בניסיון, במוקד, במנהל אבטחת המידע וב-ISO 27001? (תנאי סף יב': הכול במציע עצמו, לא בחברה קשורה)</w:t>
+              <w:t xml:space="preserve">מהו שיעור ההיוון ומהו המרווח המינימלי לאישור עסקה כזו?</w:t>
             </w:r>
           </w:p>
         </w:tc>
@@ -2044,7 +2044,7 @@
                 <w:szCs w:val="19"/>
                 <w:rtl/>
               </w:rPr>
-              <w:t xml:space="preserve">עמ' 3–4, תנאי סף ו', ז', יב'</w:t>
+              <w:t xml:space="preserve">עמ' 37, ס' 19–23</w:t>
             </w:r>
           </w:p>
         </w:tc>
@@ -2079,7 +2079,7 @@
                 <w:szCs w:val="19"/>
                 <w:rtl/>
               </w:rPr>
-              <w:t xml:space="preserve">אם הרכיבים מפוזרים בין ישויות – ההצעה נפסלת.</w:t>
+              <w:t xml:space="preserve">סף להחלטה.</w:t>
             </w:r>
           </w:p>
         </w:tc>
@@ -2114,7 +2114,7 @@
                 <w:szCs w:val="19"/>
                 <w:rtl/>
               </w:rPr>
-              <w:t xml:space="preserve">שאלות הבהרה 4, 5; החלטת הגשה</w:t>
+              <w:t xml:space="preserve">"הנחות" B14; החלטת הגשה</w:t>
             </w:r>
           </w:p>
         </w:tc>
@@ -2184,7 +2184,7 @@
                 <w:szCs w:val="19"/>
                 <w:rtl/>
               </w:rPr>
-              <w:t xml:space="preserve">27.10.2026</w:t>
+              <w:t xml:space="preserve">5.11.2026</w:t>
             </w:r>
           </w:p>
         </w:tc>
@@ -2259,7 +2259,7 @@
                 <w:szCs w:val="19"/>
                 <w:rtl/>
               </w:rPr>
-              <w:t xml:space="preserve">אילו רישיונות ממשרד התקשורת מחזיקה הישות המגישה (כללי מאוחד, פנים-ארצי, ספק שירות)? מי יחתום על התצהיר?</w:t>
+              <w:t xml:space="preserve">האם מאשרים מחירים נומינליים לעד 60 חודשים, בלי הצמדה? מה הנחת האינפלציה?</w:t>
             </w:r>
           </w:p>
         </w:tc>
@@ -2294,7 +2294,7 @@
                 <w:szCs w:val="19"/>
                 <w:rtl/>
               </w:rPr>
-              <w:t xml:space="preserve">עמ' 3, תנאי סף ו'</w:t>
+              <w:t xml:space="preserve">עמ' 37, ס' 21</w:t>
             </w:r>
           </w:p>
         </w:tc>
@@ -2329,7 +2329,7 @@
                 <w:szCs w:val="19"/>
                 <w:rtl/>
               </w:rPr>
-              <w:t xml:space="preserve">תנאי סף.</w:t>
+              <w:t xml:space="preserve">שחיקת מרווח באופציות.</w:t>
             </w:r>
           </w:p>
         </w:tc>
@@ -2364,7 +2364,7 @@
                 <w:szCs w:val="19"/>
                 <w:rtl/>
               </w:rPr>
-              <w:t xml:space="preserve">שאלת הבהרה 4; מסמכי ההגשה</w:t>
+              <w:t xml:space="preserve">שאלת הבהרה 27; "הנחות"</w:t>
             </w:r>
           </w:p>
         </w:tc>
@@ -2434,7 +2434,7 @@
                 <w:szCs w:val="19"/>
                 <w:rtl/>
               </w:rPr>
-              <w:t xml:space="preserve">27.10.2026</w:t>
+              <w:t xml:space="preserve">5.11.2026</w:t>
             </w:r>
           </w:p>
         </w:tc>
@@ -2509,7 +2509,7 @@
                 <w:szCs w:val="19"/>
                 <w:rtl/>
               </w:rPr>
-              <w:t xml:space="preserve">שאלון ניגוד העניינים (חלק טז') נדרש "מכל אחד מהמנהלים ומכל אחד מבעלי המניות". איך ממלאים את זה בחברה בבעלות קבוצה – מי חותם?</w:t>
+              <w:t xml:space="preserve">איך מנהלים חשיפה לדולר בחומרה וברישוי Fortinet (כ-246,500 ₪ חומרה + רישוי חודשי)?</w:t>
             </w:r>
           </w:p>
         </w:tc>
@@ -2544,7 +2544,7 @@
                 <w:szCs w:val="19"/>
                 <w:rtl/>
               </w:rPr>
-              <w:t xml:space="preserve">עמ' 40–44</w:t>
+              <w:t xml:space="preserve">Excel סעיפים 1–3, 23–28</w:t>
             </w:r>
           </w:p>
         </w:tc>
@@ -2579,7 +2579,7 @@
                 <w:szCs w:val="19"/>
                 <w:rtl/>
               </w:rPr>
-              <w:t xml:space="preserve">מסמך חובה; חוסר = פגם בהצעה.</w:t>
+              <w:t xml:space="preserve">ההזמנה יכולה להגיע חודשים אחרי ההגשה.</w:t>
             </w:r>
           </w:p>
         </w:tc>
@@ -2614,7 +2614,7 @@
                 <w:szCs w:val="19"/>
                 <w:rtl/>
               </w:rPr>
-              <w:t xml:space="preserve">מסמכי ההגשה; אפשר להוסיף שאלת הבהרה</w:t>
+              <w:t xml:space="preserve">שאלת הבהרה 27; "כתב כמויות" H4–H6, H26–H31</w:t>
             </w:r>
           </w:p>
         </w:tc>
@@ -2684,7 +2684,7 @@
                 <w:szCs w:val="19"/>
                 <w:rtl/>
               </w:rPr>
-              <w:t xml:space="preserve">27.10.2026</w:t>
+              <w:t xml:space="preserve">5.11.2026</w:t>
             </w:r>
           </w:p>
         </w:tc>
@@ -2759,7 +2759,7 @@
                 <w:szCs w:val="19"/>
                 <w:rtl/>
               </w:rPr>
-              <w:t xml:space="preserve">האם אפשר לחתום על התצהירים: העדר הרשעות (10 שנים, כולל בעלי עניין ונושאי משרה), העדר הליכים משפטיים, חוקי עבודה?</w:t>
+              <w:t xml:space="preserve">עלות ומסגרת הערבויות: הצעה 10,000 ₪ צמודה עד 15.2.2027; ביצוע 25,000 ₪ צמודה ל-13 חודשים + חידוש לאופציות.</w:t>
             </w:r>
           </w:p>
         </w:tc>
@@ -2794,7 +2794,7 @@
                 <w:szCs w:val="19"/>
                 <w:rtl/>
               </w:rPr>
-              <w:t xml:space="preserve">עמ' 28–32</w:t>
+              <w:t xml:space="preserve">עמ' 5, 10–11, 13, 27</w:t>
             </w:r>
           </w:p>
         </w:tc>
@@ -2829,7 +2829,7 @@
                 <w:szCs w:val="19"/>
                 <w:rtl/>
               </w:rPr>
-              <w:t xml:space="preserve">תצהיר כוזב = פסילה וחילוט.</w:t>
+              <w:t xml:space="preserve">תנאי להגשה (תנאי סף ח').</w:t>
             </w:r>
           </w:p>
         </w:tc>
@@ -2934,7 +2934,7 @@
                 <w:szCs w:val="19"/>
                 <w:rtl/>
               </w:rPr>
-              <w:t xml:space="preserve">27.10.2026</w:t>
+              <w:t xml:space="preserve">5.11.2026</w:t>
             </w:r>
           </w:p>
         </w:tc>
@@ -3009,7 +3009,7 @@
                 <w:szCs w:val="19"/>
                 <w:rtl/>
               </w:rPr>
-              <w:t xml:space="preserve">האם סעיף העברת 25% ממניות (עמ' 12, הסכם ס' 10) עלול לחול על שינויים בבעלות הקבוצה?</w:t>
+              <w:t xml:space="preserve">כמה סיכון פיצויים מוסכמים לתקצב לחודש? (תיקון כל תקלה תוך שעתיים; 2,000–3,500 ₪ לשעות האיחור הראשונות)</w:t>
             </w:r>
           </w:p>
         </w:tc>
@@ -3044,7 +3044,7 @@
                 <w:szCs w:val="19"/>
                 <w:rtl/>
               </w:rPr>
-              <w:t xml:space="preserve">עמ' 12; עמ' 36, ס' 10</w:t>
+              <w:t xml:space="preserve">עמ' 38, ס' 38–39</w:t>
             </w:r>
           </w:p>
         </w:tc>
@@ -3079,7 +3079,7 @@
                 <w:szCs w:val="19"/>
                 <w:rtl/>
               </w:rPr>
-              <w:t xml:space="preserve">הפרה יסודית ושלילת תמורה.</w:t>
+              <w:t xml:space="preserve">הסיכון הכספי הגדול במכרז.</w:t>
             </w:r>
           </w:p>
         </w:tc>
@@ -3114,7 +3114,7 @@
                 <w:szCs w:val="19"/>
                 <w:rtl/>
               </w:rPr>
-              <w:t xml:space="preserve">שאלת הבהרה (אם נדרש)</w:t>
+              <w:t xml:space="preserve">"הנחות" B17</w:t>
             </w:r>
           </w:p>
         </w:tc>
@@ -3184,7 +3184,7 @@
                 <w:szCs w:val="19"/>
                 <w:rtl/>
               </w:rPr>
-              <w:t xml:space="preserve">27.10.2026</w:t>
+              <w:t xml:space="preserve">5.11.2026</w:t>
             </w:r>
           </w:p>
         </w:tc>
@@ -3259,7 +3259,7 @@
                 <w:szCs w:val="19"/>
                 <w:rtl/>
               </w:rPr>
-              <w:t xml:space="preserve">מה התקרה המקובלת עלינו לאחריות ושיפוי (חלק ד' – אחריות בלתי מוגבלת, נזק עקיף) ולפיצויים המוסכמים (2,000 ₪ לשעה, בלי תקרה)?</w:t>
+              <w:t xml:space="preserve">האם מאשרים מימון חומרה מראש (חשיפת מזומנים כ-310,000 ₪) עם תשלום שוטף + 30 מאישור החשבון?</w:t>
             </w:r>
           </w:p>
         </w:tc>
@@ -3294,7 +3294,7 @@
                 <w:szCs w:val="19"/>
                 <w:rtl/>
               </w:rPr>
-              <w:t xml:space="preserve">עמ' 14; עמ' 38, ס' 38–39</w:t>
+              <w:t xml:space="preserve">עמ' 37, ס' 20</w:t>
             </w:r>
           </w:p>
         </w:tc>
@@ -3329,7 +3329,7 @@
                 <w:szCs w:val="19"/>
                 <w:rtl/>
               </w:rPr>
-              <w:t xml:space="preserve">חשיפה ללא תקרה.</w:t>
+              <w:t xml:space="preserve">תזרים.</w:t>
             </w:r>
           </w:p>
         </w:tc>
@@ -3364,7 +3364,7 @@
                 <w:szCs w:val="19"/>
                 <w:rtl/>
               </w:rPr>
-              <w:t xml:space="preserve">שאלות הבהרה 11, 21; "הנחות" B17</w:t>
+              <w:t xml:space="preserve">"תזרים" C4; "הנחות" B13</w:t>
             </w:r>
           </w:p>
         </w:tc>
@@ -3434,7 +3434,7 @@
                 <w:szCs w:val="19"/>
                 <w:rtl/>
               </w:rPr>
-              <w:t xml:space="preserve">27.10.2026</w:t>
+              <w:t xml:space="preserve">5.11.2026</w:t>
             </w:r>
           </w:p>
         </w:tc>
@@ -3509,7 +3509,7 @@
                 <w:szCs w:val="19"/>
                 <w:rtl/>
               </w:rPr>
-              <w:t xml:space="preserve">האם אפשר להתחייב לנספח הפרטיות, ל-DPA ול-NDA כנוסחם: מידע בישראל בלבד, ביקורת העירייה במתקנים שלנו, העברת כל המידע תוך 48 שעות, ביעור תוך 90 יום עם אישור CISO, איסור ספקי משנה בלי אישור?</w:t>
+              <w:t xml:space="preserve">רו"ח/כספים: אישור על העסקת מנהל אבטחת מידע (שם, צורת העסקה, תאריך תחילה) + אישורי ניהול ספרים וניכוי מס במקור על שם הישות המגישה.</w:t>
             </w:r>
           </w:p>
         </w:tc>
@@ -3544,7 +3544,7 @@
                 <w:szCs w:val="19"/>
                 <w:rtl/>
               </w:rPr>
-              <w:t xml:space="preserve">עמ' 22; עמ' 46–58</w:t>
+              <w:t xml:space="preserve">עמ' 4, תנאי סף י'; עמ' 5, סעיף 2</w:t>
             </w:r>
           </w:p>
         </w:tc>
@@ -3579,7 +3579,7 @@
                 <w:szCs w:val="19"/>
                 <w:rtl/>
               </w:rPr>
-              <w:t xml:space="preserve">נספח הפרטיות גובר על החוזה בכל סתירה.</w:t>
+              <w:t xml:space="preserve">תנאי סף.</w:t>
             </w:r>
           </w:p>
         </w:tc>
@@ -3614,7 +3614,7 @@
                 <w:szCs w:val="19"/>
                 <w:rtl/>
               </w:rPr>
-              <w:t xml:space="preserve">שאלות הבהרה 16, 29; החלטת הגשה</w:t>
+              <w:t xml:space="preserve">מסמכי ההגשה; שאלת הבהרה 5</w:t>
             </w:r>
           </w:p>
         </w:tc>
@@ -3684,7 +3684,7 @@
                 <w:szCs w:val="19"/>
                 <w:rtl/>
               </w:rPr>
-              <w:t xml:space="preserve">27.10.2026</w:t>
+              <w:t xml:space="preserve">5.11.2026</w:t>
             </w:r>
           </w:p>
         </w:tc>
@@ -3723,7 +3723,7 @@
                 <w:szCs w:val="21"/>
                 <w:rtl/>
               </w:rPr>
-              <w:t xml:space="preserve">ביטוח</w:t>
+              <w:t xml:space="preserve">הנדסת רשת – קווי תקשורת</w:t>
             </w:r>
           </w:p>
         </w:tc>
@@ -3798,7 +3798,7 @@
                 <w:szCs w:val="19"/>
                 <w:rtl/>
               </w:rPr>
-              <w:t xml:space="preserve">האם המבטח יחתום על אישור קיום הביטוחים כנוסחו: צד ג' 1M, חבות מעבידים 6M/20M, אחריות מקצועית 2M, חבות מוצר 2M, קוד שירות 043, הודעה 30 יום מראש על ביטול?</w:t>
+              <w:t xml:space="preserve">האם יש תשתית סיב/מטרו של HOT למבני העירייה בבאקה (מבנה ראשי, הנדסה, רישוי עסקים, חינוך, מוקד) ולאתרים הקטנים? מה זמן ההקמה?</w:t>
             </w:r>
           </w:p>
         </w:tc>
@@ -3833,7 +3833,7 @@
                 <w:szCs w:val="19"/>
                 <w:rtl/>
               </w:rPr>
-              <w:t xml:space="preserve">עמ' 14–15, נספח ד'1</w:t>
+              <w:t xml:space="preserve">עמ' 16, 19 (סעיף 5.3); Excel סעיפים 10–22</w:t>
             </w:r>
           </w:p>
         </w:tc>
@@ -3868,7 +3868,7 @@
                 <w:szCs w:val="19"/>
                 <w:rtl/>
               </w:rPr>
-              <w:t xml:space="preserve">ההתחייבות נחתמת בהגשה; האישור – תנאי לחתימת חוזה.</w:t>
+              <w:t xml:space="preserve">ליבת הרווח של HOT במכרז.</w:t>
             </w:r>
           </w:p>
         </w:tc>
@@ -3903,7 +3903,7 @@
                 <w:szCs w:val="19"/>
                 <w:rtl/>
               </w:rPr>
-              <w:t xml:space="preserve">מסמכי ההגשה; שאלת הבהרה (אם יש הסתייגות)</w:t>
+              <w:t xml:space="preserve">"כתב כמויות" H13–H25; שאלת הבהרה 13</w:t>
             </w:r>
           </w:p>
         </w:tc>
@@ -3973,7 +3973,7 @@
                 <w:szCs w:val="19"/>
                 <w:rtl/>
               </w:rPr>
-              <w:t xml:space="preserve">27.10.2026</w:t>
+              <w:t xml:space="preserve">5.11.2026</w:t>
             </w:r>
           </w:p>
         </w:tc>
@@ -4048,7 +4048,7 @@
                 <w:szCs w:val="19"/>
                 <w:rtl/>
               </w:rPr>
-              <w:t xml:space="preserve">האם יועץ הביטוח רוצה להוסיף שאלות הבהרה (הגבלת אחריות, ביטוחי העירייה, ביטוח סייבר)? נדרש עד 27.10.</w:t>
+              <w:t xml:space="preserve">מה העלות החודשית לכל סוג קו: מטרו 150/200/300M, P2P 150/200M, תמסורת 1G, GPON 500/1000M, אינטרנט 500/100M, Private Profile?</w:t>
             </w:r>
           </w:p>
         </w:tc>
@@ -4083,7 +4083,7 @@
                 <w:szCs w:val="19"/>
                 <w:rtl/>
               </w:rPr>
-              <w:t xml:space="preserve">עמ' 14–15</w:t>
+              <w:t xml:space="preserve">Excel סעיפים 10–22</w:t>
             </w:r>
           </w:p>
         </w:tc>
@@ -4118,7 +4118,7 @@
                 <w:szCs w:val="19"/>
                 <w:rtl/>
               </w:rPr>
-              <w:t xml:space="preserve">מועד אחרון לשאלות: 1.11.</w:t>
+              <w:t xml:space="preserve">מרווח לכל סעיף.</w:t>
             </w:r>
           </w:p>
         </w:tc>
@@ -4153,7 +4153,7 @@
                 <w:szCs w:val="19"/>
                 <w:rtl/>
               </w:rPr>
-              <w:t xml:space="preserve">קובץ שאלות ההבהרה</w:t>
+              <w:t xml:space="preserve">"כתב כמויות" H13–H25</w:t>
             </w:r>
           </w:p>
         </w:tc>
@@ -4223,46 +4223,7 @@
                 <w:szCs w:val="19"/>
                 <w:rtl/>
               </w:rPr>
-              <w:t xml:space="preserve">27.10.2026</w:t>
-            </w:r>
-          </w:p>
-        </w:tc>
-      </w:tr>
-      <w:tr>
-        <w:tc>
-          <w:tcPr>
-            <w:tcW w:type="dxa" w:w="14838"/>
-            <w:gridSpan w:val="7"/>
-            <w:tcBorders>
-              <w:top w:val="single" w:color="808080" w:sz="4"/>
-              <w:left w:val="single" w:color="808080" w:sz="4"/>
-              <w:bottom w:val="single" w:color="808080" w:sz="4"/>
-              <w:right w:val="single" w:color="808080" w:sz="4"/>
-            </w:tcBorders>
-            <w:shd w:fill="D9E2F3" w:color="auto" w:val="clear"/>
-            <w:tcMar>
-              <w:top w:type="dxa" w:w="50"/>
-              <w:left w:type="dxa" w:w="90"/>
-              <w:bottom w:type="dxa" w:w="50"/>
-              <w:right w:type="dxa" w:w="90"/>
-            </w:tcMar>
-          </w:tcPr>
-          <w:p>
-            <w:pPr>
-              <w:bidi/>
-              <w:spacing w:after="40"/>
-              <w:jc w:val="right"/>
-            </w:pPr>
-            <w:r>
-              <w:rPr>
-                <w:rFonts w:ascii="Arial" w:cs="Arial" w:eastAsia="Arial" w:hAnsi="Arial"/>
-                <w:b/>
-                <w:bCs/>
-                <w:sz w:val="21"/>
-                <w:szCs w:val="21"/>
-                <w:rtl/>
-              </w:rPr>
-              <w:t xml:space="preserve">כספים ותמחור</w:t>
+              <w:t xml:space="preserve">5.11.2026</w:t>
             </w:r>
           </w:p>
         </w:tc>
@@ -4337,7 +4298,7 @@
                 <w:szCs w:val="19"/>
                 <w:rtl/>
               </w:rPr>
-              <w:t xml:space="preserve">מהו שיעור ההיוון ומהו המרווח המינימלי לאישור עסקה כזו?</w:t>
+              <w:t xml:space="preserve">פתרון חלופי לתקלה בקו תוך שעתיים – גיבוי סלולרי? כמה עולה לאתר?</w:t>
             </w:r>
           </w:p>
         </w:tc>
@@ -4372,7 +4333,7 @@
                 <w:szCs w:val="19"/>
                 <w:rtl/>
               </w:rPr>
-              <w:t xml:space="preserve">עמ' 37, ס' 19–23</w:t>
+              <w:t xml:space="preserve">Excel – הערה "תקלה בקווי תקשורת"; עמ' 21 (P1)</w:t>
             </w:r>
           </w:p>
         </w:tc>
@@ -4407,7 +4368,7 @@
                 <w:szCs w:val="19"/>
                 <w:rtl/>
               </w:rPr>
-              <w:t xml:space="preserve">סף להחלטה.</w:t>
+              <w:t xml:space="preserve">עלות נסתרת בכל אתר.</w:t>
             </w:r>
           </w:p>
         </w:tc>
@@ -4442,7 +4403,7 @@
                 <w:szCs w:val="19"/>
                 <w:rtl/>
               </w:rPr>
-              <w:t xml:space="preserve">"הנחות" B14; החלטת הגשה</w:t>
+              <w:t xml:space="preserve">שאלת הבהרה 34; "כתב כמויות" עמודה H</w:t>
             </w:r>
           </w:p>
         </w:tc>
@@ -4587,7 +4548,7 @@
                 <w:szCs w:val="19"/>
                 <w:rtl/>
               </w:rPr>
-              <w:t xml:space="preserve">האם מאשרים מחירים נומינליים לעד 60 חודשים, בלי הצמדה? מה הנחת האינפלציה?</w:t>
+              <w:t xml:space="preserve">עלות חיבור המבנים העתידיים (מרכז צעירים, ספרייה, רב-תכליתי, היכל תרבות, פלנטריום, ספורט)?</w:t>
             </w:r>
           </w:p>
         </w:tc>
@@ -4622,7 +4583,7 @@
                 <w:szCs w:val="19"/>
                 <w:rtl/>
               </w:rPr>
-              <w:t xml:space="preserve">עמ' 37, ס' 21</w:t>
+              <w:t xml:space="preserve">עמ' 16, מבנים עתידיים</w:t>
             </w:r>
           </w:p>
         </w:tc>
@@ -4657,7 +4618,7 @@
                 <w:szCs w:val="19"/>
                 <w:rtl/>
               </w:rPr>
-              <w:t xml:space="preserve">שחיקת מרווח באופציות.</w:t>
+              <w:t xml:space="preserve">ייתכן שאינם בכמויות.</w:t>
             </w:r>
           </w:p>
         </w:tc>
@@ -4692,7 +4653,7 @@
                 <w:szCs w:val="19"/>
                 <w:rtl/>
               </w:rPr>
-              <w:t xml:space="preserve">שאלת הבהרה 27; "הנחות"</w:t>
+              <w:t xml:space="preserve">שאלת הבהרה 13</w:t>
             </w:r>
           </w:p>
         </w:tc>
@@ -4837,7 +4798,7 @@
                 <w:szCs w:val="19"/>
                 <w:rtl/>
               </w:rPr>
-              <w:t xml:space="preserve">איך מנהלים חשיפה לדולר בחומרה וברישוי Fortinet (כ-246,500 ₪ חומרה + רישוי חודשי)?</w:t>
+              <w:t xml:space="preserve">האם נוכל לבצע סקר אתרים לפני 15.11?</w:t>
             </w:r>
           </w:p>
         </w:tc>
@@ -4872,7 +4833,7 @@
                 <w:szCs w:val="19"/>
                 <w:rtl/>
               </w:rPr>
-              <w:t xml:space="preserve">Excel סעיפים 1–3, 23–28</w:t>
+              <w:t xml:space="preserve">עמ' 21, סעיף 7.1</w:t>
             </w:r>
           </w:p>
         </w:tc>
@@ -4907,7 +4868,7 @@
                 <w:szCs w:val="19"/>
                 <w:rtl/>
               </w:rPr>
-              <w:t xml:space="preserve">ההזמנה יכולה להגיע חודשים אחרי ההגשה.</w:t>
+              <w:t xml:space="preserve">דיוק בכמויות ובעלויות.</w:t>
             </w:r>
           </w:p>
         </w:tc>
@@ -4942,7 +4903,7 @@
                 <w:szCs w:val="19"/>
                 <w:rtl/>
               </w:rPr>
-              <w:t xml:space="preserve">שאלת הבהרה 27; "כתב כמויות" H4–H6, H26–H31</w:t>
+              <w:t xml:space="preserve">שאלת הבהרה 7</w:t>
             </w:r>
           </w:p>
         </w:tc>
@@ -5013,6 +4974,45 @@
                 <w:rtl/>
               </w:rPr>
               <w:t xml:space="preserve">5.11.2026</w:t>
+            </w:r>
+          </w:p>
+        </w:tc>
+      </w:tr>
+      <w:tr>
+        <w:tc>
+          <w:tcPr>
+            <w:tcW w:type="dxa" w:w="14838"/>
+            <w:gridSpan w:val="7"/>
+            <w:tcBorders>
+              <w:top w:val="single" w:color="808080" w:sz="4"/>
+              <w:left w:val="single" w:color="808080" w:sz="4"/>
+              <w:bottom w:val="single" w:color="808080" w:sz="4"/>
+              <w:right w:val="single" w:color="808080" w:sz="4"/>
+            </w:tcBorders>
+            <w:shd w:fill="D9E2F3" w:color="auto" w:val="clear"/>
+            <w:tcMar>
+              <w:top w:type="dxa" w:w="50"/>
+              <w:left w:type="dxa" w:w="90"/>
+              <w:bottom w:type="dxa" w:w="50"/>
+              <w:right w:type="dxa" w:w="90"/>
+            </w:tcMar>
+          </w:tcPr>
+          <w:p>
+            <w:pPr>
+              <w:bidi/>
+              <w:spacing w:after="40"/>
+              <w:jc w:val="right"/>
+            </w:pPr>
+            <w:r>
+              <w:rPr>
+                <w:rFonts w:ascii="Arial" w:cs="Arial" w:eastAsia="Arial" w:hAnsi="Arial"/>
+                <w:b/>
+                <w:bCs/>
+                <w:sz w:val="21"/>
+                <w:szCs w:val="21"/>
+                <w:rtl/>
+              </w:rPr>
+              <w:t xml:space="preserve">טלפוניה ו-Contact Center</w:t>
             </w:r>
           </w:p>
         </w:tc>
@@ -5087,7 +5087,7 @@
                 <w:szCs w:val="19"/>
                 <w:rtl/>
               </w:rPr>
-              <w:t xml:space="preserve">עלות ומסגרת הערבויות: הצעה 10,000 ₪ צמודה עד 15.2.2027; ביצוע 25,000 ₪ צמודה ל-13 חודשים + חידוש לאופציות.</w:t>
+              <w:t xml:space="preserve">האם המרכזייה בענן של HOT עונה על סעיף 3.1: שתי חוות Active-Active/Passive, Auto Provisioning ל-Yealink, 200 שלוחות, IVR, הקלטה, ועידה, Softphone? מה העלות החודשית כולל 10,000 דקות?</w:t>
             </w:r>
           </w:p>
         </w:tc>
@@ -5122,7 +5122,7 @@
                 <w:szCs w:val="19"/>
                 <w:rtl/>
               </w:rPr>
-              <w:t xml:space="preserve">עמ' 5, 10–11, 13, 27</w:t>
+              <w:t xml:space="preserve">עמ' 17, סעיף 3.1; Excel סעיף 4</w:t>
             </w:r>
           </w:p>
         </w:tc>
@@ -5157,7 +5157,7 @@
                 <w:szCs w:val="19"/>
                 <w:rtl/>
               </w:rPr>
-              <w:t xml:space="preserve">תנאי להגשה (תנאי סף ח').</w:t>
+              <w:t xml:space="preserve">מחיר מרבי 3,500 ₪ לחודש.</w:t>
             </w:r>
           </w:p>
         </w:tc>
@@ -5192,7 +5192,7 @@
                 <w:szCs w:val="19"/>
                 <w:rtl/>
               </w:rPr>
-              <w:t xml:space="preserve">מסמכי ההגשה</w:t>
+              <w:t xml:space="preserve">"כתב כמויות" H7; שאלת הבהרה 14</w:t>
             </w:r>
           </w:p>
         </w:tc>
@@ -5337,7 +5337,7 @@
                 <w:szCs w:val="19"/>
                 <w:rtl/>
               </w:rPr>
-              <w:t xml:space="preserve">כמה סיכון פיצויים מוסכמים לתקצב לחודש? (תיקון כל תקלה תוך שעתיים; 2,000–3,500 ₪ לשעות האיחור הראשונות)</w:t>
+              <w:t xml:space="preserve">האם יש לנו Contact Center עם ניתוב חכם לפי שפה/נושא, IVR רב-שכבתי, Live Chat לאתר ודוחות בזמן אמת? מה תוספת העלות לנציג?</w:t>
             </w:r>
           </w:p>
         </w:tc>
@@ -5372,7 +5372,7 @@
                 <w:szCs w:val="19"/>
                 <w:rtl/>
               </w:rPr>
-              <w:t xml:space="preserve">עמ' 38, ס' 38–39</w:t>
+              <w:t xml:space="preserve">עמ' 17, סעיף 3.2</w:t>
             </w:r>
           </w:p>
         </w:tc>
@@ -5407,7 +5407,7 @@
                 <w:szCs w:val="19"/>
                 <w:rtl/>
               </w:rPr>
-              <w:t xml:space="preserve">הסיכון הכספי הגדול במכרז.</w:t>
+              <w:t xml:space="preserve">ייתכן שכלול ב-3,500 ₪ החודשיים.</w:t>
             </w:r>
           </w:p>
         </w:tc>
@@ -5442,7 +5442,7 @@
                 <w:szCs w:val="19"/>
                 <w:rtl/>
               </w:rPr>
-              <w:t xml:space="preserve">"הנחות" B17</w:t>
+              <w:t xml:space="preserve">שאלת הבהרה 15; "כתב כמויות" H7</w:t>
             </w:r>
           </w:p>
         </w:tc>
@@ -5587,7 +5587,7 @@
                 <w:szCs w:val="19"/>
                 <w:rtl/>
               </w:rPr>
-              <w:t xml:space="preserve">האם מאשרים מימון חומרה מראש (חשיפת מזומנים כ-310,000 ₪) עם תשלום שוטף + 30 מאישור החשבון?</w:t>
+              <w:t xml:space="preserve">האם יש ממשק ל-CRM עירוני ול-Microsoft 365 (דואר קולי למייל, Teams)? עלות פיתוח/התאמה?</w:t>
             </w:r>
           </w:p>
         </w:tc>
@@ -5622,7 +5622,7 @@
                 <w:szCs w:val="19"/>
                 <w:rtl/>
               </w:rPr>
-              <w:t xml:space="preserve">עמ' 37, ס' 20</w:t>
+              <w:t xml:space="preserve">עמ' 17, סעיף 3.1</w:t>
             </w:r>
           </w:p>
         </w:tc>
@@ -5657,7 +5657,7 @@
                 <w:szCs w:val="19"/>
                 <w:rtl/>
               </w:rPr>
-              <w:t xml:space="preserve">תזרים.</w:t>
+              <w:t xml:space="preserve">דרישת חובה במפרט.</w:t>
             </w:r>
           </w:p>
         </w:tc>
@@ -5692,7 +5692,7 @@
                 <w:szCs w:val="19"/>
                 <w:rtl/>
               </w:rPr>
-              <w:t xml:space="preserve">"תזרים" C4; "הנחות" B13</w:t>
+              <w:t xml:space="preserve">שאלת הבהרה 14</w:t>
             </w:r>
           </w:p>
         </w:tc>
@@ -5837,7 +5837,7 @@
                 <w:szCs w:val="19"/>
                 <w:rtl/>
               </w:rPr>
-              <w:t xml:space="preserve">רו"ח/כספים: אישור על העסקת מנהל אבטחת מידע (שם, צורת העסקה, תאריך תחילה) + אישורי ניהול ספרים וניכוי מס במקור על שם הישות המגישה.</w:t>
+              <w:t xml:space="preserve">עלות המספר המקוצר 2037* וניוד טווח המספרים מהספק הנוכחי.</w:t>
             </w:r>
           </w:p>
         </w:tc>
@@ -5872,7 +5872,7 @@
                 <w:szCs w:val="19"/>
                 <w:rtl/>
               </w:rPr>
-              <w:t xml:space="preserve">עמ' 4, תנאי סף י'; עמ' 5, סעיף 2</w:t>
+              <w:t xml:space="preserve">Excel סעיף 4</w:t>
             </w:r>
           </w:p>
         </w:tc>
@@ -5907,7 +5907,7 @@
                 <w:szCs w:val="19"/>
                 <w:rtl/>
               </w:rPr>
-              <w:t xml:space="preserve">תנאי סף.</w:t>
+              <w:t xml:space="preserve">עלות לא ידועה.</w:t>
             </w:r>
           </w:p>
         </w:tc>
@@ -5942,7 +5942,7 @@
                 <w:szCs w:val="19"/>
                 <w:rtl/>
               </w:rPr>
-              <w:t xml:space="preserve">מסמכי ההגשה; שאלת הבהרה 5</w:t>
+              <w:t xml:space="preserve">"כתב כמויות" H7</w:t>
             </w:r>
           </w:p>
         </w:tc>
@@ -6013,45 +6013,6 @@
                 <w:rtl/>
               </w:rPr>
               <w:t xml:space="preserve">5.11.2026</w:t>
-            </w:r>
-          </w:p>
-        </w:tc>
-      </w:tr>
-      <w:tr>
-        <w:tc>
-          <w:tcPr>
-            <w:tcW w:type="dxa" w:w="14838"/>
-            <w:gridSpan w:val="7"/>
-            <w:tcBorders>
-              <w:top w:val="single" w:color="808080" w:sz="4"/>
-              <w:left w:val="single" w:color="808080" w:sz="4"/>
-              <w:bottom w:val="single" w:color="808080" w:sz="4"/>
-              <w:right w:val="single" w:color="808080" w:sz="4"/>
-            </w:tcBorders>
-            <w:shd w:fill="D9E2F3" w:color="auto" w:val="clear"/>
-            <w:tcMar>
-              <w:top w:type="dxa" w:w="50"/>
-              <w:left w:type="dxa" w:w="90"/>
-              <w:bottom w:type="dxa" w:w="50"/>
-              <w:right w:type="dxa" w:w="90"/>
-            </w:tcMar>
-          </w:tcPr>
-          <w:p>
-            <w:pPr>
-              <w:bidi/>
-              <w:spacing w:after="40"/>
-              <w:jc w:val="right"/>
-            </w:pPr>
-            <w:r>
-              <w:rPr>
-                <w:rFonts w:ascii="Arial" w:cs="Arial" w:eastAsia="Arial" w:hAnsi="Arial"/>
-                <w:b/>
-                <w:bCs/>
-                <w:sz w:val="21"/>
-                <w:szCs w:val="21"/>
-                <w:rtl/>
-              </w:rPr>
-              <w:t xml:space="preserve">הנדסת רשת – קווי תקשורת</w:t>
             </w:r>
           </w:p>
         </w:tc>
@@ -6126,7 +6087,7 @@
                 <w:szCs w:val="19"/>
                 <w:rtl/>
               </w:rPr>
-              <w:t xml:space="preserve">האם יש תשתית סיב/מטרו של HOT למבני העירייה בבאקה (מבנה ראשי, הנדסה, רישוי עסקים, חינוך, מוקד) ולאתרים הקטנים? מה זמן ההקמה?</w:t>
+              <w:t xml:space="preserve">איפה נשמרות ההקלטות, האם מוצפנות ב-AES-256, ולכמה זמן?</w:t>
             </w:r>
           </w:p>
         </w:tc>
@@ -6161,7 +6122,7 @@
                 <w:szCs w:val="19"/>
                 <w:rtl/>
               </w:rPr>
-              <w:t xml:space="preserve">עמ' 16, 19 (סעיף 5.3); Excel סעיפים 10–22</w:t>
+              <w:t xml:space="preserve">עמ' 50–51, נספח פרטיות 2.3, 3א.3</w:t>
             </w:r>
           </w:p>
         </w:tc>
@@ -6196,7 +6157,7 @@
                 <w:szCs w:val="19"/>
                 <w:rtl/>
               </w:rPr>
-              <w:t xml:space="preserve">ליבת הרווח של HOT במכרז.</w:t>
+              <w:t xml:space="preserve">מידע בישראל בלבד.</w:t>
             </w:r>
           </w:p>
         </w:tc>
@@ -6231,7 +6192,7 @@
                 <w:szCs w:val="19"/>
                 <w:rtl/>
               </w:rPr>
-              <w:t xml:space="preserve">"כתב כמויות" H13–H25; שאלת הבהרה 13</w:t>
+              <w:t xml:space="preserve">שאלת הבהרה 15</w:t>
             </w:r>
           </w:p>
         </w:tc>
@@ -6302,6 +6263,45 @@
                 <w:rtl/>
               </w:rPr>
               <w:t xml:space="preserve">5.11.2026</w:t>
+            </w:r>
+          </w:p>
+        </w:tc>
+      </w:tr>
+      <w:tr>
+        <w:tc>
+          <w:tcPr>
+            <w:tcW w:type="dxa" w:w="14838"/>
+            <w:gridSpan w:val="7"/>
+            <w:tcBorders>
+              <w:top w:val="single" w:color="808080" w:sz="4"/>
+              <w:left w:val="single" w:color="808080" w:sz="4"/>
+              <w:bottom w:val="single" w:color="808080" w:sz="4"/>
+              <w:right w:val="single" w:color="808080" w:sz="4"/>
+            </w:tcBorders>
+            <w:shd w:fill="D9E2F3" w:color="auto" w:val="clear"/>
+            <w:tcMar>
+              <w:top w:type="dxa" w:w="50"/>
+              <w:left w:type="dxa" w:w="90"/>
+              <w:bottom w:type="dxa" w:w="50"/>
+              <w:right w:type="dxa" w:w="90"/>
+            </w:tcMar>
+          </w:tcPr>
+          <w:p>
+            <w:pPr>
+              <w:bidi/>
+              <w:spacing w:after="40"/>
+              <w:jc w:val="right"/>
+            </w:pPr>
+            <w:r>
+              <w:rPr>
+                <w:rFonts w:ascii="Arial" w:cs="Arial" w:eastAsia="Arial" w:hAnsi="Arial"/>
+                <w:b/>
+                <w:bCs/>
+                <w:sz w:val="21"/>
+                <w:szCs w:val="21"/>
+                <w:rtl/>
+              </w:rPr>
+              <w:t xml:space="preserve">אבטחת מידע, Fortinet ו-ISO</w:t>
             </w:r>
           </w:p>
         </w:tc>
@@ -6376,7 +6376,7 @@
                 <w:szCs w:val="19"/>
                 <w:rtl/>
               </w:rPr>
-              <w:t xml:space="preserve">מה העלות החודשית לכל סוג קו: מטרו 150/200/300M, P2P 150/200M, תמסורת 1G, GPON 500/1000M, אינטרנט 500/100M, Private Profile?</w:t>
+              <w:t xml:space="preserve">מהם מחירי המפיץ שלנו לרישוי FortiNAC/FortiAnalyzer/FortiManager Cloud ולחומרה (FS-124F/148F-FPOE, FG-51G/71G/121G, FortiAP 231G עם 3 שנות UTM)?</w:t>
             </w:r>
           </w:p>
         </w:tc>
@@ -6411,7 +6411,7 @@
                 <w:szCs w:val="19"/>
                 <w:rtl/>
               </w:rPr>
-              <w:t xml:space="preserve">Excel סעיפים 10–22</w:t>
+              <w:t xml:space="preserve">Excel סעיפים 1–3, 23–28</w:t>
             </w:r>
           </w:p>
         </w:tc>
@@ -6446,7 +6446,7 @@
                 <w:szCs w:val="19"/>
                 <w:rtl/>
               </w:rPr>
-              <w:t xml:space="preserve">מרווח לכל סעיף.</w:t>
+              <w:t xml:space="preserve">חומרה מתחת לעלות = הפסד בטוח (FortiAP במחיר מרבי 1,200 ₪).</w:t>
             </w:r>
           </w:p>
         </w:tc>
@@ -6481,7 +6481,7 @@
                 <w:szCs w:val="19"/>
                 <w:rtl/>
               </w:rPr>
-              <w:t xml:space="preserve">"כתב כמויות" H13–H25</w:t>
+              <w:t xml:space="preserve">"כתב כמויות" H4–H6, H26–H31; שאלת הבהרה 38</w:t>
             </w:r>
           </w:p>
         </w:tc>
@@ -6551,7 +6551,7 @@
                 <w:szCs w:val="19"/>
                 <w:rtl/>
               </w:rPr>
-              <w:t xml:space="preserve">5.11.2026</w:t>
+              <w:t xml:space="preserve">ISO ו-Region: 27.10 | מחירים: 5.11</w:t>
             </w:r>
           </w:p>
         </w:tc>
@@ -6626,7 +6626,7 @@
                 <w:szCs w:val="19"/>
                 <w:rtl/>
               </w:rPr>
-              <w:t xml:space="preserve">פתרון חלופי לתקלה בקו תוך שעתיים – גיבוי סלולרי? כמה עולה לאתר?</w:t>
+              <w:t xml:space="preserve">באיזה אזור (Region) מאוחסנים FortiCloud ו-Sandbox? אם לא בישראל – האם נוכל להציע FortiNAC/Analyzer/Manager כ-VM בענן שלנו?</w:t>
             </w:r>
           </w:p>
         </w:tc>
@@ -6661,7 +6661,7 @@
                 <w:szCs w:val="19"/>
                 <w:rtl/>
               </w:rPr>
-              <w:t xml:space="preserve">Excel – הערה "תקלה בקווי תקשורת"; עמ' 21 (P1)</w:t>
+              <w:t xml:space="preserve">עמ' 18 (4.1); עמ' 51 (3א.3)</w:t>
             </w:r>
           </w:p>
         </w:tc>
@@ -6696,7 +6696,7 @@
                 <w:szCs w:val="19"/>
                 <w:rtl/>
               </w:rPr>
-              <w:t xml:space="preserve">עלות נסתרת בכל אתר.</w:t>
+              <w:t xml:space="preserve">נספח הפרטיות אוסר עיבוד מחוץ לישראל בלי אישור.</w:t>
             </w:r>
           </w:p>
         </w:tc>
@@ -6731,7 +6731,7 @@
                 <w:szCs w:val="19"/>
                 <w:rtl/>
               </w:rPr>
-              <w:t xml:space="preserve">שאלת הבהרה 34; "כתב כמויות" עמודה H</w:t>
+              <w:t xml:space="preserve">שאלת הבהרה 16</w:t>
             </w:r>
           </w:p>
         </w:tc>
@@ -6801,7 +6801,7 @@
                 <w:szCs w:val="19"/>
                 <w:rtl/>
               </w:rPr>
-              <w:t xml:space="preserve">5.11.2026</w:t>
+              <w:t xml:space="preserve">ISO ו-Region: 27.10 | מחירים: 5.11</w:t>
             </w:r>
           </w:p>
         </w:tc>
@@ -6876,7 +6876,7 @@
                 <w:szCs w:val="19"/>
                 <w:rtl/>
               </w:rPr>
-              <w:t xml:space="preserve">עלות חיבור המבנים העתידיים (מרכז צעירים, ספרייה, רב-תכליתי, היכל תרבות, פלנטריום, ספורט)?</w:t>
+              <w:t xml:space="preserve">ISO 27001: על איזו ישות משפטית רשומה התעודה, והאם ההיקף כולל קווים, מרכזייה בענן ו-NOC? האם יש תעודה בתוקף ב-2024/2025?</w:t>
             </w:r>
           </w:p>
         </w:tc>
@@ -6911,7 +6911,7 @@
                 <w:szCs w:val="19"/>
                 <w:rtl/>
               </w:rPr>
-              <w:t xml:space="preserve">עמ' 16, מבנים עתידיים</w:t>
+              <w:t xml:space="preserve">עמ' 8 (ניקוד ISO); company-profile.md</w:t>
             </w:r>
           </w:p>
         </w:tc>
@@ -6946,7 +6946,7 @@
                 <w:szCs w:val="19"/>
                 <w:rtl/>
               </w:rPr>
-              <w:t xml:space="preserve">ייתכן שאינם בכמויות.</w:t>
+              <w:t xml:space="preserve">5 נקודות איכות; תנאי סף יב'.</w:t>
             </w:r>
           </w:p>
         </w:tc>
@@ -6981,7 +6981,7 @@
                 <w:szCs w:val="19"/>
                 <w:rtl/>
               </w:rPr>
-              <w:t xml:space="preserve">שאלת הבהרה 13</w:t>
+              <w:t xml:space="preserve">"סיכום והשוואה" C31; שאלת הבהרה 10</w:t>
             </w:r>
           </w:p>
         </w:tc>
@@ -7051,7 +7051,7 @@
                 <w:szCs w:val="19"/>
                 <w:rtl/>
               </w:rPr>
-              <w:t xml:space="preserve">5.11.2026</w:t>
+              <w:t xml:space="preserve">ISO ו-Region: 27.10 | מחירים: 5.11</w:t>
             </w:r>
           </w:p>
         </w:tc>
@@ -7126,7 +7126,7 @@
                 <w:szCs w:val="19"/>
                 <w:rtl/>
               </w:rPr>
-              <w:t xml:space="preserve">האם נוכל לבצע סקר אתרים לפני 15.11?</w:t>
+              <w:t xml:space="preserve">ISO 9001: מה המועד הצפוי לתעודה? האם לחברה בקבוצה יש 9001 בתוקף?</w:t>
             </w:r>
           </w:p>
         </w:tc>
@@ -7161,7 +7161,7 @@
                 <w:szCs w:val="19"/>
                 <w:rtl/>
               </w:rPr>
-              <w:t xml:space="preserve">עמ' 21, סעיף 7.1</w:t>
+              <w:t xml:space="preserve">עמ' 8</w:t>
             </w:r>
           </w:p>
         </w:tc>
@@ -7196,7 +7196,7 @@
                 <w:szCs w:val="19"/>
                 <w:rtl/>
               </w:rPr>
-              <w:t xml:space="preserve">דיוק בכמויות ובעלויות.</w:t>
+              <w:t xml:space="preserve">בלי 9001 – כנראה 0 מ-5 נקודות.</w:t>
             </w:r>
           </w:p>
         </w:tc>
@@ -7231,7 +7231,7 @@
                 <w:szCs w:val="19"/>
                 <w:rtl/>
               </w:rPr>
-              <w:t xml:space="preserve">שאלת הבהרה 7</w:t>
+              <w:t xml:space="preserve">"סיכום והשוואה" C31; שאלת הבהרה 10</w:t>
             </w:r>
           </w:p>
         </w:tc>
@@ -7301,46 +7301,7 @@
                 <w:szCs w:val="19"/>
                 <w:rtl/>
               </w:rPr>
-              <w:t xml:space="preserve">5.11.2026</w:t>
-            </w:r>
-          </w:p>
-        </w:tc>
-      </w:tr>
-      <w:tr>
-        <w:tc>
-          <w:tcPr>
-            <w:tcW w:type="dxa" w:w="14838"/>
-            <w:gridSpan w:val="7"/>
-            <w:tcBorders>
-              <w:top w:val="single" w:color="808080" w:sz="4"/>
-              <w:left w:val="single" w:color="808080" w:sz="4"/>
-              <w:bottom w:val="single" w:color="808080" w:sz="4"/>
-              <w:right w:val="single" w:color="808080" w:sz="4"/>
-            </w:tcBorders>
-            <w:shd w:fill="D9E2F3" w:color="auto" w:val="clear"/>
-            <w:tcMar>
-              <w:top w:type="dxa" w:w="50"/>
-              <w:left w:type="dxa" w:w="90"/>
-              <w:bottom w:type="dxa" w:w="50"/>
-              <w:right w:type="dxa" w:w="90"/>
-            </w:tcMar>
-          </w:tcPr>
-          <w:p>
-            <w:pPr>
-              <w:bidi/>
-              <w:spacing w:after="40"/>
-              <w:jc w:val="right"/>
-            </w:pPr>
-            <w:r>
-              <w:rPr>
-                <w:rFonts w:ascii="Arial" w:cs="Arial" w:eastAsia="Arial" w:hAnsi="Arial"/>
-                <w:b/>
-                <w:bCs/>
-                <w:sz w:val="21"/>
-                <w:szCs w:val="21"/>
-                <w:rtl/>
-              </w:rPr>
-              <w:t xml:space="preserve">טלפוניה ו-Contact Center</w:t>
+              <w:t xml:space="preserve">ISO ו-Region: 27.10 | מחירים: 5.11</w:t>
             </w:r>
           </w:p>
         </w:tc>
@@ -7415,7 +7376,7 @@
                 <w:szCs w:val="19"/>
                 <w:rtl/>
               </w:rPr>
-              <w:t xml:space="preserve">האם המרכזייה בענן של HOT עונה על סעיף 3.1: שתי חוות Active-Active/Passive, Auto Provisioning ל-Yealink, 200 שלוחות, IVR, הקלטה, ועידה, Softphone? מה העלות החודשית כולל 10,000 דקות?</w:t>
+              <w:t xml:space="preserve">האם לנו או למפעיל חוות השרתים יש ISO 27017, ובאיזו דרגת Tier החווה?</w:t>
             </w:r>
           </w:p>
         </w:tc>
@@ -7450,7 +7411,7 @@
                 <w:szCs w:val="19"/>
                 <w:rtl/>
               </w:rPr>
-              <w:t xml:space="preserve">עמ' 17, סעיף 3.1; Excel סעיף 4</w:t>
+              <w:t xml:space="preserve">עמ' 50, נספח פרטיות 2.1</w:t>
             </w:r>
           </w:p>
         </w:tc>
@@ -7485,7 +7446,7 @@
                 <w:szCs w:val="19"/>
                 <w:rtl/>
               </w:rPr>
-              <w:t xml:space="preserve">מחיר מרבי 3,500 ₪ לחודש.</w:t>
+              <w:t xml:space="preserve">ייתכן שזה תנאי מחייב.</w:t>
             </w:r>
           </w:p>
         </w:tc>
@@ -7520,7 +7481,7 @@
                 <w:szCs w:val="19"/>
                 <w:rtl/>
               </w:rPr>
-              <w:t xml:space="preserve">"כתב כמויות" H7; שאלת הבהרה 14</w:t>
+              <w:t xml:space="preserve">שאלת הבהרה 28; company-profile.md</w:t>
             </w:r>
           </w:p>
         </w:tc>
@@ -7590,7 +7551,7 @@
                 <w:szCs w:val="19"/>
                 <w:rtl/>
               </w:rPr>
-              <w:t xml:space="preserve">5.11.2026</w:t>
+              <w:t xml:space="preserve">ISO ו-Region: 27.10 | מחירים: 5.11</w:t>
             </w:r>
           </w:p>
         </w:tc>
@@ -7665,7 +7626,7 @@
                 <w:szCs w:val="19"/>
                 <w:rtl/>
               </w:rPr>
-              <w:t xml:space="preserve">האם יש לנו Contact Center עם ניתוב חכם לפי שפה/נושא, IVR רב-שכבתי, Live Chat לאתר ודוחות בזמן אמת? מה תוספת העלות לנציג?</w:t>
+              <w:t xml:space="preserve">פרטי מנהל אבטחת המידע (CISO) של הישות המגישה – שם, צורת העסקה, תאריך תחילה.</w:t>
             </w:r>
           </w:p>
         </w:tc>
@@ -7700,7 +7661,7 @@
                 <w:szCs w:val="19"/>
                 <w:rtl/>
               </w:rPr>
-              <w:t xml:space="preserve">עמ' 17, סעיף 3.2</w:t>
+              <w:t xml:space="preserve">עמ' 4, תנאי סף י'; עמ' 58</w:t>
             </w:r>
           </w:p>
         </w:tc>
@@ -7735,7 +7696,7 @@
                 <w:szCs w:val="19"/>
                 <w:rtl/>
               </w:rPr>
-              <w:t xml:space="preserve">ייתכן שכלול ב-3,500 ₪ החודשיים.</w:t>
+              <w:t xml:space="preserve">תנאי סף.</w:t>
             </w:r>
           </w:p>
         </w:tc>
@@ -7770,7 +7731,7 @@
                 <w:szCs w:val="19"/>
                 <w:rtl/>
               </w:rPr>
-              <w:t xml:space="preserve">שאלת הבהרה 15; "כתב כמויות" H7</w:t>
+              <w:t xml:space="preserve">מסמכי ההגשה</w:t>
             </w:r>
           </w:p>
         </w:tc>
@@ -7840,7 +7801,7 @@
                 <w:szCs w:val="19"/>
                 <w:rtl/>
               </w:rPr>
-              <w:t xml:space="preserve">5.11.2026</w:t>
+              <w:t xml:space="preserve">ISO ו-Region: 27.10 | מחירים: 5.11</w:t>
             </w:r>
           </w:p>
         </w:tc>
@@ -7915,7 +7876,7 @@
                 <w:szCs w:val="19"/>
                 <w:rtl/>
               </w:rPr>
-              <w:t xml:space="preserve">האם יש ממשק ל-CRM עירוני ול-Microsoft 365 (דואר קולי למייל, Teams)? עלות פיתוח/התאמה?</w:t>
+              <w:t xml:space="preserve">יש לנו SIEM? מה עלות מבדק חדירות וסקר סיכונים כל 18 חודשים, ותרגול DRP חצי-שנתי?</w:t>
             </w:r>
           </w:p>
         </w:tc>
@@ -7950,7 +7911,7 @@
                 <w:szCs w:val="19"/>
                 <w:rtl/>
               </w:rPr>
-              <w:t xml:space="preserve">עמ' 17, סעיף 3.1</w:t>
+              <w:t xml:space="preserve">עמ' 49, 55–57</w:t>
             </w:r>
           </w:p>
         </w:tc>
@@ -7985,7 +7946,7 @@
                 <w:szCs w:val="19"/>
                 <w:rtl/>
               </w:rPr>
-              <w:t xml:space="preserve">דרישת חובה במפרט.</w:t>
+              <w:t xml:space="preserve">עלויות שלא מופיעות בטופס.</w:t>
             </w:r>
           </w:p>
         </w:tc>
@@ -8020,7 +7981,7 @@
                 <w:szCs w:val="19"/>
                 <w:rtl/>
               </w:rPr>
-              <w:t xml:space="preserve">שאלת הבהרה 14</w:t>
+              <w:t xml:space="preserve">שאלות הבהרה 19, 30</w:t>
             </w:r>
           </w:p>
         </w:tc>
@@ -8090,7 +8051,7 @@
                 <w:szCs w:val="19"/>
                 <w:rtl/>
               </w:rPr>
-              <w:t xml:space="preserve">5.11.2026</w:t>
+              <w:t xml:space="preserve">ISO ו-Region: 27.10 | מחירים: 5.11</w:t>
             </w:r>
           </w:p>
         </w:tc>
@@ -8165,7 +8126,7 @@
                 <w:szCs w:val="19"/>
                 <w:rtl/>
               </w:rPr>
-              <w:t xml:space="preserve">עלות המספר המקוצר 2037* וניוד טווח המספרים מהספק הנוכחי.</w:t>
+              <w:t xml:space="preserve">FortiNAC: בדיקת תאימות (אנטי-וירוס, הצפנה) דורשת סוכן. מי מתקין, וכמה שעות זה מוסיף להקמה?</w:t>
             </w:r>
           </w:p>
         </w:tc>
@@ -8200,7 +8161,7 @@
                 <w:szCs w:val="19"/>
                 <w:rtl/>
               </w:rPr>
-              <w:t xml:space="preserve">Excel סעיף 4</w:t>
+              <w:t xml:space="preserve">עמ' 19, סעיף 5.4</w:t>
             </w:r>
           </w:p>
         </w:tc>
@@ -8235,7 +8196,7 @@
                 <w:szCs w:val="19"/>
                 <w:rtl/>
               </w:rPr>
-              <w:t xml:space="preserve">עלות לא ידועה.</w:t>
+              <w:t xml:space="preserve">מכסת שעות קבועה בטופס (סעיף 5: 50 שעות).</w:t>
             </w:r>
           </w:p>
         </w:tc>
@@ -8270,7 +8231,7 @@
                 <w:szCs w:val="19"/>
                 <w:rtl/>
               </w:rPr>
-              <w:t xml:space="preserve">"כתב כמויות" H7</w:t>
+              <w:t xml:space="preserve">שאלת הבהרה 18; "כתב כמויות" E8</w:t>
             </w:r>
           </w:p>
         </w:tc>
@@ -8340,7 +8301,46 @@
                 <w:szCs w:val="19"/>
                 <w:rtl/>
               </w:rPr>
-              <w:t xml:space="preserve">5.11.2026</w:t>
+              <w:t xml:space="preserve">ISO ו-Region: 27.10 | מחירים: 5.11</w:t>
+            </w:r>
+          </w:p>
+        </w:tc>
+      </w:tr>
+      <w:tr>
+        <w:tc>
+          <w:tcPr>
+            <w:tcW w:type="dxa" w:w="14838"/>
+            <w:gridSpan w:val="7"/>
+            <w:tcBorders>
+              <w:top w:val="single" w:color="808080" w:sz="4"/>
+              <w:left w:val="single" w:color="808080" w:sz="4"/>
+              <w:bottom w:val="single" w:color="808080" w:sz="4"/>
+              <w:right w:val="single" w:color="808080" w:sz="4"/>
+            </w:tcBorders>
+            <w:shd w:fill="D9E2F3" w:color="auto" w:val="clear"/>
+            <w:tcMar>
+              <w:top w:type="dxa" w:w="50"/>
+              <w:left w:type="dxa" w:w="90"/>
+              <w:bottom w:type="dxa" w:w="50"/>
+              <w:right w:type="dxa" w:w="90"/>
+            </w:tcMar>
+          </w:tcPr>
+          <w:p>
+            <w:pPr>
+              <w:bidi/>
+              <w:spacing w:after="40"/>
+              <w:jc w:val="right"/>
+            </w:pPr>
+            <w:r>
+              <w:rPr>
+                <w:rFonts w:ascii="Arial" w:cs="Arial" w:eastAsia="Arial" w:hAnsi="Arial"/>
+                <w:b/>
+                <w:bCs/>
+                <w:sz w:val="21"/>
+                <w:szCs w:val="21"/>
+                <w:rtl/>
+              </w:rPr>
+              <w:t xml:space="preserve">ענן ומרכזי נתונים</w:t>
             </w:r>
           </w:p>
         </w:tc>
@@ -8415,7 +8415,7 @@
                 <w:szCs w:val="19"/>
                 <w:rtl/>
               </w:rPr>
-              <w:t xml:space="preserve">איפה נשמרות ההקלטות, האם מוצפנות ב-AES-256, ולכמה זמן?</w:t>
+              <w:t xml:space="preserve">האם יש לנו ענן בחזקתנו ובניהולנו (תנאי סף ז'), באיזו ישות, ואיזה הסכם/אישור אפשר לצרף?</w:t>
             </w:r>
           </w:p>
         </w:tc>
@@ -8450,7 +8450,7 @@
                 <w:szCs w:val="19"/>
                 <w:rtl/>
               </w:rPr>
-              <w:t xml:space="preserve">עמ' 50–51, נספח פרטיות 2.3, 3א.3</w:t>
+              <w:t xml:space="preserve">עמ' 3, תנאי סף ז'</w:t>
             </w:r>
           </w:p>
         </w:tc>
@@ -8485,7 +8485,7 @@
                 <w:szCs w:val="19"/>
                 <w:rtl/>
               </w:rPr>
-              <w:t xml:space="preserve">מידע בישראל בלבד.</w:t>
+              <w:t xml:space="preserve">תנאי סף.</w:t>
             </w:r>
           </w:p>
         </w:tc>
@@ -8520,7 +8520,7 @@
                 <w:szCs w:val="19"/>
                 <w:rtl/>
               </w:rPr>
-              <w:t xml:space="preserve">שאלת הבהרה 15</w:t>
+              <w:t xml:space="preserve">שאלת הבהרה 4</w:t>
             </w:r>
           </w:p>
         </w:tc>
@@ -8590,46 +8590,7 @@
                 <w:szCs w:val="19"/>
                 <w:rtl/>
               </w:rPr>
-              <w:t xml:space="preserve">5.11.2026</w:t>
-            </w:r>
-          </w:p>
-        </w:tc>
-      </w:tr>
-      <w:tr>
-        <w:tc>
-          <w:tcPr>
-            <w:tcW w:type="dxa" w:w="14838"/>
-            <w:gridSpan w:val="7"/>
-            <w:tcBorders>
-              <w:top w:val="single" w:color="808080" w:sz="4"/>
-              <w:left w:val="single" w:color="808080" w:sz="4"/>
-              <w:bottom w:val="single" w:color="808080" w:sz="4"/>
-              <w:right w:val="single" w:color="808080" w:sz="4"/>
-            </w:tcBorders>
-            <w:shd w:fill="D9E2F3" w:color="auto" w:val="clear"/>
-            <w:tcMar>
-              <w:top w:type="dxa" w:w="50"/>
-              <w:left w:type="dxa" w:w="90"/>
-              <w:bottom w:type="dxa" w:w="50"/>
-              <w:right w:type="dxa" w:w="90"/>
-            </w:tcMar>
-          </w:tcPr>
-          <w:p>
-            <w:pPr>
-              <w:bidi/>
-              <w:spacing w:after="40"/>
-              <w:jc w:val="right"/>
-            </w:pPr>
-            <w:r>
-              <w:rPr>
-                <w:rFonts w:ascii="Arial" w:cs="Arial" w:eastAsia="Arial" w:hAnsi="Arial"/>
-                <w:b/>
-                <w:bCs/>
-                <w:sz w:val="21"/>
-                <w:szCs w:val="21"/>
-                <w:rtl/>
-              </w:rPr>
-              <w:t xml:space="preserve">אבטחת מידע, Fortinet ו-ISO</w:t>
+              <w:t xml:space="preserve">תנאי סף: 27.10 | עלויות: 5.11</w:t>
             </w:r>
           </w:p>
         </w:tc>
@@ -8704,7 +8665,7 @@
                 <w:szCs w:val="19"/>
                 <w:rtl/>
               </w:rPr>
-              <w:t xml:space="preserve">מהם מחירי המפיץ שלנו לרישוי FortiNAC/FortiAnalyzer/FortiManager Cloud ולחומרה (FS-124F/148F-FPOE, FG-51G/71G/121G, FortiAP 231G עם 3 שנות UTM)?</w:t>
+              <w:t xml:space="preserve">אם יתברר שאירוח שרתי העירייה ומערכות המחשוב שלה בהיקף – האם אנחנו מסוגלים ובאיזו עלות (שרתים, אחסון, גיבוי, רישוי Microsoft)?</w:t>
             </w:r>
           </w:p>
         </w:tc>
@@ -8739,7 +8700,7 @@
                 <w:szCs w:val="19"/>
                 <w:rtl/>
               </w:rPr>
-              <w:t xml:space="preserve">Excel סעיפים 1–3, 23–28</w:t>
+              <w:t xml:space="preserve">עמ' 3, 7, 23, 26, 54</w:t>
             </w:r>
           </w:p>
         </w:tc>
@@ -8774,7 +8735,7 @@
                 <w:szCs w:val="19"/>
                 <w:rtl/>
               </w:rPr>
-              <w:t xml:space="preserve">חומרה מתחת לעלות = הפסד בטוח (FortiAP במחיר מרבי 1,200 ₪).</w:t>
+              <w:t xml:space="preserve">מופיע בחוברת בלי סעיף מחיר.</w:t>
             </w:r>
           </w:p>
         </w:tc>
@@ -8809,7 +8770,7 @@
                 <w:szCs w:val="19"/>
                 <w:rtl/>
               </w:rPr>
-              <w:t xml:space="preserve">"כתב כמויות" H4–H6, H26–H31; שאלת הבהרה 38</w:t>
+              <w:t xml:space="preserve">שאלת הבהרה 1</w:t>
             </w:r>
           </w:p>
         </w:tc>
@@ -8879,7 +8840,7 @@
                 <w:szCs w:val="19"/>
                 <w:rtl/>
               </w:rPr>
-              <w:t xml:space="preserve">ISO ו-Region: 27.10 | מחירים: 5.11</w:t>
+              <w:t xml:space="preserve">תנאי סף: 27.10 | עלויות: 5.11</w:t>
             </w:r>
           </w:p>
         </w:tc>
@@ -8954,7 +8915,7 @@
                 <w:szCs w:val="19"/>
                 <w:rtl/>
               </w:rPr>
-              <w:t xml:space="preserve">באיזה אזור (Region) מאוחסנים FortiCloud ו-Sandbox? אם לא בישראל – האם נוכל להציע FortiNAC/Analyzer/Manager כ-VM בענן שלנו?</w:t>
+              <w:t xml:space="preserve">האם יש שתי חוות נפרדות בישראל לשרידות המרכזייה ולגיבוי (DR)?</w:t>
             </w:r>
           </w:p>
         </w:tc>
@@ -8989,7 +8950,7 @@
                 <w:szCs w:val="19"/>
                 <w:rtl/>
               </w:rPr>
-              <w:t xml:space="preserve">עמ' 18 (4.1); עמ' 51 (3א.3)</w:t>
+              <w:t xml:space="preserve">עמ' 17, 3.1; עמ' 57, תקנה 18</w:t>
             </w:r>
           </w:p>
         </w:tc>
@@ -9024,7 +8985,7 @@
                 <w:szCs w:val="19"/>
                 <w:rtl/>
               </w:rPr>
-              <w:t xml:space="preserve">נספח הפרטיות אוסר עיבוד מחוץ לישראל בלי אישור.</w:t>
+              <w:t xml:space="preserve">דרישה מפורשת.</w:t>
             </w:r>
           </w:p>
         </w:tc>
@@ -9059,7 +9020,7 @@
                 <w:szCs w:val="19"/>
                 <w:rtl/>
               </w:rPr>
-              <w:t xml:space="preserve">שאלת הבהרה 16</w:t>
+              <w:t xml:space="preserve">החלטת הגשה</w:t>
             </w:r>
           </w:p>
         </w:tc>
@@ -9129,7 +9090,46 @@
                 <w:szCs w:val="19"/>
                 <w:rtl/>
               </w:rPr>
-              <w:t xml:space="preserve">ISO ו-Region: 27.10 | מחירים: 5.11</w:t>
+              <w:t xml:space="preserve">תנאי סף: 27.10 | עלויות: 5.11</w:t>
+            </w:r>
+          </w:p>
+        </w:tc>
+      </w:tr>
+      <w:tr>
+        <w:tc>
+          <w:tcPr>
+            <w:tcW w:type="dxa" w:w="14838"/>
+            <w:gridSpan w:val="7"/>
+            <w:tcBorders>
+              <w:top w:val="single" w:color="808080" w:sz="4"/>
+              <w:left w:val="single" w:color="808080" w:sz="4"/>
+              <w:bottom w:val="single" w:color="808080" w:sz="4"/>
+              <w:right w:val="single" w:color="808080" w:sz="4"/>
+            </w:tcBorders>
+            <w:shd w:fill="D9E2F3" w:color="auto" w:val="clear"/>
+            <w:tcMar>
+              <w:top w:type="dxa" w:w="50"/>
+              <w:left w:type="dxa" w:w="90"/>
+              <w:bottom w:type="dxa" w:w="50"/>
+              <w:right w:type="dxa" w:w="90"/>
+            </w:tcMar>
+          </w:tcPr>
+          <w:p>
+            <w:pPr>
+              <w:bidi/>
+              <w:spacing w:after="40"/>
+              <w:jc w:val="right"/>
+            </w:pPr>
+            <w:r>
+              <w:rPr>
+                <w:rFonts w:ascii="Arial" w:cs="Arial" w:eastAsia="Arial" w:hAnsi="Arial"/>
+                <w:b/>
+                <w:bCs/>
+                <w:sz w:val="21"/>
+                <w:szCs w:val="21"/>
+                <w:rtl/>
+              </w:rPr>
+              <w:t xml:space="preserve">מוקד, NOC ושטח</w:t>
             </w:r>
           </w:p>
         </w:tc>
@@ -9204,7 +9204,7 @@
                 <w:szCs w:val="19"/>
                 <w:rtl/>
               </w:rPr>
-              <w:t xml:space="preserve">ISO 27001: על איזו ישות משפטית רשומה התעודה, והאם ההיקף כולל קווים, מרכזייה בענן ו-NOC? האם יש תעודה בתוקף ב-2024/2025?</w:t>
+              <w:t xml:space="preserve">כמה תומכים יש במוקד ה-Help Desk של הישות המגישה (נדרש מעל 4)? מוקד 24/7?</w:t>
             </w:r>
           </w:p>
         </w:tc>
@@ -9239,7 +9239,7 @@
                 <w:szCs w:val="19"/>
                 <w:rtl/>
               </w:rPr>
-              <w:t xml:space="preserve">עמ' 8 (ניקוד ISO); company-profile.md</w:t>
+              <w:t xml:space="preserve">עמ' 3, תנאי סף ג', ד'</w:t>
             </w:r>
           </w:p>
         </w:tc>
@@ -9274,7 +9274,7 @@
                 <w:szCs w:val="19"/>
                 <w:rtl/>
               </w:rPr>
-              <w:t xml:space="preserve">5 נקודות איכות; תנאי סף יב'.</w:t>
+              <w:t xml:space="preserve">תנאי סף בתצהיר.</w:t>
             </w:r>
           </w:p>
         </w:tc>
@@ -9309,7 +9309,7 @@
                 <w:szCs w:val="19"/>
                 <w:rtl/>
               </w:rPr>
-              <w:t xml:space="preserve">"סיכום והשוואה" C31; שאלת הבהרה 10</w:t>
+              <w:t xml:space="preserve">שאלת הבהרה 3; מסמכי ההגשה</w:t>
             </w:r>
           </w:p>
         </w:tc>
@@ -9379,7 +9379,7 @@
                 <w:szCs w:val="19"/>
                 <w:rtl/>
               </w:rPr>
-              <w:t xml:space="preserve">ISO ו-Region: 27.10 | מחירים: 5.11</w:t>
+              <w:t xml:space="preserve">תנאי סף: 27.10 | עלויות: 5.11</w:t>
             </w:r>
           </w:p>
         </w:tc>
@@ -9454,7 +9454,7 @@
                 <w:szCs w:val="19"/>
                 <w:rtl/>
               </w:rPr>
-              <w:t xml:space="preserve">ISO 9001: מה המועד הצפוי לתעודה? האם לחברה בקבוצה יש 9001 בתוקף?</w:t>
+              <w:t xml:space="preserve">זמן הגעה לבאקה אלגרבייה בתקלה משביתה – איפה הטכנאי הקרוב? עומדים בשעתיים?</w:t>
             </w:r>
           </w:p>
         </w:tc>
@@ -9489,7 +9489,7 @@
                 <w:szCs w:val="19"/>
                 <w:rtl/>
               </w:rPr>
-              <w:t xml:space="preserve">עמ' 8</w:t>
+              <w:t xml:space="preserve">עמ' 3, תנאי סף ד'; עמ' 21 (P1)</w:t>
             </w:r>
           </w:p>
         </w:tc>
@@ -9524,7 +9524,7 @@
                 <w:szCs w:val="19"/>
                 <w:rtl/>
               </w:rPr>
-              <w:t xml:space="preserve">בלי 9001 – כנראה 0 מ-5 נקודות.</w:t>
+              <w:t xml:space="preserve">תנאי סף + פיצויים מוסכמים.</w:t>
             </w:r>
           </w:p>
         </w:tc>
@@ -9559,7 +9559,7 @@
                 <w:szCs w:val="19"/>
                 <w:rtl/>
               </w:rPr>
-              <w:t xml:space="preserve">"סיכום והשוואה" C31; שאלת הבהרה 10</w:t>
+              <w:t xml:space="preserve">"הנחות" B17</w:t>
             </w:r>
           </w:p>
         </w:tc>
@@ -9629,7 +9629,7 @@
                 <w:szCs w:val="19"/>
                 <w:rtl/>
               </w:rPr>
-              <w:t xml:space="preserve">ISO ו-Region: 27.10 | מחירים: 5.11</w:t>
+              <w:t xml:space="preserve">תנאי סף: 27.10 | עלויות: 5.11</w:t>
             </w:r>
           </w:p>
         </w:tc>
@@ -9704,7 +9704,7 @@
                 <w:szCs w:val="19"/>
                 <w:rtl/>
               </w:rPr>
-              <w:t xml:space="preserve">האם לנו או למפעיל חוות השרתים יש ISO 27017, ובאיזו דרגת Tier החווה?</w:t>
+              <w:t xml:space="preserve">האם מערכת הקריאות שלנו מאפשרת פתיחת קריאה בדוא"ל, בטלפון, בפורטל וב-WhatsApp, עם תיעוד מלא?</w:t>
             </w:r>
           </w:p>
         </w:tc>
@@ -9739,7 +9739,7 @@
                 <w:szCs w:val="19"/>
                 <w:rtl/>
               </w:rPr>
-              <w:t xml:space="preserve">עמ' 50, נספח פרטיות 2.1</w:t>
+              <w:t xml:space="preserve">עמ' 3, תנאי סף ה'; עמ' 8; עמ' 20</w:t>
             </w:r>
           </w:p>
         </w:tc>
@@ -9774,7 +9774,7 @@
                 <w:szCs w:val="19"/>
                 <w:rtl/>
               </w:rPr>
-              <w:t xml:space="preserve">ייתכן שזה תנאי מחייב.</w:t>
+              <w:t xml:space="preserve">תנאי סף + 4 נקודות.</w:t>
             </w:r>
           </w:p>
         </w:tc>
@@ -9809,7 +9809,7 @@
                 <w:szCs w:val="19"/>
                 <w:rtl/>
               </w:rPr>
-              <w:t xml:space="preserve">שאלת הבהרה 28; company-profile.md</w:t>
+              <w:t xml:space="preserve">"סיכום והשוואה" C30</w:t>
             </w:r>
           </w:p>
         </w:tc>
@@ -9879,7 +9879,7 @@
                 <w:szCs w:val="19"/>
                 <w:rtl/>
               </w:rPr>
-              <w:t xml:space="preserve">ISO ו-Region: 27.10 | מחירים: 5.11</w:t>
+              <w:t xml:space="preserve">תנאי סף: 27.10 | עלויות: 5.11</w:t>
             </w:r>
           </w:p>
         </w:tc>
@@ -9954,7 +9954,7 @@
                 <w:szCs w:val="19"/>
                 <w:rtl/>
               </w:rPr>
-              <w:t xml:space="preserve">פרטי מנהל אבטחת המידע (CISO) של הישות המגישה – שם, צורת העסקה, תאריך תחילה.</w:t>
+              <w:t xml:space="preserve">יש לנו איש רשתות עם CCNP? כמה זמן נדרש ממנו לעירייה ומה העלות החודשית?</w:t>
             </w:r>
           </w:p>
         </w:tc>
@@ -9989,7 +9989,7 @@
                 <w:szCs w:val="19"/>
                 <w:rtl/>
               </w:rPr>
-              <w:t xml:space="preserve">עמ' 4, תנאי סף י'; עמ' 58</w:t>
+              <w:t xml:space="preserve">עמ' 17</w:t>
             </w:r>
           </w:p>
         </w:tc>
@@ -10024,7 +10024,7 @@
                 <w:szCs w:val="19"/>
                 <w:rtl/>
               </w:rPr>
-              <w:t xml:space="preserve">תנאי סף.</w:t>
+              <w:t xml:space="preserve">עלות כוח אדם לא מתומחרת בטופס.</w:t>
             </w:r>
           </w:p>
         </w:tc>
@@ -10059,7 +10059,7 @@
                 <w:szCs w:val="19"/>
                 <w:rtl/>
               </w:rPr>
-              <w:t xml:space="preserve">מסמכי ההגשה</w:t>
+              <w:t xml:space="preserve">שאלת הבהרה 12; "כתב כמויות" עמודה H (עלות חודשית)</w:t>
             </w:r>
           </w:p>
         </w:tc>
@@ -10129,7 +10129,7 @@
                 <w:szCs w:val="19"/>
                 <w:rtl/>
               </w:rPr>
-              <w:t xml:space="preserve">ISO ו-Region: 27.10 | מחירים: 5.11</w:t>
+              <w:t xml:space="preserve">תנאי סף: 27.10 | עלויות: 5.11</w:t>
             </w:r>
           </w:p>
         </w:tc>
@@ -10204,7 +10204,7 @@
                 <w:szCs w:val="19"/>
                 <w:rtl/>
               </w:rPr>
-              <w:t xml:space="preserve">יש לנו SIEM? מה עלות מבדק חדירות וסקר סיכונים כל 18 חודשים, ותרגול DRP חצי-שנתי?</w:t>
+              <w:t xml:space="preserve">האם נוכל להחזיק מלאי חלופי לציוד Cisco הקיים (Catalyst, WLC, AP) ולטלפוני Yealink ולהחליף תוך שעתיים?</w:t>
             </w:r>
           </w:p>
         </w:tc>
@@ -10239,7 +10239,7 @@
                 <w:szCs w:val="19"/>
                 <w:rtl/>
               </w:rPr>
-              <w:t xml:space="preserve">עמ' 49, 55–57</w:t>
+              <w:t xml:space="preserve">עמ' 17; עמ' 20, סעיף 6.3</w:t>
             </w:r>
           </w:p>
         </w:tc>
@@ -10274,7 +10274,7 @@
                 <w:szCs w:val="19"/>
                 <w:rtl/>
               </w:rPr>
-              <w:t xml:space="preserve">עלויות שלא מופיעות בטופס.</w:t>
+              <w:t xml:space="preserve">עלות מלאי לא מתומחרת.</w:t>
             </w:r>
           </w:p>
         </w:tc>
@@ -10309,7 +10309,7 @@
                 <w:szCs w:val="19"/>
                 <w:rtl/>
               </w:rPr>
-              <w:t xml:space="preserve">שאלות הבהרה 19, 30</w:t>
+              <w:t xml:space="preserve">שאלות הבהרה 12, 20</w:t>
             </w:r>
           </w:p>
         </w:tc>
@@ -10379,7 +10379,7 @@
                 <w:szCs w:val="19"/>
                 <w:rtl/>
               </w:rPr>
-              <w:t xml:space="preserve">ISO ו-Region: 27.10 | מחירים: 5.11</w:t>
+              <w:t xml:space="preserve">תנאי סף: 27.10 | עלויות: 5.11</w:t>
             </w:r>
           </w:p>
         </w:tc>
@@ -10454,7 +10454,7 @@
                 <w:szCs w:val="19"/>
                 <w:rtl/>
               </w:rPr>
-              <w:t xml:space="preserve">FortiNAC: בדיקת תאימות (אנטי-וירוס, הצפנה) דורשת סוכן. מי מתקין, וכמה שעות זה מוסיף להקמה?</w:t>
+              <w:t xml:space="preserve">איך נעמוד בתגובה של 30 דקות בלילה ובסוף שבוע אם כל חיבור מרחוק מחייב אישור מראש של המנמ"ר?</w:t>
             </w:r>
           </w:p>
         </w:tc>
@@ -10489,7 +10489,7 @@
                 <w:szCs w:val="19"/>
                 <w:rtl/>
               </w:rPr>
-              <w:t xml:space="preserve">עמ' 19, סעיף 5.4</w:t>
+              <w:t xml:space="preserve">עמ' 21; עמ' 50–51, סעיף 2.4</w:t>
             </w:r>
           </w:p>
         </w:tc>
@@ -10524,7 +10524,7 @@
                 <w:szCs w:val="19"/>
                 <w:rtl/>
               </w:rPr>
-              <w:t xml:space="preserve">מכסת שעות קבועה בטופס (סעיף 5: 50 שעות).</w:t>
+              <w:t xml:space="preserve">סתירה שמסכנת פיצויים.</w:t>
             </w:r>
           </w:p>
         </w:tc>
@@ -10559,7 +10559,7 @@
                 <w:szCs w:val="19"/>
                 <w:rtl/>
               </w:rPr>
-              <w:t xml:space="preserve">שאלת הבהרה 18; "כתב כמויות" E8</w:t>
+              <w:t xml:space="preserve">שאלת הבהרה 29</w:t>
             </w:r>
           </w:p>
         </w:tc>
@@ -10629,7 +10629,7 @@
                 <w:szCs w:val="19"/>
                 <w:rtl/>
               </w:rPr>
-              <w:t xml:space="preserve">ISO ו-Region: 27.10 | מחירים: 5.11</w:t>
+              <w:t xml:space="preserve">תנאי סף: 27.10 | עלויות: 5.11</w:t>
             </w:r>
           </w:p>
         </w:tc>
@@ -10668,7 +10668,7 @@
                 <w:szCs w:val="21"/>
                 <w:rtl/>
               </w:rPr>
-              <w:t xml:space="preserve">ענן ומרכזי נתונים</w:t>
+              <w:t xml:space="preserve">פרויקטים והטמעה</w:t>
             </w:r>
           </w:p>
         </w:tc>
@@ -10743,7 +10743,7 @@
                 <w:szCs w:val="19"/>
                 <w:rtl/>
               </w:rPr>
-              <w:t xml:space="preserve">האם יש לנו ענן בחזקתנו ובניהולנו (תנאי סף ז'), באיזו ישות, ואיזה הסכם/אישור אפשר לצרף?</w:t>
+              <w:t xml:space="preserve">האם מכסות השעות בטופס מספיקות: FortiNAC 50, ניהול רשת 60, מרכזייה 50, FortiGate/מתגים/אלחוט 85? מה ההערכה שלנו?</w:t>
             </w:r>
           </w:p>
         </w:tc>
@@ -10778,7 +10778,7 @@
                 <w:szCs w:val="19"/>
                 <w:rtl/>
               </w:rPr>
-              <w:t xml:space="preserve">עמ' 3, תנאי סף ז'</w:t>
+              <w:t xml:space="preserve">Excel סעיפים 5–8</w:t>
             </w:r>
           </w:p>
         </w:tc>
@@ -10813,7 +10813,7 @@
                 <w:szCs w:val="19"/>
                 <w:rtl/>
               </w:rPr>
-              <w:t xml:space="preserve">תנאי סף.</w:t>
+              <w:t xml:space="preserve">מכסה מקסימלית – חריגה על חשבוננו.</w:t>
             </w:r>
           </w:p>
         </w:tc>
@@ -10848,7 +10848,7 @@
                 <w:szCs w:val="19"/>
                 <w:rtl/>
               </w:rPr>
-              <w:t xml:space="preserve">שאלת הבהרה 4</w:t>
+              <w:t xml:space="preserve">"כתב כמויות" E8–E11, H8–H11; שאלת הבהרה 36</w:t>
             </w:r>
           </w:p>
         </w:tc>
@@ -10918,7 +10918,7 @@
                 <w:szCs w:val="19"/>
                 <w:rtl/>
               </w:rPr>
-              <w:t xml:space="preserve">תנאי סף: 27.10 | עלויות: 5.11</w:t>
+              <w:t xml:space="preserve">5.11.2026</w:t>
             </w:r>
           </w:p>
         </w:tc>
@@ -10993,7 +10993,7 @@
                 <w:szCs w:val="19"/>
                 <w:rtl/>
               </w:rPr>
-              <w:t xml:space="preserve">אם יתברר שאירוח שרתי העירייה ומערכות המחשוב שלה בהיקף – האם אנחנו מסוגלים ובאיזו עלות (שרתים, אחסון, גיבוי, רישוי Microsoft)?</w:t>
+              <w:t xml:space="preserve">פירוק ציוד ישן: 30 שעות ב-150 ₪ לשעה (מתחת לעלות). כולל פינוי למחסן העירייה?</w:t>
             </w:r>
           </w:p>
         </w:tc>
@@ -11028,7 +11028,7 @@
                 <w:szCs w:val="19"/>
                 <w:rtl/>
               </w:rPr>
-              <w:t xml:space="preserve">עמ' 3, 7, 23, 26, 54</w:t>
+              <w:t xml:space="preserve">Excel סעיף 29; עמ' 21, סעיף 7.2</w:t>
             </w:r>
           </w:p>
         </w:tc>
@@ -11063,7 +11063,7 @@
                 <w:szCs w:val="19"/>
                 <w:rtl/>
               </w:rPr>
-              <w:t xml:space="preserve">מופיע בחוברת בלי סעיף מחיר.</w:t>
+              <w:t xml:space="preserve">רכיב מפסיד.</w:t>
             </w:r>
           </w:p>
         </w:tc>
@@ -11098,7 +11098,7 @@
                 <w:szCs w:val="19"/>
                 <w:rtl/>
               </w:rPr>
-              <w:t xml:space="preserve">שאלת הבהרה 1</w:t>
+              <w:t xml:space="preserve">"כתב כמויות" H32; שאלת הבהרה 36</w:t>
             </w:r>
           </w:p>
         </w:tc>
@@ -11168,7 +11168,7 @@
                 <w:szCs w:val="19"/>
                 <w:rtl/>
               </w:rPr>
-              <w:t xml:space="preserve">תנאי סף: 27.10 | עלויות: 5.11</w:t>
+              <w:t xml:space="preserve">5.11.2026</w:t>
             </w:r>
           </w:p>
         </w:tc>
@@ -11243,7 +11243,7 @@
                 <w:szCs w:val="19"/>
                 <w:rtl/>
               </w:rPr>
-              <w:t xml:space="preserve">האם יש שתי חוות נפרדות בישראל לשרידות המרכזייה ולגיבוי (DR)?</w:t>
+              <w:t xml:space="preserve">תוכנית מיגרציה: לוח זמנים, סקר אתרים, מיפוי שלוחות, עבודה מול הספק הנוכחי. מי מנהל הפרויקט?</w:t>
             </w:r>
           </w:p>
         </w:tc>
@@ -11278,7 +11278,7 @@
                 <w:szCs w:val="19"/>
                 <w:rtl/>
               </w:rPr>
-              <w:t xml:space="preserve">עמ' 17, 3.1; עמ' 57, תקנה 18</w:t>
+              <w:t xml:space="preserve">עמ' 21, סעיף 7</w:t>
             </w:r>
           </w:p>
         </w:tc>
@@ -11313,7 +11313,7 @@
                 <w:szCs w:val="19"/>
                 <w:rtl/>
               </w:rPr>
-              <w:t xml:space="preserve">דרישה מפורשת.</w:t>
+              <w:t xml:space="preserve">משפיע על הראיון ועל הסיכון.</w:t>
             </w:r>
           </w:p>
         </w:tc>
@@ -11348,7 +11348,7 @@
                 <w:szCs w:val="19"/>
                 <w:rtl/>
               </w:rPr>
-              <w:t xml:space="preserve">החלטת הגשה</w:t>
+              <w:t xml:space="preserve">שאלת הבהרה 22; הכנה לראיון</w:t>
             </w:r>
           </w:p>
         </w:tc>
@@ -11418,7 +11418,7 @@
                 <w:szCs w:val="19"/>
                 <w:rtl/>
               </w:rPr>
-              <w:t xml:space="preserve">תנאי סף: 27.10 | עלויות: 5.11</w:t>
+              <w:t xml:space="preserve">5.11.2026</w:t>
             </w:r>
           </w:p>
         </w:tc>
@@ -11457,7 +11457,7 @@
                 <w:szCs w:val="21"/>
                 <w:rtl/>
               </w:rPr>
-              <w:t xml:space="preserve">מוקד, NOC ושטח</w:t>
+              <w:t xml:space="preserve">ניהול מכרזים ומנהלה</w:t>
             </w:r>
           </w:p>
         </w:tc>
@@ -11532,7 +11532,7 @@
                 <w:szCs w:val="19"/>
                 <w:rtl/>
               </w:rPr>
-              <w:t xml:space="preserve">כמה תומכים יש במוקד ה-Help Desk של הישות המגישה (נדרש מעל 4)? מוקד 24/7?</w:t>
+              <w:t xml:space="preserve">לרכוש את מסמכי המכרז (500 ₪) – הקבלה חייבת להיות על שם הישות המגישה.</w:t>
             </w:r>
           </w:p>
         </w:tc>
@@ -11567,7 +11567,7 @@
                 <w:szCs w:val="19"/>
                 <w:rtl/>
               </w:rPr>
-              <w:t xml:space="preserve">עמ' 3, תנאי סף ג', ד'</w:t>
+              <w:t xml:space="preserve">עמ' 2; עמ' 4, תנאי סף יא'</w:t>
             </w:r>
           </w:p>
         </w:tc>
@@ -11602,7 +11602,7 @@
                 <w:szCs w:val="19"/>
                 <w:rtl/>
               </w:rPr>
-              <w:t xml:space="preserve">תנאי סף בתצהיר.</w:t>
+              <w:t xml:space="preserve">תנאי סף.</w:t>
             </w:r>
           </w:p>
         </w:tc>
@@ -11637,7 +11637,7 @@
                 <w:szCs w:val="19"/>
                 <w:rtl/>
               </w:rPr>
-              <w:t xml:space="preserve">שאלת הבהרה 3; מסמכי ההגשה</w:t>
+              <w:t xml:space="preserve">מסמכי ההגשה</w:t>
             </w:r>
           </w:p>
         </w:tc>
@@ -11707,7 +11707,7 @@
                 <w:szCs w:val="19"/>
                 <w:rtl/>
               </w:rPr>
-              <w:t xml:space="preserve">תנאי סף: 27.10 | עלויות: 5.11</w:t>
+              <w:t xml:space="preserve">רכישה: מיד | הבהרות: 29.10</w:t>
             </w:r>
           </w:p>
         </w:tc>
@@ -11782,7 +11782,7 @@
                 <w:szCs w:val="19"/>
                 <w:rtl/>
               </w:rPr>
-              <w:t xml:space="preserve">זמן הגעה לבאקה אלגרבייה בתקלה משביתה – איפה הטכנאי הקרוב? עומדים בשעתיים?</w:t>
+              <w:t xml:space="preserve">לשלוח את שאלות ההבהרה ל-Khawaja@baqa.co.il עד 29.10 (המועד האחרון: יום א' 1.11 בשעה 15:00) ולוודא קבלה.</w:t>
             </w:r>
           </w:p>
         </w:tc>
@@ -11817,7 +11817,7 @@
                 <w:szCs w:val="19"/>
                 <w:rtl/>
               </w:rPr>
-              <w:t xml:space="preserve">עמ' 3, תנאי סף ד'; עמ' 21 (P1)</w:t>
+              <w:t xml:space="preserve">עמ' 7, סעיף 1(ו)</w:t>
             </w:r>
           </w:p>
         </w:tc>
@@ -11852,7 +11852,7 @@
                 <w:szCs w:val="19"/>
                 <w:rtl/>
               </w:rPr>
-              <w:t xml:space="preserve">תנאי סף + פיצויים מוסכמים.</w:t>
+              <w:t xml:space="preserve">אחרי המועד – אין הבהרות.</w:t>
             </w:r>
           </w:p>
         </w:tc>
@@ -11887,7 +11887,7 @@
                 <w:szCs w:val="19"/>
                 <w:rtl/>
               </w:rPr>
-              <w:t xml:space="preserve">"הנחות" B17</w:t>
+              <w:t xml:space="preserve">קובץ שאלות ההבהרה</w:t>
             </w:r>
           </w:p>
         </w:tc>
@@ -11957,7 +11957,7 @@
                 <w:szCs w:val="19"/>
                 <w:rtl/>
               </w:rPr>
-              <w:t xml:space="preserve">תנאי סף: 27.10 | עלויות: 5.11</w:t>
+              <w:t xml:space="preserve">רכישה: מיד | הבהרות: 29.10</w:t>
             </w:r>
           </w:p>
         </w:tc>
@@ -12032,7 +12032,7 @@
                 <w:szCs w:val="19"/>
                 <w:rtl/>
               </w:rPr>
-              <w:t xml:space="preserve">האם מערכת הקריאות שלנו מאפשרת פתיחת קריאה בדוא"ל, בטלפון, בפורטל וב-WhatsApp, עם תיעוד מלא?</w:t>
+              <w:t xml:space="preserve">הגשה: שני עותקים, חתימה על כל עמוד, תצהירים מאומתים בעו"ד, ערבות על שם המציע, מסירה ידנית בלשכת המנכ"ל בבאקה – 15.11 עד 13:00. מי מגיע?</w:t>
             </w:r>
           </w:p>
         </w:tc>
@@ -12067,7 +12067,7 @@
                 <w:szCs w:val="19"/>
                 <w:rtl/>
               </w:rPr>
-              <w:t xml:space="preserve">עמ' 3, תנאי סף ה'; עמ' 8; עמ' 20</w:t>
+              <w:t xml:space="preserve">עמ' 4, 7</w:t>
             </w:r>
           </w:p>
         </w:tc>
@@ -12102,7 +12102,7 @@
                 <w:szCs w:val="19"/>
                 <w:rtl/>
               </w:rPr>
-              <w:t xml:space="preserve">תנאי סף + 4 נקודות.</w:t>
+              <w:t xml:space="preserve">פגם טכני = פסילה.</w:t>
             </w:r>
           </w:p>
         </w:tc>
@@ -12137,7 +12137,7 @@
                 <w:szCs w:val="19"/>
                 <w:rtl/>
               </w:rPr>
-              <w:t xml:space="preserve">"סיכום והשוואה" C30</w:t>
+              <w:t xml:space="preserve">מסמכי ההגשה</w:t>
             </w:r>
           </w:p>
         </w:tc>
@@ -12207,7 +12207,7 @@
                 <w:szCs w:val="19"/>
                 <w:rtl/>
               </w:rPr>
-              <w:t xml:space="preserve">תנאי סף: 27.10 | עלויות: 5.11</w:t>
+              <w:t xml:space="preserve">רכישה: מיד | הבהרות: 29.10</w:t>
             </w:r>
           </w:p>
         </w:tc>
@@ -12248,2334 +12248,6 @@
                 <w:rtl/>
               </w:rPr>
               <w:t xml:space="preserve">47</w:t>
-            </w:r>
-          </w:p>
-        </w:tc>
-        <w:tc>
-          <w:tcPr>
-            <w:tcW w:type="dxa" w:w="5200"/>
-            <w:tcBorders>
-              <w:top w:val="single" w:color="808080" w:sz="4"/>
-              <w:left w:val="single" w:color="808080" w:sz="4"/>
-              <w:bottom w:val="single" w:color="808080" w:sz="4"/>
-              <w:right w:val="single" w:color="808080" w:sz="4"/>
-            </w:tcBorders>
-            <w:tcMar>
-              <w:top w:type="dxa" w:w="50"/>
-              <w:left w:type="dxa" w:w="90"/>
-              <w:bottom w:type="dxa" w:w="50"/>
-              <w:right w:type="dxa" w:w="90"/>
-            </w:tcMar>
-          </w:tcPr>
-          <w:p>
-            <w:pPr>
-              <w:bidi/>
-              <w:spacing w:after="40"/>
-              <w:jc w:val="right"/>
-            </w:pPr>
-            <w:r>
-              <w:rPr>
-                <w:rFonts w:ascii="Arial" w:cs="Arial" w:eastAsia="Arial" w:hAnsi="Arial"/>
-                <w:b w:val="false"/>
-                <w:bCs w:val="false"/>
-                <w:sz w:val="19"/>
-                <w:szCs w:val="19"/>
-                <w:rtl/>
-              </w:rPr>
-              <w:t xml:space="preserve">יש לנו איש רשתות עם CCNP? כמה זמן נדרש ממנו לעירייה ומה העלות החודשית?</w:t>
-            </w:r>
-          </w:p>
-        </w:tc>
-        <w:tc>
-          <w:tcPr>
-            <w:tcW w:type="dxa" w:w="1700"/>
-            <w:tcBorders>
-              <w:top w:val="single" w:color="808080" w:sz="4"/>
-              <w:left w:val="single" w:color="808080" w:sz="4"/>
-              <w:bottom w:val="single" w:color="808080" w:sz="4"/>
-              <w:right w:val="single" w:color="808080" w:sz="4"/>
-            </w:tcBorders>
-            <w:tcMar>
-              <w:top w:type="dxa" w:w="50"/>
-              <w:left w:type="dxa" w:w="90"/>
-              <w:bottom w:type="dxa" w:w="50"/>
-              <w:right w:type="dxa" w:w="90"/>
-            </w:tcMar>
-          </w:tcPr>
-          <w:p>
-            <w:pPr>
-              <w:bidi/>
-              <w:spacing w:after="40"/>
-              <w:jc w:val="right"/>
-            </w:pPr>
-            <w:r>
-              <w:rPr>
-                <w:rFonts w:ascii="Arial" w:cs="Arial" w:eastAsia="Arial" w:hAnsi="Arial"/>
-                <w:b w:val="false"/>
-                <w:bCs w:val="false"/>
-                <w:sz w:val="19"/>
-                <w:szCs w:val="19"/>
-                <w:rtl/>
-              </w:rPr>
-              <w:t xml:space="preserve">עמ' 17</w:t>
-            </w:r>
-          </w:p>
-        </w:tc>
-        <w:tc>
-          <w:tcPr>
-            <w:tcW w:type="dxa" w:w="2500"/>
-            <w:tcBorders>
-              <w:top w:val="single" w:color="808080" w:sz="4"/>
-              <w:left w:val="single" w:color="808080" w:sz="4"/>
-              <w:bottom w:val="single" w:color="808080" w:sz="4"/>
-              <w:right w:val="single" w:color="808080" w:sz="4"/>
-            </w:tcBorders>
-            <w:tcMar>
-              <w:top w:type="dxa" w:w="50"/>
-              <w:left w:type="dxa" w:w="90"/>
-              <w:bottom w:type="dxa" w:w="50"/>
-              <w:right w:type="dxa" w:w="90"/>
-            </w:tcMar>
-          </w:tcPr>
-          <w:p>
-            <w:pPr>
-              <w:bidi/>
-              <w:spacing w:after="40"/>
-              <w:jc w:val="right"/>
-            </w:pPr>
-            <w:r>
-              <w:rPr>
-                <w:rFonts w:ascii="Arial" w:cs="Arial" w:eastAsia="Arial" w:hAnsi="Arial"/>
-                <w:b w:val="false"/>
-                <w:bCs w:val="false"/>
-                <w:sz w:val="19"/>
-                <w:szCs w:val="19"/>
-                <w:rtl/>
-              </w:rPr>
-              <w:t xml:space="preserve">עלות כוח אדם לא מתומחרת בטופס.</w:t>
-            </w:r>
-          </w:p>
-        </w:tc>
-        <w:tc>
-          <w:tcPr>
-            <w:tcW w:type="dxa" w:w="2338"/>
-            <w:tcBorders>
-              <w:top w:val="single" w:color="808080" w:sz="4"/>
-              <w:left w:val="single" w:color="808080" w:sz="4"/>
-              <w:bottom w:val="single" w:color="808080" w:sz="4"/>
-              <w:right w:val="single" w:color="808080" w:sz="4"/>
-            </w:tcBorders>
-            <w:tcMar>
-              <w:top w:type="dxa" w:w="50"/>
-              <w:left w:type="dxa" w:w="90"/>
-              <w:bottom w:type="dxa" w:w="50"/>
-              <w:right w:type="dxa" w:w="90"/>
-            </w:tcMar>
-          </w:tcPr>
-          <w:p>
-            <w:pPr>
-              <w:bidi/>
-              <w:spacing w:after="40"/>
-              <w:jc w:val="right"/>
-            </w:pPr>
-            <w:r>
-              <w:rPr>
-                <w:rFonts w:ascii="Arial" w:cs="Arial" w:eastAsia="Arial" w:hAnsi="Arial"/>
-                <w:b w:val="false"/>
-                <w:bCs w:val="false"/>
-                <w:sz w:val="19"/>
-                <w:szCs w:val="19"/>
-                <w:rtl/>
-              </w:rPr>
-              <w:t xml:space="preserve">שאלת הבהרה 12; "כתב כמויות" עמודה H (עלות חודשית)</w:t>
-            </w:r>
-          </w:p>
-        </w:tc>
-        <w:tc>
-          <w:tcPr>
-            <w:tcW w:type="dxa" w:w="1300"/>
-            <w:tcBorders>
-              <w:top w:val="single" w:color="808080" w:sz="4"/>
-              <w:left w:val="single" w:color="808080" w:sz="4"/>
-              <w:bottom w:val="single" w:color="808080" w:sz="4"/>
-              <w:right w:val="single" w:color="808080" w:sz="4"/>
-            </w:tcBorders>
-            <w:tcMar>
-              <w:top w:type="dxa" w:w="50"/>
-              <w:left w:type="dxa" w:w="90"/>
-              <w:bottom w:type="dxa" w:w="50"/>
-              <w:right w:type="dxa" w:w="90"/>
-            </w:tcMar>
-          </w:tcPr>
-          <w:p>
-            <w:pPr>
-              <w:bidi/>
-              <w:spacing w:after="40"/>
-              <w:jc w:val="right"/>
-            </w:pPr>
-            <w:r>
-              <w:rPr>
-                <w:rFonts w:ascii="Arial" w:cs="Arial" w:eastAsia="Arial" w:hAnsi="Arial"/>
-                <w:b w:val="false"/>
-                <w:bCs w:val="false"/>
-                <w:sz w:val="19"/>
-                <w:szCs w:val="19"/>
-                <w:rtl/>
-              </w:rPr>
-              <w:t xml:space="preserve"/>
-            </w:r>
-          </w:p>
-        </w:tc>
-        <w:tc>
-          <w:tcPr>
-            <w:tcW w:type="dxa" w:w="1200"/>
-            <w:tcBorders>
-              <w:top w:val="single" w:color="808080" w:sz="4"/>
-              <w:left w:val="single" w:color="808080" w:sz="4"/>
-              <w:bottom w:val="single" w:color="808080" w:sz="4"/>
-              <w:right w:val="single" w:color="808080" w:sz="4"/>
-            </w:tcBorders>
-            <w:tcMar>
-              <w:top w:type="dxa" w:w="50"/>
-              <w:left w:type="dxa" w:w="90"/>
-              <w:bottom w:type="dxa" w:w="50"/>
-              <w:right w:type="dxa" w:w="90"/>
-            </w:tcMar>
-          </w:tcPr>
-          <w:p>
-            <w:pPr>
-              <w:bidi/>
-              <w:spacing w:after="40"/>
-              <w:jc w:val="center"/>
-            </w:pPr>
-            <w:r>
-              <w:rPr>
-                <w:rFonts w:ascii="Arial" w:cs="Arial" w:eastAsia="Arial" w:hAnsi="Arial"/>
-                <w:b w:val="false"/>
-                <w:bCs w:val="false"/>
-                <w:sz w:val="19"/>
-                <w:szCs w:val="19"/>
-                <w:rtl/>
-              </w:rPr>
-              <w:t xml:space="preserve">תנאי סף: 27.10 | עלויות: 5.11</w:t>
-            </w:r>
-          </w:p>
-        </w:tc>
-      </w:tr>
-      <w:tr>
-        <w:trPr>
-          <w:cantSplit/>
-        </w:trPr>
-        <w:tc>
-          <w:tcPr>
-            <w:tcW w:type="dxa" w:w="600"/>
-            <w:tcBorders>
-              <w:top w:val="single" w:color="808080" w:sz="4"/>
-              <w:left w:val="single" w:color="808080" w:sz="4"/>
-              <w:bottom w:val="single" w:color="808080" w:sz="4"/>
-              <w:right w:val="single" w:color="808080" w:sz="4"/>
-            </w:tcBorders>
-            <w:tcMar>
-              <w:top w:type="dxa" w:w="50"/>
-              <w:left w:type="dxa" w:w="90"/>
-              <w:bottom w:type="dxa" w:w="50"/>
-              <w:right w:type="dxa" w:w="90"/>
-            </w:tcMar>
-          </w:tcPr>
-          <w:p>
-            <w:pPr>
-              <w:bidi/>
-              <w:spacing w:after="40"/>
-              <w:jc w:val="center"/>
-            </w:pPr>
-            <w:r>
-              <w:rPr>
-                <w:rFonts w:ascii="Arial" w:cs="Arial" w:eastAsia="Arial" w:hAnsi="Arial"/>
-                <w:b w:val="false"/>
-                <w:bCs w:val="false"/>
-                <w:sz w:val="19"/>
-                <w:szCs w:val="19"/>
-                <w:rtl/>
-              </w:rPr>
-              <w:t xml:space="preserve">48</w:t>
-            </w:r>
-          </w:p>
-        </w:tc>
-        <w:tc>
-          <w:tcPr>
-            <w:tcW w:type="dxa" w:w="5200"/>
-            <w:tcBorders>
-              <w:top w:val="single" w:color="808080" w:sz="4"/>
-              <w:left w:val="single" w:color="808080" w:sz="4"/>
-              <w:bottom w:val="single" w:color="808080" w:sz="4"/>
-              <w:right w:val="single" w:color="808080" w:sz="4"/>
-            </w:tcBorders>
-            <w:tcMar>
-              <w:top w:type="dxa" w:w="50"/>
-              <w:left w:type="dxa" w:w="90"/>
-              <w:bottom w:type="dxa" w:w="50"/>
-              <w:right w:type="dxa" w:w="90"/>
-            </w:tcMar>
-          </w:tcPr>
-          <w:p>
-            <w:pPr>
-              <w:bidi/>
-              <w:spacing w:after="40"/>
-              <w:jc w:val="right"/>
-            </w:pPr>
-            <w:r>
-              <w:rPr>
-                <w:rFonts w:ascii="Arial" w:cs="Arial" w:eastAsia="Arial" w:hAnsi="Arial"/>
-                <w:b w:val="false"/>
-                <w:bCs w:val="false"/>
-                <w:sz w:val="19"/>
-                <w:szCs w:val="19"/>
-                <w:rtl/>
-              </w:rPr>
-              <w:t xml:space="preserve">האם נוכל להחזיק מלאי חלופי לציוד Cisco הקיים (Catalyst, WLC, AP) ולטלפוני Yealink ולהחליף תוך שעתיים?</w:t>
-            </w:r>
-          </w:p>
-        </w:tc>
-        <w:tc>
-          <w:tcPr>
-            <w:tcW w:type="dxa" w:w="1700"/>
-            <w:tcBorders>
-              <w:top w:val="single" w:color="808080" w:sz="4"/>
-              <w:left w:val="single" w:color="808080" w:sz="4"/>
-              <w:bottom w:val="single" w:color="808080" w:sz="4"/>
-              <w:right w:val="single" w:color="808080" w:sz="4"/>
-            </w:tcBorders>
-            <w:tcMar>
-              <w:top w:type="dxa" w:w="50"/>
-              <w:left w:type="dxa" w:w="90"/>
-              <w:bottom w:type="dxa" w:w="50"/>
-              <w:right w:type="dxa" w:w="90"/>
-            </w:tcMar>
-          </w:tcPr>
-          <w:p>
-            <w:pPr>
-              <w:bidi/>
-              <w:spacing w:after="40"/>
-              <w:jc w:val="right"/>
-            </w:pPr>
-            <w:r>
-              <w:rPr>
-                <w:rFonts w:ascii="Arial" w:cs="Arial" w:eastAsia="Arial" w:hAnsi="Arial"/>
-                <w:b w:val="false"/>
-                <w:bCs w:val="false"/>
-                <w:sz w:val="19"/>
-                <w:szCs w:val="19"/>
-                <w:rtl/>
-              </w:rPr>
-              <w:t xml:space="preserve">עמ' 17; עמ' 20, סעיף 6.3</w:t>
-            </w:r>
-          </w:p>
-        </w:tc>
-        <w:tc>
-          <w:tcPr>
-            <w:tcW w:type="dxa" w:w="2500"/>
-            <w:tcBorders>
-              <w:top w:val="single" w:color="808080" w:sz="4"/>
-              <w:left w:val="single" w:color="808080" w:sz="4"/>
-              <w:bottom w:val="single" w:color="808080" w:sz="4"/>
-              <w:right w:val="single" w:color="808080" w:sz="4"/>
-            </w:tcBorders>
-            <w:tcMar>
-              <w:top w:type="dxa" w:w="50"/>
-              <w:left w:type="dxa" w:w="90"/>
-              <w:bottom w:type="dxa" w:w="50"/>
-              <w:right w:type="dxa" w:w="90"/>
-            </w:tcMar>
-          </w:tcPr>
-          <w:p>
-            <w:pPr>
-              <w:bidi/>
-              <w:spacing w:after="40"/>
-              <w:jc w:val="right"/>
-            </w:pPr>
-            <w:r>
-              <w:rPr>
-                <w:rFonts w:ascii="Arial" w:cs="Arial" w:eastAsia="Arial" w:hAnsi="Arial"/>
-                <w:b w:val="false"/>
-                <w:bCs w:val="false"/>
-                <w:sz w:val="19"/>
-                <w:szCs w:val="19"/>
-                <w:rtl/>
-              </w:rPr>
-              <w:t xml:space="preserve">עלות מלאי לא מתומחרת.</w:t>
-            </w:r>
-          </w:p>
-        </w:tc>
-        <w:tc>
-          <w:tcPr>
-            <w:tcW w:type="dxa" w:w="2338"/>
-            <w:tcBorders>
-              <w:top w:val="single" w:color="808080" w:sz="4"/>
-              <w:left w:val="single" w:color="808080" w:sz="4"/>
-              <w:bottom w:val="single" w:color="808080" w:sz="4"/>
-              <w:right w:val="single" w:color="808080" w:sz="4"/>
-            </w:tcBorders>
-            <w:tcMar>
-              <w:top w:type="dxa" w:w="50"/>
-              <w:left w:type="dxa" w:w="90"/>
-              <w:bottom w:type="dxa" w:w="50"/>
-              <w:right w:type="dxa" w:w="90"/>
-            </w:tcMar>
-          </w:tcPr>
-          <w:p>
-            <w:pPr>
-              <w:bidi/>
-              <w:spacing w:after="40"/>
-              <w:jc w:val="right"/>
-            </w:pPr>
-            <w:r>
-              <w:rPr>
-                <w:rFonts w:ascii="Arial" w:cs="Arial" w:eastAsia="Arial" w:hAnsi="Arial"/>
-                <w:b w:val="false"/>
-                <w:bCs w:val="false"/>
-                <w:sz w:val="19"/>
-                <w:szCs w:val="19"/>
-                <w:rtl/>
-              </w:rPr>
-              <w:t xml:space="preserve">שאלות הבהרה 12, 20</w:t>
-            </w:r>
-          </w:p>
-        </w:tc>
-        <w:tc>
-          <w:tcPr>
-            <w:tcW w:type="dxa" w:w="1300"/>
-            <w:tcBorders>
-              <w:top w:val="single" w:color="808080" w:sz="4"/>
-              <w:left w:val="single" w:color="808080" w:sz="4"/>
-              <w:bottom w:val="single" w:color="808080" w:sz="4"/>
-              <w:right w:val="single" w:color="808080" w:sz="4"/>
-            </w:tcBorders>
-            <w:tcMar>
-              <w:top w:type="dxa" w:w="50"/>
-              <w:left w:type="dxa" w:w="90"/>
-              <w:bottom w:type="dxa" w:w="50"/>
-              <w:right w:type="dxa" w:w="90"/>
-            </w:tcMar>
-          </w:tcPr>
-          <w:p>
-            <w:pPr>
-              <w:bidi/>
-              <w:spacing w:after="40"/>
-              <w:jc w:val="right"/>
-            </w:pPr>
-            <w:r>
-              <w:rPr>
-                <w:rFonts w:ascii="Arial" w:cs="Arial" w:eastAsia="Arial" w:hAnsi="Arial"/>
-                <w:b w:val="false"/>
-                <w:bCs w:val="false"/>
-                <w:sz w:val="19"/>
-                <w:szCs w:val="19"/>
-                <w:rtl/>
-              </w:rPr>
-              <w:t xml:space="preserve"/>
-            </w:r>
-          </w:p>
-        </w:tc>
-        <w:tc>
-          <w:tcPr>
-            <w:tcW w:type="dxa" w:w="1200"/>
-            <w:tcBorders>
-              <w:top w:val="single" w:color="808080" w:sz="4"/>
-              <w:left w:val="single" w:color="808080" w:sz="4"/>
-              <w:bottom w:val="single" w:color="808080" w:sz="4"/>
-              <w:right w:val="single" w:color="808080" w:sz="4"/>
-            </w:tcBorders>
-            <w:tcMar>
-              <w:top w:type="dxa" w:w="50"/>
-              <w:left w:type="dxa" w:w="90"/>
-              <w:bottom w:type="dxa" w:w="50"/>
-              <w:right w:type="dxa" w:w="90"/>
-            </w:tcMar>
-          </w:tcPr>
-          <w:p>
-            <w:pPr>
-              <w:bidi/>
-              <w:spacing w:after="40"/>
-              <w:jc w:val="center"/>
-            </w:pPr>
-            <w:r>
-              <w:rPr>
-                <w:rFonts w:ascii="Arial" w:cs="Arial" w:eastAsia="Arial" w:hAnsi="Arial"/>
-                <w:b w:val="false"/>
-                <w:bCs w:val="false"/>
-                <w:sz w:val="19"/>
-                <w:szCs w:val="19"/>
-                <w:rtl/>
-              </w:rPr>
-              <w:t xml:space="preserve">תנאי סף: 27.10 | עלויות: 5.11</w:t>
-            </w:r>
-          </w:p>
-        </w:tc>
-      </w:tr>
-      <w:tr>
-        <w:trPr>
-          <w:cantSplit/>
-        </w:trPr>
-        <w:tc>
-          <w:tcPr>
-            <w:tcW w:type="dxa" w:w="600"/>
-            <w:tcBorders>
-              <w:top w:val="single" w:color="808080" w:sz="4"/>
-              <w:left w:val="single" w:color="808080" w:sz="4"/>
-              <w:bottom w:val="single" w:color="808080" w:sz="4"/>
-              <w:right w:val="single" w:color="808080" w:sz="4"/>
-            </w:tcBorders>
-            <w:tcMar>
-              <w:top w:type="dxa" w:w="50"/>
-              <w:left w:type="dxa" w:w="90"/>
-              <w:bottom w:type="dxa" w:w="50"/>
-              <w:right w:type="dxa" w:w="90"/>
-            </w:tcMar>
-          </w:tcPr>
-          <w:p>
-            <w:pPr>
-              <w:bidi/>
-              <w:spacing w:after="40"/>
-              <w:jc w:val="center"/>
-            </w:pPr>
-            <w:r>
-              <w:rPr>
-                <w:rFonts w:ascii="Arial" w:cs="Arial" w:eastAsia="Arial" w:hAnsi="Arial"/>
-                <w:b w:val="false"/>
-                <w:bCs w:val="false"/>
-                <w:sz w:val="19"/>
-                <w:szCs w:val="19"/>
-                <w:rtl/>
-              </w:rPr>
-              <w:t xml:space="preserve">49</w:t>
-            </w:r>
-          </w:p>
-        </w:tc>
-        <w:tc>
-          <w:tcPr>
-            <w:tcW w:type="dxa" w:w="5200"/>
-            <w:tcBorders>
-              <w:top w:val="single" w:color="808080" w:sz="4"/>
-              <w:left w:val="single" w:color="808080" w:sz="4"/>
-              <w:bottom w:val="single" w:color="808080" w:sz="4"/>
-              <w:right w:val="single" w:color="808080" w:sz="4"/>
-            </w:tcBorders>
-            <w:tcMar>
-              <w:top w:type="dxa" w:w="50"/>
-              <w:left w:type="dxa" w:w="90"/>
-              <w:bottom w:type="dxa" w:w="50"/>
-              <w:right w:type="dxa" w:w="90"/>
-            </w:tcMar>
-          </w:tcPr>
-          <w:p>
-            <w:pPr>
-              <w:bidi/>
-              <w:spacing w:after="40"/>
-              <w:jc w:val="right"/>
-            </w:pPr>
-            <w:r>
-              <w:rPr>
-                <w:rFonts w:ascii="Arial" w:cs="Arial" w:eastAsia="Arial" w:hAnsi="Arial"/>
-                <w:b w:val="false"/>
-                <w:bCs w:val="false"/>
-                <w:sz w:val="19"/>
-                <w:szCs w:val="19"/>
-                <w:rtl/>
-              </w:rPr>
-              <w:t xml:space="preserve">איך נעמוד בתגובה של 30 דקות בלילה ובסוף שבוע אם כל חיבור מרחוק מחייב אישור מראש של המנמ"ר?</w:t>
-            </w:r>
-          </w:p>
-        </w:tc>
-        <w:tc>
-          <w:tcPr>
-            <w:tcW w:type="dxa" w:w="1700"/>
-            <w:tcBorders>
-              <w:top w:val="single" w:color="808080" w:sz="4"/>
-              <w:left w:val="single" w:color="808080" w:sz="4"/>
-              <w:bottom w:val="single" w:color="808080" w:sz="4"/>
-              <w:right w:val="single" w:color="808080" w:sz="4"/>
-            </w:tcBorders>
-            <w:tcMar>
-              <w:top w:type="dxa" w:w="50"/>
-              <w:left w:type="dxa" w:w="90"/>
-              <w:bottom w:type="dxa" w:w="50"/>
-              <w:right w:type="dxa" w:w="90"/>
-            </w:tcMar>
-          </w:tcPr>
-          <w:p>
-            <w:pPr>
-              <w:bidi/>
-              <w:spacing w:after="40"/>
-              <w:jc w:val="right"/>
-            </w:pPr>
-            <w:r>
-              <w:rPr>
-                <w:rFonts w:ascii="Arial" w:cs="Arial" w:eastAsia="Arial" w:hAnsi="Arial"/>
-                <w:b w:val="false"/>
-                <w:bCs w:val="false"/>
-                <w:sz w:val="19"/>
-                <w:szCs w:val="19"/>
-                <w:rtl/>
-              </w:rPr>
-              <w:t xml:space="preserve">עמ' 21; עמ' 50–51, סעיף 2.4</w:t>
-            </w:r>
-          </w:p>
-        </w:tc>
-        <w:tc>
-          <w:tcPr>
-            <w:tcW w:type="dxa" w:w="2500"/>
-            <w:tcBorders>
-              <w:top w:val="single" w:color="808080" w:sz="4"/>
-              <w:left w:val="single" w:color="808080" w:sz="4"/>
-              <w:bottom w:val="single" w:color="808080" w:sz="4"/>
-              <w:right w:val="single" w:color="808080" w:sz="4"/>
-            </w:tcBorders>
-            <w:tcMar>
-              <w:top w:type="dxa" w:w="50"/>
-              <w:left w:type="dxa" w:w="90"/>
-              <w:bottom w:type="dxa" w:w="50"/>
-              <w:right w:type="dxa" w:w="90"/>
-            </w:tcMar>
-          </w:tcPr>
-          <w:p>
-            <w:pPr>
-              <w:bidi/>
-              <w:spacing w:after="40"/>
-              <w:jc w:val="right"/>
-            </w:pPr>
-            <w:r>
-              <w:rPr>
-                <w:rFonts w:ascii="Arial" w:cs="Arial" w:eastAsia="Arial" w:hAnsi="Arial"/>
-                <w:b w:val="false"/>
-                <w:bCs w:val="false"/>
-                <w:sz w:val="19"/>
-                <w:szCs w:val="19"/>
-                <w:rtl/>
-              </w:rPr>
-              <w:t xml:space="preserve">סתירה שמסכנת פיצויים.</w:t>
-            </w:r>
-          </w:p>
-        </w:tc>
-        <w:tc>
-          <w:tcPr>
-            <w:tcW w:type="dxa" w:w="2338"/>
-            <w:tcBorders>
-              <w:top w:val="single" w:color="808080" w:sz="4"/>
-              <w:left w:val="single" w:color="808080" w:sz="4"/>
-              <w:bottom w:val="single" w:color="808080" w:sz="4"/>
-              <w:right w:val="single" w:color="808080" w:sz="4"/>
-            </w:tcBorders>
-            <w:tcMar>
-              <w:top w:type="dxa" w:w="50"/>
-              <w:left w:type="dxa" w:w="90"/>
-              <w:bottom w:type="dxa" w:w="50"/>
-              <w:right w:type="dxa" w:w="90"/>
-            </w:tcMar>
-          </w:tcPr>
-          <w:p>
-            <w:pPr>
-              <w:bidi/>
-              <w:spacing w:after="40"/>
-              <w:jc w:val="right"/>
-            </w:pPr>
-            <w:r>
-              <w:rPr>
-                <w:rFonts w:ascii="Arial" w:cs="Arial" w:eastAsia="Arial" w:hAnsi="Arial"/>
-                <w:b w:val="false"/>
-                <w:bCs w:val="false"/>
-                <w:sz w:val="19"/>
-                <w:szCs w:val="19"/>
-                <w:rtl/>
-              </w:rPr>
-              <w:t xml:space="preserve">שאלת הבהרה 29</w:t>
-            </w:r>
-          </w:p>
-        </w:tc>
-        <w:tc>
-          <w:tcPr>
-            <w:tcW w:type="dxa" w:w="1300"/>
-            <w:tcBorders>
-              <w:top w:val="single" w:color="808080" w:sz="4"/>
-              <w:left w:val="single" w:color="808080" w:sz="4"/>
-              <w:bottom w:val="single" w:color="808080" w:sz="4"/>
-              <w:right w:val="single" w:color="808080" w:sz="4"/>
-            </w:tcBorders>
-            <w:tcMar>
-              <w:top w:type="dxa" w:w="50"/>
-              <w:left w:type="dxa" w:w="90"/>
-              <w:bottom w:type="dxa" w:w="50"/>
-              <w:right w:type="dxa" w:w="90"/>
-            </w:tcMar>
-          </w:tcPr>
-          <w:p>
-            <w:pPr>
-              <w:bidi/>
-              <w:spacing w:after="40"/>
-              <w:jc w:val="right"/>
-            </w:pPr>
-            <w:r>
-              <w:rPr>
-                <w:rFonts w:ascii="Arial" w:cs="Arial" w:eastAsia="Arial" w:hAnsi="Arial"/>
-                <w:b w:val="false"/>
-                <w:bCs w:val="false"/>
-                <w:sz w:val="19"/>
-                <w:szCs w:val="19"/>
-                <w:rtl/>
-              </w:rPr>
-              <w:t xml:space="preserve"/>
-            </w:r>
-          </w:p>
-        </w:tc>
-        <w:tc>
-          <w:tcPr>
-            <w:tcW w:type="dxa" w:w="1200"/>
-            <w:tcBorders>
-              <w:top w:val="single" w:color="808080" w:sz="4"/>
-              <w:left w:val="single" w:color="808080" w:sz="4"/>
-              <w:bottom w:val="single" w:color="808080" w:sz="4"/>
-              <w:right w:val="single" w:color="808080" w:sz="4"/>
-            </w:tcBorders>
-            <w:tcMar>
-              <w:top w:type="dxa" w:w="50"/>
-              <w:left w:type="dxa" w:w="90"/>
-              <w:bottom w:type="dxa" w:w="50"/>
-              <w:right w:type="dxa" w:w="90"/>
-            </w:tcMar>
-          </w:tcPr>
-          <w:p>
-            <w:pPr>
-              <w:bidi/>
-              <w:spacing w:after="40"/>
-              <w:jc w:val="center"/>
-            </w:pPr>
-            <w:r>
-              <w:rPr>
-                <w:rFonts w:ascii="Arial" w:cs="Arial" w:eastAsia="Arial" w:hAnsi="Arial"/>
-                <w:b w:val="false"/>
-                <w:bCs w:val="false"/>
-                <w:sz w:val="19"/>
-                <w:szCs w:val="19"/>
-                <w:rtl/>
-              </w:rPr>
-              <w:t xml:space="preserve">תנאי סף: 27.10 | עלויות: 5.11</w:t>
-            </w:r>
-          </w:p>
-        </w:tc>
-      </w:tr>
-      <w:tr>
-        <w:tc>
-          <w:tcPr>
-            <w:tcW w:type="dxa" w:w="14838"/>
-            <w:gridSpan w:val="7"/>
-            <w:tcBorders>
-              <w:top w:val="single" w:color="808080" w:sz="4"/>
-              <w:left w:val="single" w:color="808080" w:sz="4"/>
-              <w:bottom w:val="single" w:color="808080" w:sz="4"/>
-              <w:right w:val="single" w:color="808080" w:sz="4"/>
-            </w:tcBorders>
-            <w:shd w:fill="D9E2F3" w:color="auto" w:val="clear"/>
-            <w:tcMar>
-              <w:top w:type="dxa" w:w="50"/>
-              <w:left w:type="dxa" w:w="90"/>
-              <w:bottom w:type="dxa" w:w="50"/>
-              <w:right w:type="dxa" w:w="90"/>
-            </w:tcMar>
-          </w:tcPr>
-          <w:p>
-            <w:pPr>
-              <w:bidi/>
-              <w:spacing w:after="40"/>
-              <w:jc w:val="right"/>
-            </w:pPr>
-            <w:r>
-              <w:rPr>
-                <w:rFonts w:ascii="Arial" w:cs="Arial" w:eastAsia="Arial" w:hAnsi="Arial"/>
-                <w:b/>
-                <w:bCs/>
-                <w:sz w:val="21"/>
-                <w:szCs w:val="21"/>
-                <w:rtl/>
-              </w:rPr>
-              <w:t xml:space="preserve">פרויקטים והטמעה</w:t>
-            </w:r>
-          </w:p>
-        </w:tc>
-      </w:tr>
-      <w:tr>
-        <w:trPr>
-          <w:cantSplit/>
-        </w:trPr>
-        <w:tc>
-          <w:tcPr>
-            <w:tcW w:type="dxa" w:w="600"/>
-            <w:tcBorders>
-              <w:top w:val="single" w:color="808080" w:sz="4"/>
-              <w:left w:val="single" w:color="808080" w:sz="4"/>
-              <w:bottom w:val="single" w:color="808080" w:sz="4"/>
-              <w:right w:val="single" w:color="808080" w:sz="4"/>
-            </w:tcBorders>
-            <w:tcMar>
-              <w:top w:type="dxa" w:w="50"/>
-              <w:left w:type="dxa" w:w="90"/>
-              <w:bottom w:type="dxa" w:w="50"/>
-              <w:right w:type="dxa" w:w="90"/>
-            </w:tcMar>
-          </w:tcPr>
-          <w:p>
-            <w:pPr>
-              <w:bidi/>
-              <w:spacing w:after="40"/>
-              <w:jc w:val="center"/>
-            </w:pPr>
-            <w:r>
-              <w:rPr>
-                <w:rFonts w:ascii="Arial" w:cs="Arial" w:eastAsia="Arial" w:hAnsi="Arial"/>
-                <w:b w:val="false"/>
-                <w:bCs w:val="false"/>
-                <w:sz w:val="19"/>
-                <w:szCs w:val="19"/>
-                <w:rtl/>
-              </w:rPr>
-              <w:t xml:space="preserve">50</w:t>
-            </w:r>
-          </w:p>
-        </w:tc>
-        <w:tc>
-          <w:tcPr>
-            <w:tcW w:type="dxa" w:w="5200"/>
-            <w:tcBorders>
-              <w:top w:val="single" w:color="808080" w:sz="4"/>
-              <w:left w:val="single" w:color="808080" w:sz="4"/>
-              <w:bottom w:val="single" w:color="808080" w:sz="4"/>
-              <w:right w:val="single" w:color="808080" w:sz="4"/>
-            </w:tcBorders>
-            <w:tcMar>
-              <w:top w:type="dxa" w:w="50"/>
-              <w:left w:type="dxa" w:w="90"/>
-              <w:bottom w:type="dxa" w:w="50"/>
-              <w:right w:type="dxa" w:w="90"/>
-            </w:tcMar>
-          </w:tcPr>
-          <w:p>
-            <w:pPr>
-              <w:bidi/>
-              <w:spacing w:after="40"/>
-              <w:jc w:val="right"/>
-            </w:pPr>
-            <w:r>
-              <w:rPr>
-                <w:rFonts w:ascii="Arial" w:cs="Arial" w:eastAsia="Arial" w:hAnsi="Arial"/>
-                <w:b w:val="false"/>
-                <w:bCs w:val="false"/>
-                <w:sz w:val="19"/>
-                <w:szCs w:val="19"/>
-                <w:rtl/>
-              </w:rPr>
-              <w:t xml:space="preserve">האם מכסות השעות בטופס מספיקות: FortiNAC 50, ניהול רשת 60, מרכזייה 50, FortiGate/מתגים/אלחוט 85? מה ההערכה שלנו?</w:t>
-            </w:r>
-          </w:p>
-        </w:tc>
-        <w:tc>
-          <w:tcPr>
-            <w:tcW w:type="dxa" w:w="1700"/>
-            <w:tcBorders>
-              <w:top w:val="single" w:color="808080" w:sz="4"/>
-              <w:left w:val="single" w:color="808080" w:sz="4"/>
-              <w:bottom w:val="single" w:color="808080" w:sz="4"/>
-              <w:right w:val="single" w:color="808080" w:sz="4"/>
-            </w:tcBorders>
-            <w:tcMar>
-              <w:top w:type="dxa" w:w="50"/>
-              <w:left w:type="dxa" w:w="90"/>
-              <w:bottom w:type="dxa" w:w="50"/>
-              <w:right w:type="dxa" w:w="90"/>
-            </w:tcMar>
-          </w:tcPr>
-          <w:p>
-            <w:pPr>
-              <w:bidi/>
-              <w:spacing w:after="40"/>
-              <w:jc w:val="right"/>
-            </w:pPr>
-            <w:r>
-              <w:rPr>
-                <w:rFonts w:ascii="Arial" w:cs="Arial" w:eastAsia="Arial" w:hAnsi="Arial"/>
-                <w:b w:val="false"/>
-                <w:bCs w:val="false"/>
-                <w:sz w:val="19"/>
-                <w:szCs w:val="19"/>
-                <w:rtl/>
-              </w:rPr>
-              <w:t xml:space="preserve">Excel סעיפים 5–8</w:t>
-            </w:r>
-          </w:p>
-        </w:tc>
-        <w:tc>
-          <w:tcPr>
-            <w:tcW w:type="dxa" w:w="2500"/>
-            <w:tcBorders>
-              <w:top w:val="single" w:color="808080" w:sz="4"/>
-              <w:left w:val="single" w:color="808080" w:sz="4"/>
-              <w:bottom w:val="single" w:color="808080" w:sz="4"/>
-              <w:right w:val="single" w:color="808080" w:sz="4"/>
-            </w:tcBorders>
-            <w:tcMar>
-              <w:top w:type="dxa" w:w="50"/>
-              <w:left w:type="dxa" w:w="90"/>
-              <w:bottom w:type="dxa" w:w="50"/>
-              <w:right w:type="dxa" w:w="90"/>
-            </w:tcMar>
-          </w:tcPr>
-          <w:p>
-            <w:pPr>
-              <w:bidi/>
-              <w:spacing w:after="40"/>
-              <w:jc w:val="right"/>
-            </w:pPr>
-            <w:r>
-              <w:rPr>
-                <w:rFonts w:ascii="Arial" w:cs="Arial" w:eastAsia="Arial" w:hAnsi="Arial"/>
-                <w:b w:val="false"/>
-                <w:bCs w:val="false"/>
-                <w:sz w:val="19"/>
-                <w:szCs w:val="19"/>
-                <w:rtl/>
-              </w:rPr>
-              <w:t xml:space="preserve">מכסה מקסימלית – חריגה על חשבוננו.</w:t>
-            </w:r>
-          </w:p>
-        </w:tc>
-        <w:tc>
-          <w:tcPr>
-            <w:tcW w:type="dxa" w:w="2338"/>
-            <w:tcBorders>
-              <w:top w:val="single" w:color="808080" w:sz="4"/>
-              <w:left w:val="single" w:color="808080" w:sz="4"/>
-              <w:bottom w:val="single" w:color="808080" w:sz="4"/>
-              <w:right w:val="single" w:color="808080" w:sz="4"/>
-            </w:tcBorders>
-            <w:tcMar>
-              <w:top w:type="dxa" w:w="50"/>
-              <w:left w:type="dxa" w:w="90"/>
-              <w:bottom w:type="dxa" w:w="50"/>
-              <w:right w:type="dxa" w:w="90"/>
-            </w:tcMar>
-          </w:tcPr>
-          <w:p>
-            <w:pPr>
-              <w:bidi/>
-              <w:spacing w:after="40"/>
-              <w:jc w:val="right"/>
-            </w:pPr>
-            <w:r>
-              <w:rPr>
-                <w:rFonts w:ascii="Arial" w:cs="Arial" w:eastAsia="Arial" w:hAnsi="Arial"/>
-                <w:b w:val="false"/>
-                <w:bCs w:val="false"/>
-                <w:sz w:val="19"/>
-                <w:szCs w:val="19"/>
-                <w:rtl/>
-              </w:rPr>
-              <w:t xml:space="preserve">"כתב כמויות" E8–E11, H8–H11; שאלת הבהרה 36</w:t>
-            </w:r>
-          </w:p>
-        </w:tc>
-        <w:tc>
-          <w:tcPr>
-            <w:tcW w:type="dxa" w:w="1300"/>
-            <w:tcBorders>
-              <w:top w:val="single" w:color="808080" w:sz="4"/>
-              <w:left w:val="single" w:color="808080" w:sz="4"/>
-              <w:bottom w:val="single" w:color="808080" w:sz="4"/>
-              <w:right w:val="single" w:color="808080" w:sz="4"/>
-            </w:tcBorders>
-            <w:tcMar>
-              <w:top w:type="dxa" w:w="50"/>
-              <w:left w:type="dxa" w:w="90"/>
-              <w:bottom w:type="dxa" w:w="50"/>
-              <w:right w:type="dxa" w:w="90"/>
-            </w:tcMar>
-          </w:tcPr>
-          <w:p>
-            <w:pPr>
-              <w:bidi/>
-              <w:spacing w:after="40"/>
-              <w:jc w:val="right"/>
-            </w:pPr>
-            <w:r>
-              <w:rPr>
-                <w:rFonts w:ascii="Arial" w:cs="Arial" w:eastAsia="Arial" w:hAnsi="Arial"/>
-                <w:b w:val="false"/>
-                <w:bCs w:val="false"/>
-                <w:sz w:val="19"/>
-                <w:szCs w:val="19"/>
-                <w:rtl/>
-              </w:rPr>
-              <w:t xml:space="preserve"/>
-            </w:r>
-          </w:p>
-        </w:tc>
-        <w:tc>
-          <w:tcPr>
-            <w:tcW w:type="dxa" w:w="1200"/>
-            <w:tcBorders>
-              <w:top w:val="single" w:color="808080" w:sz="4"/>
-              <w:left w:val="single" w:color="808080" w:sz="4"/>
-              <w:bottom w:val="single" w:color="808080" w:sz="4"/>
-              <w:right w:val="single" w:color="808080" w:sz="4"/>
-            </w:tcBorders>
-            <w:tcMar>
-              <w:top w:type="dxa" w:w="50"/>
-              <w:left w:type="dxa" w:w="90"/>
-              <w:bottom w:type="dxa" w:w="50"/>
-              <w:right w:type="dxa" w:w="90"/>
-            </w:tcMar>
-          </w:tcPr>
-          <w:p>
-            <w:pPr>
-              <w:bidi/>
-              <w:spacing w:after="40"/>
-              <w:jc w:val="center"/>
-            </w:pPr>
-            <w:r>
-              <w:rPr>
-                <w:rFonts w:ascii="Arial" w:cs="Arial" w:eastAsia="Arial" w:hAnsi="Arial"/>
-                <w:b w:val="false"/>
-                <w:bCs w:val="false"/>
-                <w:sz w:val="19"/>
-                <w:szCs w:val="19"/>
-                <w:rtl/>
-              </w:rPr>
-              <w:t xml:space="preserve">5.11.2026</w:t>
-            </w:r>
-          </w:p>
-        </w:tc>
-      </w:tr>
-      <w:tr>
-        <w:trPr>
-          <w:cantSplit/>
-        </w:trPr>
-        <w:tc>
-          <w:tcPr>
-            <w:tcW w:type="dxa" w:w="600"/>
-            <w:tcBorders>
-              <w:top w:val="single" w:color="808080" w:sz="4"/>
-              <w:left w:val="single" w:color="808080" w:sz="4"/>
-              <w:bottom w:val="single" w:color="808080" w:sz="4"/>
-              <w:right w:val="single" w:color="808080" w:sz="4"/>
-            </w:tcBorders>
-            <w:tcMar>
-              <w:top w:type="dxa" w:w="50"/>
-              <w:left w:type="dxa" w:w="90"/>
-              <w:bottom w:type="dxa" w:w="50"/>
-              <w:right w:type="dxa" w:w="90"/>
-            </w:tcMar>
-          </w:tcPr>
-          <w:p>
-            <w:pPr>
-              <w:bidi/>
-              <w:spacing w:after="40"/>
-              <w:jc w:val="center"/>
-            </w:pPr>
-            <w:r>
-              <w:rPr>
-                <w:rFonts w:ascii="Arial" w:cs="Arial" w:eastAsia="Arial" w:hAnsi="Arial"/>
-                <w:b w:val="false"/>
-                <w:bCs w:val="false"/>
-                <w:sz w:val="19"/>
-                <w:szCs w:val="19"/>
-                <w:rtl/>
-              </w:rPr>
-              <w:t xml:space="preserve">51</w:t>
-            </w:r>
-          </w:p>
-        </w:tc>
-        <w:tc>
-          <w:tcPr>
-            <w:tcW w:type="dxa" w:w="5200"/>
-            <w:tcBorders>
-              <w:top w:val="single" w:color="808080" w:sz="4"/>
-              <w:left w:val="single" w:color="808080" w:sz="4"/>
-              <w:bottom w:val="single" w:color="808080" w:sz="4"/>
-              <w:right w:val="single" w:color="808080" w:sz="4"/>
-            </w:tcBorders>
-            <w:tcMar>
-              <w:top w:type="dxa" w:w="50"/>
-              <w:left w:type="dxa" w:w="90"/>
-              <w:bottom w:type="dxa" w:w="50"/>
-              <w:right w:type="dxa" w:w="90"/>
-            </w:tcMar>
-          </w:tcPr>
-          <w:p>
-            <w:pPr>
-              <w:bidi/>
-              <w:spacing w:after="40"/>
-              <w:jc w:val="right"/>
-            </w:pPr>
-            <w:r>
-              <w:rPr>
-                <w:rFonts w:ascii="Arial" w:cs="Arial" w:eastAsia="Arial" w:hAnsi="Arial"/>
-                <w:b w:val="false"/>
-                <w:bCs w:val="false"/>
-                <w:sz w:val="19"/>
-                <w:szCs w:val="19"/>
-                <w:rtl/>
-              </w:rPr>
-              <w:t xml:space="preserve">פירוק ציוד ישן: 30 שעות ב-150 ₪ לשעה (מתחת לעלות). כולל פינוי למחסן העירייה?</w:t>
-            </w:r>
-          </w:p>
-        </w:tc>
-        <w:tc>
-          <w:tcPr>
-            <w:tcW w:type="dxa" w:w="1700"/>
-            <w:tcBorders>
-              <w:top w:val="single" w:color="808080" w:sz="4"/>
-              <w:left w:val="single" w:color="808080" w:sz="4"/>
-              <w:bottom w:val="single" w:color="808080" w:sz="4"/>
-              <w:right w:val="single" w:color="808080" w:sz="4"/>
-            </w:tcBorders>
-            <w:tcMar>
-              <w:top w:type="dxa" w:w="50"/>
-              <w:left w:type="dxa" w:w="90"/>
-              <w:bottom w:type="dxa" w:w="50"/>
-              <w:right w:type="dxa" w:w="90"/>
-            </w:tcMar>
-          </w:tcPr>
-          <w:p>
-            <w:pPr>
-              <w:bidi/>
-              <w:spacing w:after="40"/>
-              <w:jc w:val="right"/>
-            </w:pPr>
-            <w:r>
-              <w:rPr>
-                <w:rFonts w:ascii="Arial" w:cs="Arial" w:eastAsia="Arial" w:hAnsi="Arial"/>
-                <w:b w:val="false"/>
-                <w:bCs w:val="false"/>
-                <w:sz w:val="19"/>
-                <w:szCs w:val="19"/>
-                <w:rtl/>
-              </w:rPr>
-              <w:t xml:space="preserve">Excel סעיף 29; עמ' 21, סעיף 7.2</w:t>
-            </w:r>
-          </w:p>
-        </w:tc>
-        <w:tc>
-          <w:tcPr>
-            <w:tcW w:type="dxa" w:w="2500"/>
-            <w:tcBorders>
-              <w:top w:val="single" w:color="808080" w:sz="4"/>
-              <w:left w:val="single" w:color="808080" w:sz="4"/>
-              <w:bottom w:val="single" w:color="808080" w:sz="4"/>
-              <w:right w:val="single" w:color="808080" w:sz="4"/>
-            </w:tcBorders>
-            <w:tcMar>
-              <w:top w:type="dxa" w:w="50"/>
-              <w:left w:type="dxa" w:w="90"/>
-              <w:bottom w:type="dxa" w:w="50"/>
-              <w:right w:type="dxa" w:w="90"/>
-            </w:tcMar>
-          </w:tcPr>
-          <w:p>
-            <w:pPr>
-              <w:bidi/>
-              <w:spacing w:after="40"/>
-              <w:jc w:val="right"/>
-            </w:pPr>
-            <w:r>
-              <w:rPr>
-                <w:rFonts w:ascii="Arial" w:cs="Arial" w:eastAsia="Arial" w:hAnsi="Arial"/>
-                <w:b w:val="false"/>
-                <w:bCs w:val="false"/>
-                <w:sz w:val="19"/>
-                <w:szCs w:val="19"/>
-                <w:rtl/>
-              </w:rPr>
-              <w:t xml:space="preserve">רכיב מפסיד.</w:t>
-            </w:r>
-          </w:p>
-        </w:tc>
-        <w:tc>
-          <w:tcPr>
-            <w:tcW w:type="dxa" w:w="2338"/>
-            <w:tcBorders>
-              <w:top w:val="single" w:color="808080" w:sz="4"/>
-              <w:left w:val="single" w:color="808080" w:sz="4"/>
-              <w:bottom w:val="single" w:color="808080" w:sz="4"/>
-              <w:right w:val="single" w:color="808080" w:sz="4"/>
-            </w:tcBorders>
-            <w:tcMar>
-              <w:top w:type="dxa" w:w="50"/>
-              <w:left w:type="dxa" w:w="90"/>
-              <w:bottom w:type="dxa" w:w="50"/>
-              <w:right w:type="dxa" w:w="90"/>
-            </w:tcMar>
-          </w:tcPr>
-          <w:p>
-            <w:pPr>
-              <w:bidi/>
-              <w:spacing w:after="40"/>
-              <w:jc w:val="right"/>
-            </w:pPr>
-            <w:r>
-              <w:rPr>
-                <w:rFonts w:ascii="Arial" w:cs="Arial" w:eastAsia="Arial" w:hAnsi="Arial"/>
-                <w:b w:val="false"/>
-                <w:bCs w:val="false"/>
-                <w:sz w:val="19"/>
-                <w:szCs w:val="19"/>
-                <w:rtl/>
-              </w:rPr>
-              <w:t xml:space="preserve">"כתב כמויות" H32; שאלת הבהרה 36</w:t>
-            </w:r>
-          </w:p>
-        </w:tc>
-        <w:tc>
-          <w:tcPr>
-            <w:tcW w:type="dxa" w:w="1300"/>
-            <w:tcBorders>
-              <w:top w:val="single" w:color="808080" w:sz="4"/>
-              <w:left w:val="single" w:color="808080" w:sz="4"/>
-              <w:bottom w:val="single" w:color="808080" w:sz="4"/>
-              <w:right w:val="single" w:color="808080" w:sz="4"/>
-            </w:tcBorders>
-            <w:tcMar>
-              <w:top w:type="dxa" w:w="50"/>
-              <w:left w:type="dxa" w:w="90"/>
-              <w:bottom w:type="dxa" w:w="50"/>
-              <w:right w:type="dxa" w:w="90"/>
-            </w:tcMar>
-          </w:tcPr>
-          <w:p>
-            <w:pPr>
-              <w:bidi/>
-              <w:spacing w:after="40"/>
-              <w:jc w:val="right"/>
-            </w:pPr>
-            <w:r>
-              <w:rPr>
-                <w:rFonts w:ascii="Arial" w:cs="Arial" w:eastAsia="Arial" w:hAnsi="Arial"/>
-                <w:b w:val="false"/>
-                <w:bCs w:val="false"/>
-                <w:sz w:val="19"/>
-                <w:szCs w:val="19"/>
-                <w:rtl/>
-              </w:rPr>
-              <w:t xml:space="preserve"/>
-            </w:r>
-          </w:p>
-        </w:tc>
-        <w:tc>
-          <w:tcPr>
-            <w:tcW w:type="dxa" w:w="1200"/>
-            <w:tcBorders>
-              <w:top w:val="single" w:color="808080" w:sz="4"/>
-              <w:left w:val="single" w:color="808080" w:sz="4"/>
-              <w:bottom w:val="single" w:color="808080" w:sz="4"/>
-              <w:right w:val="single" w:color="808080" w:sz="4"/>
-            </w:tcBorders>
-            <w:tcMar>
-              <w:top w:type="dxa" w:w="50"/>
-              <w:left w:type="dxa" w:w="90"/>
-              <w:bottom w:type="dxa" w:w="50"/>
-              <w:right w:type="dxa" w:w="90"/>
-            </w:tcMar>
-          </w:tcPr>
-          <w:p>
-            <w:pPr>
-              <w:bidi/>
-              <w:spacing w:after="40"/>
-              <w:jc w:val="center"/>
-            </w:pPr>
-            <w:r>
-              <w:rPr>
-                <w:rFonts w:ascii="Arial" w:cs="Arial" w:eastAsia="Arial" w:hAnsi="Arial"/>
-                <w:b w:val="false"/>
-                <w:bCs w:val="false"/>
-                <w:sz w:val="19"/>
-                <w:szCs w:val="19"/>
-                <w:rtl/>
-              </w:rPr>
-              <w:t xml:space="preserve">5.11.2026</w:t>
-            </w:r>
-          </w:p>
-        </w:tc>
-      </w:tr>
-      <w:tr>
-        <w:trPr>
-          <w:cantSplit/>
-        </w:trPr>
-        <w:tc>
-          <w:tcPr>
-            <w:tcW w:type="dxa" w:w="600"/>
-            <w:tcBorders>
-              <w:top w:val="single" w:color="808080" w:sz="4"/>
-              <w:left w:val="single" w:color="808080" w:sz="4"/>
-              <w:bottom w:val="single" w:color="808080" w:sz="4"/>
-              <w:right w:val="single" w:color="808080" w:sz="4"/>
-            </w:tcBorders>
-            <w:tcMar>
-              <w:top w:type="dxa" w:w="50"/>
-              <w:left w:type="dxa" w:w="90"/>
-              <w:bottom w:type="dxa" w:w="50"/>
-              <w:right w:type="dxa" w:w="90"/>
-            </w:tcMar>
-          </w:tcPr>
-          <w:p>
-            <w:pPr>
-              <w:bidi/>
-              <w:spacing w:after="40"/>
-              <w:jc w:val="center"/>
-            </w:pPr>
-            <w:r>
-              <w:rPr>
-                <w:rFonts w:ascii="Arial" w:cs="Arial" w:eastAsia="Arial" w:hAnsi="Arial"/>
-                <w:b w:val="false"/>
-                <w:bCs w:val="false"/>
-                <w:sz w:val="19"/>
-                <w:szCs w:val="19"/>
-                <w:rtl/>
-              </w:rPr>
-              <w:t xml:space="preserve">52</w:t>
-            </w:r>
-          </w:p>
-        </w:tc>
-        <w:tc>
-          <w:tcPr>
-            <w:tcW w:type="dxa" w:w="5200"/>
-            <w:tcBorders>
-              <w:top w:val="single" w:color="808080" w:sz="4"/>
-              <w:left w:val="single" w:color="808080" w:sz="4"/>
-              <w:bottom w:val="single" w:color="808080" w:sz="4"/>
-              <w:right w:val="single" w:color="808080" w:sz="4"/>
-            </w:tcBorders>
-            <w:tcMar>
-              <w:top w:type="dxa" w:w="50"/>
-              <w:left w:type="dxa" w:w="90"/>
-              <w:bottom w:type="dxa" w:w="50"/>
-              <w:right w:type="dxa" w:w="90"/>
-            </w:tcMar>
-          </w:tcPr>
-          <w:p>
-            <w:pPr>
-              <w:bidi/>
-              <w:spacing w:after="40"/>
-              <w:jc w:val="right"/>
-            </w:pPr>
-            <w:r>
-              <w:rPr>
-                <w:rFonts w:ascii="Arial" w:cs="Arial" w:eastAsia="Arial" w:hAnsi="Arial"/>
-                <w:b w:val="false"/>
-                <w:bCs w:val="false"/>
-                <w:sz w:val="19"/>
-                <w:szCs w:val="19"/>
-                <w:rtl/>
-              </w:rPr>
-              <w:t xml:space="preserve">תוכנית מיגרציה: לוח זמנים, סקר אתרים, מיפוי שלוחות, עבודה מול הספק הנוכחי. מי מנהל הפרויקט?</w:t>
-            </w:r>
-          </w:p>
-        </w:tc>
-        <w:tc>
-          <w:tcPr>
-            <w:tcW w:type="dxa" w:w="1700"/>
-            <w:tcBorders>
-              <w:top w:val="single" w:color="808080" w:sz="4"/>
-              <w:left w:val="single" w:color="808080" w:sz="4"/>
-              <w:bottom w:val="single" w:color="808080" w:sz="4"/>
-              <w:right w:val="single" w:color="808080" w:sz="4"/>
-            </w:tcBorders>
-            <w:tcMar>
-              <w:top w:type="dxa" w:w="50"/>
-              <w:left w:type="dxa" w:w="90"/>
-              <w:bottom w:type="dxa" w:w="50"/>
-              <w:right w:type="dxa" w:w="90"/>
-            </w:tcMar>
-          </w:tcPr>
-          <w:p>
-            <w:pPr>
-              <w:bidi/>
-              <w:spacing w:after="40"/>
-              <w:jc w:val="right"/>
-            </w:pPr>
-            <w:r>
-              <w:rPr>
-                <w:rFonts w:ascii="Arial" w:cs="Arial" w:eastAsia="Arial" w:hAnsi="Arial"/>
-                <w:b w:val="false"/>
-                <w:bCs w:val="false"/>
-                <w:sz w:val="19"/>
-                <w:szCs w:val="19"/>
-                <w:rtl/>
-              </w:rPr>
-              <w:t xml:space="preserve">עמ' 21, סעיף 7</w:t>
-            </w:r>
-          </w:p>
-        </w:tc>
-        <w:tc>
-          <w:tcPr>
-            <w:tcW w:type="dxa" w:w="2500"/>
-            <w:tcBorders>
-              <w:top w:val="single" w:color="808080" w:sz="4"/>
-              <w:left w:val="single" w:color="808080" w:sz="4"/>
-              <w:bottom w:val="single" w:color="808080" w:sz="4"/>
-              <w:right w:val="single" w:color="808080" w:sz="4"/>
-            </w:tcBorders>
-            <w:tcMar>
-              <w:top w:type="dxa" w:w="50"/>
-              <w:left w:type="dxa" w:w="90"/>
-              <w:bottom w:type="dxa" w:w="50"/>
-              <w:right w:type="dxa" w:w="90"/>
-            </w:tcMar>
-          </w:tcPr>
-          <w:p>
-            <w:pPr>
-              <w:bidi/>
-              <w:spacing w:after="40"/>
-              <w:jc w:val="right"/>
-            </w:pPr>
-            <w:r>
-              <w:rPr>
-                <w:rFonts w:ascii="Arial" w:cs="Arial" w:eastAsia="Arial" w:hAnsi="Arial"/>
-                <w:b w:val="false"/>
-                <w:bCs w:val="false"/>
-                <w:sz w:val="19"/>
-                <w:szCs w:val="19"/>
-                <w:rtl/>
-              </w:rPr>
-              <w:t xml:space="preserve">משפיע על הראיון ועל הסיכון.</w:t>
-            </w:r>
-          </w:p>
-        </w:tc>
-        <w:tc>
-          <w:tcPr>
-            <w:tcW w:type="dxa" w:w="2338"/>
-            <w:tcBorders>
-              <w:top w:val="single" w:color="808080" w:sz="4"/>
-              <w:left w:val="single" w:color="808080" w:sz="4"/>
-              <w:bottom w:val="single" w:color="808080" w:sz="4"/>
-              <w:right w:val="single" w:color="808080" w:sz="4"/>
-            </w:tcBorders>
-            <w:tcMar>
-              <w:top w:type="dxa" w:w="50"/>
-              <w:left w:type="dxa" w:w="90"/>
-              <w:bottom w:type="dxa" w:w="50"/>
-              <w:right w:type="dxa" w:w="90"/>
-            </w:tcMar>
-          </w:tcPr>
-          <w:p>
-            <w:pPr>
-              <w:bidi/>
-              <w:spacing w:after="40"/>
-              <w:jc w:val="right"/>
-            </w:pPr>
-            <w:r>
-              <w:rPr>
-                <w:rFonts w:ascii="Arial" w:cs="Arial" w:eastAsia="Arial" w:hAnsi="Arial"/>
-                <w:b w:val="false"/>
-                <w:bCs w:val="false"/>
-                <w:sz w:val="19"/>
-                <w:szCs w:val="19"/>
-                <w:rtl/>
-              </w:rPr>
-              <w:t xml:space="preserve">שאלת הבהרה 22; הכנה לראיון</w:t>
-            </w:r>
-          </w:p>
-        </w:tc>
-        <w:tc>
-          <w:tcPr>
-            <w:tcW w:type="dxa" w:w="1300"/>
-            <w:tcBorders>
-              <w:top w:val="single" w:color="808080" w:sz="4"/>
-              <w:left w:val="single" w:color="808080" w:sz="4"/>
-              <w:bottom w:val="single" w:color="808080" w:sz="4"/>
-              <w:right w:val="single" w:color="808080" w:sz="4"/>
-            </w:tcBorders>
-            <w:tcMar>
-              <w:top w:type="dxa" w:w="50"/>
-              <w:left w:type="dxa" w:w="90"/>
-              <w:bottom w:type="dxa" w:w="50"/>
-              <w:right w:type="dxa" w:w="90"/>
-            </w:tcMar>
-          </w:tcPr>
-          <w:p>
-            <w:pPr>
-              <w:bidi/>
-              <w:spacing w:after="40"/>
-              <w:jc w:val="right"/>
-            </w:pPr>
-            <w:r>
-              <w:rPr>
-                <w:rFonts w:ascii="Arial" w:cs="Arial" w:eastAsia="Arial" w:hAnsi="Arial"/>
-                <w:b w:val="false"/>
-                <w:bCs w:val="false"/>
-                <w:sz w:val="19"/>
-                <w:szCs w:val="19"/>
-                <w:rtl/>
-              </w:rPr>
-              <w:t xml:space="preserve"/>
-            </w:r>
-          </w:p>
-        </w:tc>
-        <w:tc>
-          <w:tcPr>
-            <w:tcW w:type="dxa" w:w="1200"/>
-            <w:tcBorders>
-              <w:top w:val="single" w:color="808080" w:sz="4"/>
-              <w:left w:val="single" w:color="808080" w:sz="4"/>
-              <w:bottom w:val="single" w:color="808080" w:sz="4"/>
-              <w:right w:val="single" w:color="808080" w:sz="4"/>
-            </w:tcBorders>
-            <w:tcMar>
-              <w:top w:type="dxa" w:w="50"/>
-              <w:left w:type="dxa" w:w="90"/>
-              <w:bottom w:type="dxa" w:w="50"/>
-              <w:right w:type="dxa" w:w="90"/>
-            </w:tcMar>
-          </w:tcPr>
-          <w:p>
-            <w:pPr>
-              <w:bidi/>
-              <w:spacing w:after="40"/>
-              <w:jc w:val="center"/>
-            </w:pPr>
-            <w:r>
-              <w:rPr>
-                <w:rFonts w:ascii="Arial" w:cs="Arial" w:eastAsia="Arial" w:hAnsi="Arial"/>
-                <w:b w:val="false"/>
-                <w:bCs w:val="false"/>
-                <w:sz w:val="19"/>
-                <w:szCs w:val="19"/>
-                <w:rtl/>
-              </w:rPr>
-              <w:t xml:space="preserve">5.11.2026</w:t>
-            </w:r>
-          </w:p>
-        </w:tc>
-      </w:tr>
-      <w:tr>
-        <w:tc>
-          <w:tcPr>
-            <w:tcW w:type="dxa" w:w="14838"/>
-            <w:gridSpan w:val="7"/>
-            <w:tcBorders>
-              <w:top w:val="single" w:color="808080" w:sz="4"/>
-              <w:left w:val="single" w:color="808080" w:sz="4"/>
-              <w:bottom w:val="single" w:color="808080" w:sz="4"/>
-              <w:right w:val="single" w:color="808080" w:sz="4"/>
-            </w:tcBorders>
-            <w:shd w:fill="D9E2F3" w:color="auto" w:val="clear"/>
-            <w:tcMar>
-              <w:top w:type="dxa" w:w="50"/>
-              <w:left w:type="dxa" w:w="90"/>
-              <w:bottom w:type="dxa" w:w="50"/>
-              <w:right w:type="dxa" w:w="90"/>
-            </w:tcMar>
-          </w:tcPr>
-          <w:p>
-            <w:pPr>
-              <w:bidi/>
-              <w:spacing w:after="40"/>
-              <w:jc w:val="right"/>
-            </w:pPr>
-            <w:r>
-              <w:rPr>
-                <w:rFonts w:ascii="Arial" w:cs="Arial" w:eastAsia="Arial" w:hAnsi="Arial"/>
-                <w:b/>
-                <w:bCs/>
-                <w:sz w:val="21"/>
-                <w:szCs w:val="21"/>
-                <w:rtl/>
-              </w:rPr>
-              <w:t xml:space="preserve">ניהול מכרזים ומנהלה</w:t>
-            </w:r>
-          </w:p>
-        </w:tc>
-      </w:tr>
-      <w:tr>
-        <w:trPr>
-          <w:cantSplit/>
-        </w:trPr>
-        <w:tc>
-          <w:tcPr>
-            <w:tcW w:type="dxa" w:w="600"/>
-            <w:tcBorders>
-              <w:top w:val="single" w:color="808080" w:sz="4"/>
-              <w:left w:val="single" w:color="808080" w:sz="4"/>
-              <w:bottom w:val="single" w:color="808080" w:sz="4"/>
-              <w:right w:val="single" w:color="808080" w:sz="4"/>
-            </w:tcBorders>
-            <w:tcMar>
-              <w:top w:type="dxa" w:w="50"/>
-              <w:left w:type="dxa" w:w="90"/>
-              <w:bottom w:type="dxa" w:w="50"/>
-              <w:right w:type="dxa" w:w="90"/>
-            </w:tcMar>
-          </w:tcPr>
-          <w:p>
-            <w:pPr>
-              <w:bidi/>
-              <w:spacing w:after="40"/>
-              <w:jc w:val="center"/>
-            </w:pPr>
-            <w:r>
-              <w:rPr>
-                <w:rFonts w:ascii="Arial" w:cs="Arial" w:eastAsia="Arial" w:hAnsi="Arial"/>
-                <w:b w:val="false"/>
-                <w:bCs w:val="false"/>
-                <w:sz w:val="19"/>
-                <w:szCs w:val="19"/>
-                <w:rtl/>
-              </w:rPr>
-              <w:t xml:space="preserve">53</w:t>
-            </w:r>
-          </w:p>
-        </w:tc>
-        <w:tc>
-          <w:tcPr>
-            <w:tcW w:type="dxa" w:w="5200"/>
-            <w:tcBorders>
-              <w:top w:val="single" w:color="808080" w:sz="4"/>
-              <w:left w:val="single" w:color="808080" w:sz="4"/>
-              <w:bottom w:val="single" w:color="808080" w:sz="4"/>
-              <w:right w:val="single" w:color="808080" w:sz="4"/>
-            </w:tcBorders>
-            <w:tcMar>
-              <w:top w:type="dxa" w:w="50"/>
-              <w:left w:type="dxa" w:w="90"/>
-              <w:bottom w:type="dxa" w:w="50"/>
-              <w:right w:type="dxa" w:w="90"/>
-            </w:tcMar>
-          </w:tcPr>
-          <w:p>
-            <w:pPr>
-              <w:bidi/>
-              <w:spacing w:after="40"/>
-              <w:jc w:val="right"/>
-            </w:pPr>
-            <w:r>
-              <w:rPr>
-                <w:rFonts w:ascii="Arial" w:cs="Arial" w:eastAsia="Arial" w:hAnsi="Arial"/>
-                <w:b w:val="false"/>
-                <w:bCs w:val="false"/>
-                <w:sz w:val="19"/>
-                <w:szCs w:val="19"/>
-                <w:rtl/>
-              </w:rPr>
-              <w:t xml:space="preserve">לרכוש את מסמכי המכרז (500 ₪) – הקבלה חייבת להיות על שם הישות המגישה.</w:t>
-            </w:r>
-          </w:p>
-        </w:tc>
-        <w:tc>
-          <w:tcPr>
-            <w:tcW w:type="dxa" w:w="1700"/>
-            <w:tcBorders>
-              <w:top w:val="single" w:color="808080" w:sz="4"/>
-              <w:left w:val="single" w:color="808080" w:sz="4"/>
-              <w:bottom w:val="single" w:color="808080" w:sz="4"/>
-              <w:right w:val="single" w:color="808080" w:sz="4"/>
-            </w:tcBorders>
-            <w:tcMar>
-              <w:top w:type="dxa" w:w="50"/>
-              <w:left w:type="dxa" w:w="90"/>
-              <w:bottom w:type="dxa" w:w="50"/>
-              <w:right w:type="dxa" w:w="90"/>
-            </w:tcMar>
-          </w:tcPr>
-          <w:p>
-            <w:pPr>
-              <w:bidi/>
-              <w:spacing w:after="40"/>
-              <w:jc w:val="right"/>
-            </w:pPr>
-            <w:r>
-              <w:rPr>
-                <w:rFonts w:ascii="Arial" w:cs="Arial" w:eastAsia="Arial" w:hAnsi="Arial"/>
-                <w:b w:val="false"/>
-                <w:bCs w:val="false"/>
-                <w:sz w:val="19"/>
-                <w:szCs w:val="19"/>
-                <w:rtl/>
-              </w:rPr>
-              <w:t xml:space="preserve">עמ' 2; עמ' 4, תנאי סף יא'</w:t>
-            </w:r>
-          </w:p>
-        </w:tc>
-        <w:tc>
-          <w:tcPr>
-            <w:tcW w:type="dxa" w:w="2500"/>
-            <w:tcBorders>
-              <w:top w:val="single" w:color="808080" w:sz="4"/>
-              <w:left w:val="single" w:color="808080" w:sz="4"/>
-              <w:bottom w:val="single" w:color="808080" w:sz="4"/>
-              <w:right w:val="single" w:color="808080" w:sz="4"/>
-            </w:tcBorders>
-            <w:tcMar>
-              <w:top w:type="dxa" w:w="50"/>
-              <w:left w:type="dxa" w:w="90"/>
-              <w:bottom w:type="dxa" w:w="50"/>
-              <w:right w:type="dxa" w:w="90"/>
-            </w:tcMar>
-          </w:tcPr>
-          <w:p>
-            <w:pPr>
-              <w:bidi/>
-              <w:spacing w:after="40"/>
-              <w:jc w:val="right"/>
-            </w:pPr>
-            <w:r>
-              <w:rPr>
-                <w:rFonts w:ascii="Arial" w:cs="Arial" w:eastAsia="Arial" w:hAnsi="Arial"/>
-                <w:b w:val="false"/>
-                <w:bCs w:val="false"/>
-                <w:sz w:val="19"/>
-                <w:szCs w:val="19"/>
-                <w:rtl/>
-              </w:rPr>
-              <w:t xml:space="preserve">תנאי סף.</w:t>
-            </w:r>
-          </w:p>
-        </w:tc>
-        <w:tc>
-          <w:tcPr>
-            <w:tcW w:type="dxa" w:w="2338"/>
-            <w:tcBorders>
-              <w:top w:val="single" w:color="808080" w:sz="4"/>
-              <w:left w:val="single" w:color="808080" w:sz="4"/>
-              <w:bottom w:val="single" w:color="808080" w:sz="4"/>
-              <w:right w:val="single" w:color="808080" w:sz="4"/>
-            </w:tcBorders>
-            <w:tcMar>
-              <w:top w:type="dxa" w:w="50"/>
-              <w:left w:type="dxa" w:w="90"/>
-              <w:bottom w:type="dxa" w:w="50"/>
-              <w:right w:type="dxa" w:w="90"/>
-            </w:tcMar>
-          </w:tcPr>
-          <w:p>
-            <w:pPr>
-              <w:bidi/>
-              <w:spacing w:after="40"/>
-              <w:jc w:val="right"/>
-            </w:pPr>
-            <w:r>
-              <w:rPr>
-                <w:rFonts w:ascii="Arial" w:cs="Arial" w:eastAsia="Arial" w:hAnsi="Arial"/>
-                <w:b w:val="false"/>
-                <w:bCs w:val="false"/>
-                <w:sz w:val="19"/>
-                <w:szCs w:val="19"/>
-                <w:rtl/>
-              </w:rPr>
-              <w:t xml:space="preserve">מסמכי ההגשה</w:t>
-            </w:r>
-          </w:p>
-        </w:tc>
-        <w:tc>
-          <w:tcPr>
-            <w:tcW w:type="dxa" w:w="1300"/>
-            <w:tcBorders>
-              <w:top w:val="single" w:color="808080" w:sz="4"/>
-              <w:left w:val="single" w:color="808080" w:sz="4"/>
-              <w:bottom w:val="single" w:color="808080" w:sz="4"/>
-              <w:right w:val="single" w:color="808080" w:sz="4"/>
-            </w:tcBorders>
-            <w:tcMar>
-              <w:top w:type="dxa" w:w="50"/>
-              <w:left w:type="dxa" w:w="90"/>
-              <w:bottom w:type="dxa" w:w="50"/>
-              <w:right w:type="dxa" w:w="90"/>
-            </w:tcMar>
-          </w:tcPr>
-          <w:p>
-            <w:pPr>
-              <w:bidi/>
-              <w:spacing w:after="40"/>
-              <w:jc w:val="right"/>
-            </w:pPr>
-            <w:r>
-              <w:rPr>
-                <w:rFonts w:ascii="Arial" w:cs="Arial" w:eastAsia="Arial" w:hAnsi="Arial"/>
-                <w:b w:val="false"/>
-                <w:bCs w:val="false"/>
-                <w:sz w:val="19"/>
-                <w:szCs w:val="19"/>
-                <w:rtl/>
-              </w:rPr>
-              <w:t xml:space="preserve"/>
-            </w:r>
-          </w:p>
-        </w:tc>
-        <w:tc>
-          <w:tcPr>
-            <w:tcW w:type="dxa" w:w="1200"/>
-            <w:tcBorders>
-              <w:top w:val="single" w:color="808080" w:sz="4"/>
-              <w:left w:val="single" w:color="808080" w:sz="4"/>
-              <w:bottom w:val="single" w:color="808080" w:sz="4"/>
-              <w:right w:val="single" w:color="808080" w:sz="4"/>
-            </w:tcBorders>
-            <w:tcMar>
-              <w:top w:type="dxa" w:w="50"/>
-              <w:left w:type="dxa" w:w="90"/>
-              <w:bottom w:type="dxa" w:w="50"/>
-              <w:right w:type="dxa" w:w="90"/>
-            </w:tcMar>
-          </w:tcPr>
-          <w:p>
-            <w:pPr>
-              <w:bidi/>
-              <w:spacing w:after="40"/>
-              <w:jc w:val="center"/>
-            </w:pPr>
-            <w:r>
-              <w:rPr>
-                <w:rFonts w:ascii="Arial" w:cs="Arial" w:eastAsia="Arial" w:hAnsi="Arial"/>
-                <w:b w:val="false"/>
-                <w:bCs w:val="false"/>
-                <w:sz w:val="19"/>
-                <w:szCs w:val="19"/>
-                <w:rtl/>
-              </w:rPr>
-              <w:t xml:space="preserve">רכישה: מיד | הבהרות: 29.10</w:t>
-            </w:r>
-          </w:p>
-        </w:tc>
-      </w:tr>
-      <w:tr>
-        <w:trPr>
-          <w:cantSplit/>
-        </w:trPr>
-        <w:tc>
-          <w:tcPr>
-            <w:tcW w:type="dxa" w:w="600"/>
-            <w:tcBorders>
-              <w:top w:val="single" w:color="808080" w:sz="4"/>
-              <w:left w:val="single" w:color="808080" w:sz="4"/>
-              <w:bottom w:val="single" w:color="808080" w:sz="4"/>
-              <w:right w:val="single" w:color="808080" w:sz="4"/>
-            </w:tcBorders>
-            <w:tcMar>
-              <w:top w:type="dxa" w:w="50"/>
-              <w:left w:type="dxa" w:w="90"/>
-              <w:bottom w:type="dxa" w:w="50"/>
-              <w:right w:type="dxa" w:w="90"/>
-            </w:tcMar>
-          </w:tcPr>
-          <w:p>
-            <w:pPr>
-              <w:bidi/>
-              <w:spacing w:after="40"/>
-              <w:jc w:val="center"/>
-            </w:pPr>
-            <w:r>
-              <w:rPr>
-                <w:rFonts w:ascii="Arial" w:cs="Arial" w:eastAsia="Arial" w:hAnsi="Arial"/>
-                <w:b w:val="false"/>
-                <w:bCs w:val="false"/>
-                <w:sz w:val="19"/>
-                <w:szCs w:val="19"/>
-                <w:rtl/>
-              </w:rPr>
-              <w:t xml:space="preserve">54</w:t>
-            </w:r>
-          </w:p>
-        </w:tc>
-        <w:tc>
-          <w:tcPr>
-            <w:tcW w:type="dxa" w:w="5200"/>
-            <w:tcBorders>
-              <w:top w:val="single" w:color="808080" w:sz="4"/>
-              <w:left w:val="single" w:color="808080" w:sz="4"/>
-              <w:bottom w:val="single" w:color="808080" w:sz="4"/>
-              <w:right w:val="single" w:color="808080" w:sz="4"/>
-            </w:tcBorders>
-            <w:tcMar>
-              <w:top w:type="dxa" w:w="50"/>
-              <w:left w:type="dxa" w:w="90"/>
-              <w:bottom w:type="dxa" w:w="50"/>
-              <w:right w:type="dxa" w:w="90"/>
-            </w:tcMar>
-          </w:tcPr>
-          <w:p>
-            <w:pPr>
-              <w:bidi/>
-              <w:spacing w:after="40"/>
-              <w:jc w:val="right"/>
-            </w:pPr>
-            <w:r>
-              <w:rPr>
-                <w:rFonts w:ascii="Arial" w:cs="Arial" w:eastAsia="Arial" w:hAnsi="Arial"/>
-                <w:b w:val="false"/>
-                <w:bCs w:val="false"/>
-                <w:sz w:val="19"/>
-                <w:szCs w:val="19"/>
-                <w:rtl/>
-              </w:rPr>
-              <w:t xml:space="preserve">לשלוח את שאלות ההבהרה ל-Khawaja@baqa.co.il עד 29.10 (המועד האחרון: יום א' 1.11 בשעה 15:00) ולוודא קבלה.</w:t>
-            </w:r>
-          </w:p>
-        </w:tc>
-        <w:tc>
-          <w:tcPr>
-            <w:tcW w:type="dxa" w:w="1700"/>
-            <w:tcBorders>
-              <w:top w:val="single" w:color="808080" w:sz="4"/>
-              <w:left w:val="single" w:color="808080" w:sz="4"/>
-              <w:bottom w:val="single" w:color="808080" w:sz="4"/>
-              <w:right w:val="single" w:color="808080" w:sz="4"/>
-            </w:tcBorders>
-            <w:tcMar>
-              <w:top w:type="dxa" w:w="50"/>
-              <w:left w:type="dxa" w:w="90"/>
-              <w:bottom w:type="dxa" w:w="50"/>
-              <w:right w:type="dxa" w:w="90"/>
-            </w:tcMar>
-          </w:tcPr>
-          <w:p>
-            <w:pPr>
-              <w:bidi/>
-              <w:spacing w:after="40"/>
-              <w:jc w:val="right"/>
-            </w:pPr>
-            <w:r>
-              <w:rPr>
-                <w:rFonts w:ascii="Arial" w:cs="Arial" w:eastAsia="Arial" w:hAnsi="Arial"/>
-                <w:b w:val="false"/>
-                <w:bCs w:val="false"/>
-                <w:sz w:val="19"/>
-                <w:szCs w:val="19"/>
-                <w:rtl/>
-              </w:rPr>
-              <w:t xml:space="preserve">עמ' 7, סעיף 1(ו)</w:t>
-            </w:r>
-          </w:p>
-        </w:tc>
-        <w:tc>
-          <w:tcPr>
-            <w:tcW w:type="dxa" w:w="2500"/>
-            <w:tcBorders>
-              <w:top w:val="single" w:color="808080" w:sz="4"/>
-              <w:left w:val="single" w:color="808080" w:sz="4"/>
-              <w:bottom w:val="single" w:color="808080" w:sz="4"/>
-              <w:right w:val="single" w:color="808080" w:sz="4"/>
-            </w:tcBorders>
-            <w:tcMar>
-              <w:top w:type="dxa" w:w="50"/>
-              <w:left w:type="dxa" w:w="90"/>
-              <w:bottom w:type="dxa" w:w="50"/>
-              <w:right w:type="dxa" w:w="90"/>
-            </w:tcMar>
-          </w:tcPr>
-          <w:p>
-            <w:pPr>
-              <w:bidi/>
-              <w:spacing w:after="40"/>
-              <w:jc w:val="right"/>
-            </w:pPr>
-            <w:r>
-              <w:rPr>
-                <w:rFonts w:ascii="Arial" w:cs="Arial" w:eastAsia="Arial" w:hAnsi="Arial"/>
-                <w:b w:val="false"/>
-                <w:bCs w:val="false"/>
-                <w:sz w:val="19"/>
-                <w:szCs w:val="19"/>
-                <w:rtl/>
-              </w:rPr>
-              <w:t xml:space="preserve">אחרי המועד – אין הבהרות.</w:t>
-            </w:r>
-          </w:p>
-        </w:tc>
-        <w:tc>
-          <w:tcPr>
-            <w:tcW w:type="dxa" w:w="2338"/>
-            <w:tcBorders>
-              <w:top w:val="single" w:color="808080" w:sz="4"/>
-              <w:left w:val="single" w:color="808080" w:sz="4"/>
-              <w:bottom w:val="single" w:color="808080" w:sz="4"/>
-              <w:right w:val="single" w:color="808080" w:sz="4"/>
-            </w:tcBorders>
-            <w:tcMar>
-              <w:top w:type="dxa" w:w="50"/>
-              <w:left w:type="dxa" w:w="90"/>
-              <w:bottom w:type="dxa" w:w="50"/>
-              <w:right w:type="dxa" w:w="90"/>
-            </w:tcMar>
-          </w:tcPr>
-          <w:p>
-            <w:pPr>
-              <w:bidi/>
-              <w:spacing w:after="40"/>
-              <w:jc w:val="right"/>
-            </w:pPr>
-            <w:r>
-              <w:rPr>
-                <w:rFonts w:ascii="Arial" w:cs="Arial" w:eastAsia="Arial" w:hAnsi="Arial"/>
-                <w:b w:val="false"/>
-                <w:bCs w:val="false"/>
-                <w:sz w:val="19"/>
-                <w:szCs w:val="19"/>
-                <w:rtl/>
-              </w:rPr>
-              <w:t xml:space="preserve">קובץ שאלות ההבהרה</w:t>
-            </w:r>
-          </w:p>
-        </w:tc>
-        <w:tc>
-          <w:tcPr>
-            <w:tcW w:type="dxa" w:w="1300"/>
-            <w:tcBorders>
-              <w:top w:val="single" w:color="808080" w:sz="4"/>
-              <w:left w:val="single" w:color="808080" w:sz="4"/>
-              <w:bottom w:val="single" w:color="808080" w:sz="4"/>
-              <w:right w:val="single" w:color="808080" w:sz="4"/>
-            </w:tcBorders>
-            <w:tcMar>
-              <w:top w:type="dxa" w:w="50"/>
-              <w:left w:type="dxa" w:w="90"/>
-              <w:bottom w:type="dxa" w:w="50"/>
-              <w:right w:type="dxa" w:w="90"/>
-            </w:tcMar>
-          </w:tcPr>
-          <w:p>
-            <w:pPr>
-              <w:bidi/>
-              <w:spacing w:after="40"/>
-              <w:jc w:val="right"/>
-            </w:pPr>
-            <w:r>
-              <w:rPr>
-                <w:rFonts w:ascii="Arial" w:cs="Arial" w:eastAsia="Arial" w:hAnsi="Arial"/>
-                <w:b w:val="false"/>
-                <w:bCs w:val="false"/>
-                <w:sz w:val="19"/>
-                <w:szCs w:val="19"/>
-                <w:rtl/>
-              </w:rPr>
-              <w:t xml:space="preserve"/>
-            </w:r>
-          </w:p>
-        </w:tc>
-        <w:tc>
-          <w:tcPr>
-            <w:tcW w:type="dxa" w:w="1200"/>
-            <w:tcBorders>
-              <w:top w:val="single" w:color="808080" w:sz="4"/>
-              <w:left w:val="single" w:color="808080" w:sz="4"/>
-              <w:bottom w:val="single" w:color="808080" w:sz="4"/>
-              <w:right w:val="single" w:color="808080" w:sz="4"/>
-            </w:tcBorders>
-            <w:tcMar>
-              <w:top w:type="dxa" w:w="50"/>
-              <w:left w:type="dxa" w:w="90"/>
-              <w:bottom w:type="dxa" w:w="50"/>
-              <w:right w:type="dxa" w:w="90"/>
-            </w:tcMar>
-          </w:tcPr>
-          <w:p>
-            <w:pPr>
-              <w:bidi/>
-              <w:spacing w:after="40"/>
-              <w:jc w:val="center"/>
-            </w:pPr>
-            <w:r>
-              <w:rPr>
-                <w:rFonts w:ascii="Arial" w:cs="Arial" w:eastAsia="Arial" w:hAnsi="Arial"/>
-                <w:b w:val="false"/>
-                <w:bCs w:val="false"/>
-                <w:sz w:val="19"/>
-                <w:szCs w:val="19"/>
-                <w:rtl/>
-              </w:rPr>
-              <w:t xml:space="preserve">רכישה: מיד | הבהרות: 29.10</w:t>
-            </w:r>
-          </w:p>
-        </w:tc>
-      </w:tr>
-      <w:tr>
-        <w:trPr>
-          <w:cantSplit/>
-        </w:trPr>
-        <w:tc>
-          <w:tcPr>
-            <w:tcW w:type="dxa" w:w="600"/>
-            <w:tcBorders>
-              <w:top w:val="single" w:color="808080" w:sz="4"/>
-              <w:left w:val="single" w:color="808080" w:sz="4"/>
-              <w:bottom w:val="single" w:color="808080" w:sz="4"/>
-              <w:right w:val="single" w:color="808080" w:sz="4"/>
-            </w:tcBorders>
-            <w:tcMar>
-              <w:top w:type="dxa" w:w="50"/>
-              <w:left w:type="dxa" w:w="90"/>
-              <w:bottom w:type="dxa" w:w="50"/>
-              <w:right w:type="dxa" w:w="90"/>
-            </w:tcMar>
-          </w:tcPr>
-          <w:p>
-            <w:pPr>
-              <w:bidi/>
-              <w:spacing w:after="40"/>
-              <w:jc w:val="center"/>
-            </w:pPr>
-            <w:r>
-              <w:rPr>
-                <w:rFonts w:ascii="Arial" w:cs="Arial" w:eastAsia="Arial" w:hAnsi="Arial"/>
-                <w:b w:val="false"/>
-                <w:bCs w:val="false"/>
-                <w:sz w:val="19"/>
-                <w:szCs w:val="19"/>
-                <w:rtl/>
-              </w:rPr>
-              <w:t xml:space="preserve">55</w:t>
-            </w:r>
-          </w:p>
-        </w:tc>
-        <w:tc>
-          <w:tcPr>
-            <w:tcW w:type="dxa" w:w="5200"/>
-            <w:tcBorders>
-              <w:top w:val="single" w:color="808080" w:sz="4"/>
-              <w:left w:val="single" w:color="808080" w:sz="4"/>
-              <w:bottom w:val="single" w:color="808080" w:sz="4"/>
-              <w:right w:val="single" w:color="808080" w:sz="4"/>
-            </w:tcBorders>
-            <w:tcMar>
-              <w:top w:type="dxa" w:w="50"/>
-              <w:left w:type="dxa" w:w="90"/>
-              <w:bottom w:type="dxa" w:w="50"/>
-              <w:right w:type="dxa" w:w="90"/>
-            </w:tcMar>
-          </w:tcPr>
-          <w:p>
-            <w:pPr>
-              <w:bidi/>
-              <w:spacing w:after="40"/>
-              <w:jc w:val="right"/>
-            </w:pPr>
-            <w:r>
-              <w:rPr>
-                <w:rFonts w:ascii="Arial" w:cs="Arial" w:eastAsia="Arial" w:hAnsi="Arial"/>
-                <w:b w:val="false"/>
-                <w:bCs w:val="false"/>
-                <w:sz w:val="19"/>
-                <w:szCs w:val="19"/>
-                <w:rtl/>
-              </w:rPr>
-              <w:t xml:space="preserve">הגשה: שני עותקים, חתימה על כל עמוד, תצהירים מאומתים בעו"ד, ערבות על שם המציע, מסירה ידנית בלשכת המנכ"ל בבאקה – 15.11 עד 13:00. מי מגיע?</w:t>
-            </w:r>
-          </w:p>
-        </w:tc>
-        <w:tc>
-          <w:tcPr>
-            <w:tcW w:type="dxa" w:w="1700"/>
-            <w:tcBorders>
-              <w:top w:val="single" w:color="808080" w:sz="4"/>
-              <w:left w:val="single" w:color="808080" w:sz="4"/>
-              <w:bottom w:val="single" w:color="808080" w:sz="4"/>
-              <w:right w:val="single" w:color="808080" w:sz="4"/>
-            </w:tcBorders>
-            <w:tcMar>
-              <w:top w:type="dxa" w:w="50"/>
-              <w:left w:type="dxa" w:w="90"/>
-              <w:bottom w:type="dxa" w:w="50"/>
-              <w:right w:type="dxa" w:w="90"/>
-            </w:tcMar>
-          </w:tcPr>
-          <w:p>
-            <w:pPr>
-              <w:bidi/>
-              <w:spacing w:after="40"/>
-              <w:jc w:val="right"/>
-            </w:pPr>
-            <w:r>
-              <w:rPr>
-                <w:rFonts w:ascii="Arial" w:cs="Arial" w:eastAsia="Arial" w:hAnsi="Arial"/>
-                <w:b w:val="false"/>
-                <w:bCs w:val="false"/>
-                <w:sz w:val="19"/>
-                <w:szCs w:val="19"/>
-                <w:rtl/>
-              </w:rPr>
-              <w:t xml:space="preserve">עמ' 4, 7</w:t>
-            </w:r>
-          </w:p>
-        </w:tc>
-        <w:tc>
-          <w:tcPr>
-            <w:tcW w:type="dxa" w:w="2500"/>
-            <w:tcBorders>
-              <w:top w:val="single" w:color="808080" w:sz="4"/>
-              <w:left w:val="single" w:color="808080" w:sz="4"/>
-              <w:bottom w:val="single" w:color="808080" w:sz="4"/>
-              <w:right w:val="single" w:color="808080" w:sz="4"/>
-            </w:tcBorders>
-            <w:tcMar>
-              <w:top w:type="dxa" w:w="50"/>
-              <w:left w:type="dxa" w:w="90"/>
-              <w:bottom w:type="dxa" w:w="50"/>
-              <w:right w:type="dxa" w:w="90"/>
-            </w:tcMar>
-          </w:tcPr>
-          <w:p>
-            <w:pPr>
-              <w:bidi/>
-              <w:spacing w:after="40"/>
-              <w:jc w:val="right"/>
-            </w:pPr>
-            <w:r>
-              <w:rPr>
-                <w:rFonts w:ascii="Arial" w:cs="Arial" w:eastAsia="Arial" w:hAnsi="Arial"/>
-                <w:b w:val="false"/>
-                <w:bCs w:val="false"/>
-                <w:sz w:val="19"/>
-                <w:szCs w:val="19"/>
-                <w:rtl/>
-              </w:rPr>
-              <w:t xml:space="preserve">פגם טכני = פסילה.</w:t>
-            </w:r>
-          </w:p>
-        </w:tc>
-        <w:tc>
-          <w:tcPr>
-            <w:tcW w:type="dxa" w:w="2338"/>
-            <w:tcBorders>
-              <w:top w:val="single" w:color="808080" w:sz="4"/>
-              <w:left w:val="single" w:color="808080" w:sz="4"/>
-              <w:bottom w:val="single" w:color="808080" w:sz="4"/>
-              <w:right w:val="single" w:color="808080" w:sz="4"/>
-            </w:tcBorders>
-            <w:tcMar>
-              <w:top w:type="dxa" w:w="50"/>
-              <w:left w:type="dxa" w:w="90"/>
-              <w:bottom w:type="dxa" w:w="50"/>
-              <w:right w:type="dxa" w:w="90"/>
-            </w:tcMar>
-          </w:tcPr>
-          <w:p>
-            <w:pPr>
-              <w:bidi/>
-              <w:spacing w:after="40"/>
-              <w:jc w:val="right"/>
-            </w:pPr>
-            <w:r>
-              <w:rPr>
-                <w:rFonts w:ascii="Arial" w:cs="Arial" w:eastAsia="Arial" w:hAnsi="Arial"/>
-                <w:b w:val="false"/>
-                <w:bCs w:val="false"/>
-                <w:sz w:val="19"/>
-                <w:szCs w:val="19"/>
-                <w:rtl/>
-              </w:rPr>
-              <w:t xml:space="preserve">מסמכי ההגשה</w:t>
-            </w:r>
-          </w:p>
-        </w:tc>
-        <w:tc>
-          <w:tcPr>
-            <w:tcW w:type="dxa" w:w="1300"/>
-            <w:tcBorders>
-              <w:top w:val="single" w:color="808080" w:sz="4"/>
-              <w:left w:val="single" w:color="808080" w:sz="4"/>
-              <w:bottom w:val="single" w:color="808080" w:sz="4"/>
-              <w:right w:val="single" w:color="808080" w:sz="4"/>
-            </w:tcBorders>
-            <w:tcMar>
-              <w:top w:type="dxa" w:w="50"/>
-              <w:left w:type="dxa" w:w="90"/>
-              <w:bottom w:type="dxa" w:w="50"/>
-              <w:right w:type="dxa" w:w="90"/>
-            </w:tcMar>
-          </w:tcPr>
-          <w:p>
-            <w:pPr>
-              <w:bidi/>
-              <w:spacing w:after="40"/>
-              <w:jc w:val="right"/>
-            </w:pPr>
-            <w:r>
-              <w:rPr>
-                <w:rFonts w:ascii="Arial" w:cs="Arial" w:eastAsia="Arial" w:hAnsi="Arial"/>
-                <w:b w:val="false"/>
-                <w:bCs w:val="false"/>
-                <w:sz w:val="19"/>
-                <w:szCs w:val="19"/>
-                <w:rtl/>
-              </w:rPr>
-              <w:t xml:space="preserve"/>
-            </w:r>
-          </w:p>
-        </w:tc>
-        <w:tc>
-          <w:tcPr>
-            <w:tcW w:type="dxa" w:w="1200"/>
-            <w:tcBorders>
-              <w:top w:val="single" w:color="808080" w:sz="4"/>
-              <w:left w:val="single" w:color="808080" w:sz="4"/>
-              <w:bottom w:val="single" w:color="808080" w:sz="4"/>
-              <w:right w:val="single" w:color="808080" w:sz="4"/>
-            </w:tcBorders>
-            <w:tcMar>
-              <w:top w:type="dxa" w:w="50"/>
-              <w:left w:type="dxa" w:w="90"/>
-              <w:bottom w:type="dxa" w:w="50"/>
-              <w:right w:type="dxa" w:w="90"/>
-            </w:tcMar>
-          </w:tcPr>
-          <w:p>
-            <w:pPr>
-              <w:bidi/>
-              <w:spacing w:after="40"/>
-              <w:jc w:val="center"/>
-            </w:pPr>
-            <w:r>
-              <w:rPr>
-                <w:rFonts w:ascii="Arial" w:cs="Arial" w:eastAsia="Arial" w:hAnsi="Arial"/>
-                <w:b w:val="false"/>
-                <w:bCs w:val="false"/>
-                <w:sz w:val="19"/>
-                <w:szCs w:val="19"/>
-                <w:rtl/>
-              </w:rPr>
-              <w:t xml:space="preserve">רכישה: מיד | הבהרות: 29.10</w:t>
-            </w:r>
-          </w:p>
-        </w:tc>
-      </w:tr>
-      <w:tr>
-        <w:trPr>
-          <w:cantSplit/>
-        </w:trPr>
-        <w:tc>
-          <w:tcPr>
-            <w:tcW w:type="dxa" w:w="600"/>
-            <w:tcBorders>
-              <w:top w:val="single" w:color="808080" w:sz="4"/>
-              <w:left w:val="single" w:color="808080" w:sz="4"/>
-              <w:bottom w:val="single" w:color="808080" w:sz="4"/>
-              <w:right w:val="single" w:color="808080" w:sz="4"/>
-            </w:tcBorders>
-            <w:tcMar>
-              <w:top w:type="dxa" w:w="50"/>
-              <w:left w:type="dxa" w:w="90"/>
-              <w:bottom w:type="dxa" w:w="50"/>
-              <w:right w:type="dxa" w:w="90"/>
-            </w:tcMar>
-          </w:tcPr>
-          <w:p>
-            <w:pPr>
-              <w:bidi/>
-              <w:spacing w:after="40"/>
-              <w:jc w:val="center"/>
-            </w:pPr>
-            <w:r>
-              <w:rPr>
-                <w:rFonts w:ascii="Arial" w:cs="Arial" w:eastAsia="Arial" w:hAnsi="Arial"/>
-                <w:b w:val="false"/>
-                <w:bCs w:val="false"/>
-                <w:sz w:val="19"/>
-                <w:szCs w:val="19"/>
-                <w:rtl/>
-              </w:rPr>
-              <w:t xml:space="preserve">56</w:t>
             </w:r>
           </w:p>
         </w:tc>

--- a/tenders/analysis/2026-baqa-30/שאלות_פנימיות_מכרז_30-2026_באקה_אלגרבייה.docx
+++ b/tenders/analysis/2026-baqa-30/שאלות_פנימיות_מכרז_30-2026_באקה_אלגרבייה.docx
@@ -37,6 +37,24 @@
           <w:rtl/>
         </w:rPr>
         <w:t xml:space="preserve">מכרז באקה אלגרבייה 30/2026 – שאלות פנימיות למחלקות</w:t>
+      </w:r>
+    </w:p>
+    <w:p>
+      <w:pPr>
+        <w:bidi/>
+        <w:spacing w:after="80"/>
+        <w:jc w:val="right"/>
+      </w:pPr>
+      <w:r>
+        <w:rPr>
+          <w:rFonts w:ascii="Arial" w:cs="Arial" w:eastAsia="Arial" w:hAnsi="Arial"/>
+          <w:b w:val="false"/>
+          <w:bCs w:val="false"/>
+          <w:sz w:val="19"/>
+          <w:szCs w:val="19"/>
+          <w:rtl/>
+        </w:rPr>
+        <w:t xml:space="preserve">שלב 1 – תנאי סף: הפרק הראשון בודק אם אפשר להגיש בכלל. אם תנאי אחד לא מתקיים (ואין פתרון בשאלת הבהרה) – לא מגישים ולא ממשיכים לתמחור.</w:t>
       </w:r>
     </w:p>
     <w:p>
@@ -395,7 +413,7 @@
                 <w:szCs w:val="21"/>
                 <w:rtl/>
               </w:rPr>
-              <w:t xml:space="preserve">מכירות וניהול לקוח</w:t>
+              <w:t xml:space="preserve">תנאי סף – האם אפשר להגיש</w:t>
             </w:r>
           </w:p>
         </w:tc>
@@ -470,7 +488,7 @@
                 <w:szCs w:val="19"/>
                 <w:rtl/>
               </w:rPr>
-              <w:t xml:space="preserve">האם יש היום קשר עסקי עם עיריית באקה אלגרבייה (קווים, אינטרנט, טלפוניה)? מי הספק הנוכחי של המרכזייה, הקווים, ציוד התקשורת ואבטחת המידע, ומתי מסתיים החוזה?</w:t>
+              <w:t xml:space="preserve">יב' – הישות המגישה: איזו ישות משפטית של HOT מגישה, והאם כל תנאי הסף (רישיון, ענן, ניסיון, מוקד, מנהל אבטחת מידע) וה-ISO נמצאים באותה ישות? אם לא – אילו רכיבים בישות אחרת?</w:t>
             </w:r>
           </w:p>
         </w:tc>
@@ -505,7 +523,7 @@
                 <w:szCs w:val="19"/>
                 <w:rtl/>
               </w:rPr>
-              <w:t xml:space="preserve">עמ' 21, סעיף 7.3; Excel סעיף 7</w:t>
+              <w:t xml:space="preserve">עמ' 4, תנאי סף יב'</w:t>
             </w:r>
           </w:p>
         </w:tc>
@@ -540,7 +558,7 @@
                 <w:szCs w:val="19"/>
                 <w:rtl/>
               </w:rPr>
-              <w:t xml:space="preserve">אם המכהן מגיש – סעיף 7 לא נכלל בהשוואה. נקודת פתיחה מול המתחרה.</w:t>
+              <w:t xml:space="preserve">כל התנאים במציע עצמו, לא בחברה קשורה. פיצול בין ישויות = פסילה, אלא אם תשובת ההבהרה תתיר.</w:t>
             </w:r>
           </w:p>
         </w:tc>
@@ -575,7 +593,7 @@
                 <w:szCs w:val="19"/>
                 <w:rtl/>
               </w:rPr>
-              <w:t xml:space="preserve">שאלות הבהרה 22, 35; "הנחות" B12</w:t>
+              <w:t xml:space="preserve">שאלת הבהרה 5; החלטת הגשה</w:t>
             </w:r>
           </w:p>
         </w:tc>
@@ -610,7 +628,7 @@
                 <w:szCs w:val="19"/>
                 <w:rtl/>
               </w:rPr>
-              <w:t xml:space="preserve"/>
+              <w:t xml:space="preserve">מחלקת המכרזים</w:t>
             </w:r>
           </w:p>
         </w:tc>
@@ -645,7 +663,7 @@
                 <w:szCs w:val="19"/>
                 <w:rtl/>
               </w:rPr>
-              <w:t xml:space="preserve">5.11.2026</w:t>
+              <w:t xml:space="preserve">מיידי – עד 22.10.2026</w:t>
             </w:r>
           </w:p>
         </w:tc>
@@ -720,7 +738,7 @@
                 <w:szCs w:val="19"/>
                 <w:rtl/>
               </w:rPr>
-              <w:t xml:space="preserve">מי המתחרים הצפויים, ובאיזה מחיר חודשי הם צפויים להציע? למי מהם יש ISO 9001 ו-ISO 27001?</w:t>
+              <w:t xml:space="preserve">א' – תעודת התאגדות / רישום של הישות המגישה בישראל.</w:t>
             </w:r>
           </w:p>
         </w:tc>
@@ -755,7 +773,7 @@
                 <w:szCs w:val="19"/>
                 <w:rtl/>
               </w:rPr>
-              <w:t xml:space="preserve">עמ' 8, סעיף 2(א)</w:t>
+              <w:t xml:space="preserve">עמ' 3, תנאי סף א'</w:t>
             </w:r>
           </w:p>
         </w:tc>
@@ -790,7 +808,7 @@
                 <w:szCs w:val="19"/>
                 <w:rtl/>
               </w:rPr>
-              <w:t xml:space="preserve">מחיר 70 נקודות על ההצעה החודשית; ISO שווה 5 נקודות למתחרה.</w:t>
+              <w:t xml:space="preserve">לא עומדים = לא מגישים.</w:t>
             </w:r>
           </w:p>
         </w:tc>
@@ -825,7 +843,7 @@
                 <w:szCs w:val="19"/>
                 <w:rtl/>
               </w:rPr>
-              <w:t xml:space="preserve">"סיכום והשוואה" D27, D31</w:t>
+              <w:t xml:space="preserve">מסמכי ההגשה</w:t>
             </w:r>
           </w:p>
         </w:tc>
@@ -860,7 +878,7 @@
                 <w:szCs w:val="19"/>
                 <w:rtl/>
               </w:rPr>
-              <w:t xml:space="preserve"/>
+              <w:t xml:space="preserve">מחלקת המכרזים</w:t>
             </w:r>
           </w:p>
         </w:tc>
@@ -895,7 +913,7 @@
                 <w:szCs w:val="19"/>
                 <w:rtl/>
               </w:rPr>
-              <w:t xml:space="preserve">5.11.2026</w:t>
+              <w:t xml:space="preserve">מיידי – עד 22.10.2026</w:t>
             </w:r>
           </w:p>
         </w:tc>
@@ -970,7 +988,7 @@
                 <w:szCs w:val="19"/>
                 <w:rtl/>
               </w:rPr>
-              <w:t xml:space="preserve">רשימת רשויות מקומיות, תאגידים ומוסדות ציבוריים שקיבלו מאיתנו שירות דומה (קווים + אבטחת מידע + טלפוניה מנוהלת) ברציפות ב-6 השנים האחרונות – שם, תקופה, איש קשר.</w:t>
+              <w:t xml:space="preserve">ב' – ניסיון: 6 שנים ברציפות באספקת שירות דומה (קווים + אבטחת מידע + טלפוניה מנוהלת) ל-3 גופים ציבוריים לפחות. רשימה: שם הגוף, תקופה, מהות, איש קשר. (5 ומעלה = 6 נקודות איכות)</w:t>
             </w:r>
           </w:p>
         </w:tc>
@@ -1040,7 +1058,7 @@
                 <w:szCs w:val="19"/>
                 <w:rtl/>
               </w:rPr>
-              <w:t xml:space="preserve">תנאי סף: 3 לפחות. ניקוד: 3=2, 4=4, 5 ומעלה=6 נקודות.</w:t>
+              <w:t xml:space="preserve">לא עומדים = לא מגישים.</w:t>
             </w:r>
           </w:p>
         </w:tc>
@@ -1110,7 +1128,7 @@
                 <w:szCs w:val="19"/>
                 <w:rtl/>
               </w:rPr>
-              <w:t xml:space="preserve"/>
+              <w:t xml:space="preserve">מכירות וניהול לקוח</w:t>
             </w:r>
           </w:p>
         </w:tc>
@@ -1145,7 +1163,7 @@
                 <w:szCs w:val="19"/>
                 <w:rtl/>
               </w:rPr>
-              <w:t xml:space="preserve">5.11.2026</w:t>
+              <w:t xml:space="preserve">מיידי – עד 22.10.2026</w:t>
             </w:r>
           </w:p>
         </w:tc>
@@ -1220,7 +1238,7 @@
                 <w:szCs w:val="19"/>
                 <w:rtl/>
               </w:rPr>
-              <w:t xml:space="preserve">מאילו לקוחות אפשר להשיג המלצות חתומות (רשויות מקומיות / גופים ציבוריים) עד 12.11?</w:t>
+              <w:t xml:space="preserve">ג' – מוקד Help Desk עם מעל 4 תומכים בישות המגישה. כמה יש?</w:t>
             </w:r>
           </w:p>
         </w:tc>
@@ -1255,7 +1273,7 @@
                 <w:szCs w:val="19"/>
                 <w:rtl/>
               </w:rPr>
-              <w:t xml:space="preserve">עמ' 5, סעיף 2(ו); עמ' 8</w:t>
+              <w:t xml:space="preserve">עמ' 3, תנאי סף ג'</w:t>
             </w:r>
           </w:p>
         </w:tc>
@@ -1290,7 +1308,7 @@
                 <w:szCs w:val="19"/>
                 <w:rtl/>
               </w:rPr>
-              <w:t xml:space="preserve">המלצות + ראיון = 15 נקודות.</w:t>
+              <w:t xml:space="preserve">לא עומדים = לא מגישים.</w:t>
             </w:r>
           </w:p>
         </w:tc>
@@ -1325,7 +1343,7 @@
                 <w:szCs w:val="19"/>
                 <w:rtl/>
               </w:rPr>
-              <w:t xml:space="preserve">"סיכום והשוואה" C32; שאלת הבהרה 10</w:t>
+              <w:t xml:space="preserve">תצהיר; שאלת הבהרה 3</w:t>
             </w:r>
           </w:p>
         </w:tc>
@@ -1360,7 +1378,7 @@
                 <w:szCs w:val="19"/>
                 <w:rtl/>
               </w:rPr>
-              <w:t xml:space="preserve"/>
+              <w:t xml:space="preserve">מוקד, NOC ושטח</w:t>
             </w:r>
           </w:p>
         </w:tc>
@@ -1395,7 +1413,7 @@
                 <w:szCs w:val="19"/>
                 <w:rtl/>
               </w:rPr>
-              <w:t xml:space="preserve">5.11.2026</w:t>
+              <w:t xml:space="preserve">מיידי – עד 22.10.2026</w:t>
             </w:r>
           </w:p>
         </w:tc>
@@ -1470,7 +1488,7 @@
                 <w:szCs w:val="19"/>
                 <w:rtl/>
               </w:rPr>
-              <w:t xml:space="preserve">מי יציג בראיון מול המנמ"ר, המנכ"ל והגזבר? אילו רשויות והצלחות נציג?</w:t>
+              <w:t xml:space="preserve">ד' – מוקד 24/7 וזמן תגובה מרבי של שעתיים באתר הלקוח בתקלה משביתה. איפה הטכנאי הקרוב לבאקה אלגרבייה?</w:t>
             </w:r>
           </w:p>
         </w:tc>
@@ -1505,7 +1523,7 @@
                 <w:szCs w:val="19"/>
                 <w:rtl/>
               </w:rPr>
-              <w:t xml:space="preserve">עמ' 8, סעיף 2(א)2</w:t>
+              <w:t xml:space="preserve">עמ' 3, תנאי סף ד'; עמ' 21 (P1)</w:t>
             </w:r>
           </w:p>
         </w:tc>
@@ -1540,7 +1558,7 @@
                 <w:szCs w:val="19"/>
                 <w:rtl/>
               </w:rPr>
-              <w:t xml:space="preserve">15 נקודות (יחד עם ההמלצות).</w:t>
+              <w:t xml:space="preserve">לא עומדים = לא מגישים.</w:t>
             </w:r>
           </w:p>
         </w:tc>
@@ -1575,7 +1593,7 @@
                 <w:szCs w:val="19"/>
                 <w:rtl/>
               </w:rPr>
-              <w:t xml:space="preserve">הכנה לראיון; "סיכום והשוואה" C32</w:t>
+              <w:t xml:space="preserve">תצהיר; "הנחות" B17</w:t>
             </w:r>
           </w:p>
         </w:tc>
@@ -1610,7 +1628,7 @@
                 <w:szCs w:val="19"/>
                 <w:rtl/>
               </w:rPr>
-              <w:t xml:space="preserve"/>
+              <w:t xml:space="preserve">מוקד, NOC ושטח</w:t>
             </w:r>
           </w:p>
         </w:tc>
@@ -1645,7 +1663,7 @@
                 <w:szCs w:val="19"/>
                 <w:rtl/>
               </w:rPr>
-              <w:t xml:space="preserve">5.11.2026</w:t>
+              <w:t xml:space="preserve">מיידי – עד 22.10.2026</w:t>
             </w:r>
           </w:p>
         </w:tc>
@@ -1720,7 +1738,7 @@
                 <w:szCs w:val="19"/>
                 <w:rtl/>
               </w:rPr>
-              <w:t xml:space="preserve">מה הערך האסטרטגי: אפסייל (סלולר, מצלמות, מוקד 106) ורשויות שכנות במשולש? האם מצדיק הנחה עמוקה על החודשי?</w:t>
+              <w:t xml:space="preserve">ה' – מערכת קריאות שירות ייעודית עם תיעוד מלא, בכל הערוצים (דוא"ל, טלפון, פורטל, WhatsApp).</w:t>
             </w:r>
           </w:p>
         </w:tc>
@@ -1755,7 +1773,7 @@
                 <w:szCs w:val="19"/>
                 <w:rtl/>
               </w:rPr>
-              <w:t xml:space="preserve">עמ' 22; Excel</w:t>
+              <w:t xml:space="preserve">עמ' 3, תנאי סף ה'; עמ' 8</w:t>
             </w:r>
           </w:p>
         </w:tc>
@@ -1790,7 +1808,7 @@
                 <w:szCs w:val="19"/>
                 <w:rtl/>
               </w:rPr>
-              <w:t xml:space="preserve">מכריע עד כמה לרדת במחיר החודשי.</w:t>
+              <w:t xml:space="preserve">לא עומדים = לא מגישים.</w:t>
             </w:r>
           </w:p>
         </w:tc>
@@ -1825,7 +1843,7 @@
                 <w:szCs w:val="19"/>
                 <w:rtl/>
               </w:rPr>
-              <w:t xml:space="preserve">"הנחות" B6–B8; "סיכום והשוואה" C35</w:t>
+              <w:t xml:space="preserve">תצהיר; "סיכום והשוואה" C30 (4 נקודות)</w:t>
             </w:r>
           </w:p>
         </w:tc>
@@ -1860,7 +1878,7 @@
                 <w:szCs w:val="19"/>
                 <w:rtl/>
               </w:rPr>
-              <w:t xml:space="preserve"/>
+              <w:t xml:space="preserve">מוקד, NOC ושטח</w:t>
             </w:r>
           </w:p>
         </w:tc>
@@ -1895,46 +1913,7 @@
                 <w:szCs w:val="19"/>
                 <w:rtl/>
               </w:rPr>
-              <w:t xml:space="preserve">5.11.2026</w:t>
-            </w:r>
-          </w:p>
-        </w:tc>
-      </w:tr>
-      <w:tr>
-        <w:tc>
-          <w:tcPr>
-            <w:tcW w:type="dxa" w:w="14838"/>
-            <w:gridSpan w:val="7"/>
-            <w:tcBorders>
-              <w:top w:val="single" w:color="808080" w:sz="4"/>
-              <w:left w:val="single" w:color="808080" w:sz="4"/>
-              <w:bottom w:val="single" w:color="808080" w:sz="4"/>
-              <w:right w:val="single" w:color="808080" w:sz="4"/>
-            </w:tcBorders>
-            <w:shd w:fill="D9E2F3" w:color="auto" w:val="clear"/>
-            <w:tcMar>
-              <w:top w:type="dxa" w:w="50"/>
-              <w:left w:type="dxa" w:w="90"/>
-              <w:bottom w:type="dxa" w:w="50"/>
-              <w:right w:type="dxa" w:w="90"/>
-            </w:tcMar>
-          </w:tcPr>
-          <w:p>
-            <w:pPr>
-              <w:bidi/>
-              <w:spacing w:after="40"/>
-              <w:jc w:val="right"/>
-            </w:pPr>
-            <w:r>
-              <w:rPr>
-                <w:rFonts w:ascii="Arial" w:cs="Arial" w:eastAsia="Arial" w:hAnsi="Arial"/>
-                <w:b/>
-                <w:bCs/>
-                <w:sz w:val="21"/>
-                <w:szCs w:val="21"/>
-                <w:rtl/>
-              </w:rPr>
-              <w:t xml:space="preserve">כספים ותמחור</w:t>
+              <w:t xml:space="preserve">מיידי – עד 22.10.2026</w:t>
             </w:r>
           </w:p>
         </w:tc>
@@ -2009,7 +1988,7 @@
                 <w:szCs w:val="19"/>
                 <w:rtl/>
               </w:rPr>
-              <w:t xml:space="preserve">מהו שיעור ההיוון ומהו המרווח המינימלי לאישור עסקה כזו?</w:t>
+              <w:t xml:space="preserve">ו' – רישיון ספק תקשורת ממשרד התקשורת על שם הישות המגישה. איזה רישיון?</w:t>
             </w:r>
           </w:p>
         </w:tc>
@@ -2044,7 +2023,7 @@
                 <w:szCs w:val="19"/>
                 <w:rtl/>
               </w:rPr>
-              <w:t xml:space="preserve">עמ' 37, ס' 19–23</w:t>
+              <w:t xml:space="preserve">עמ' 3, תנאי סף ו'</w:t>
             </w:r>
           </w:p>
         </w:tc>
@@ -2079,7 +2058,7 @@
                 <w:szCs w:val="19"/>
                 <w:rtl/>
               </w:rPr>
-              <w:t xml:space="preserve">סף להחלטה.</w:t>
+              <w:t xml:space="preserve">לא עומדים = לא מגישים.</w:t>
             </w:r>
           </w:p>
         </w:tc>
@@ -2114,7 +2093,7 @@
                 <w:szCs w:val="19"/>
                 <w:rtl/>
               </w:rPr>
-              <w:t xml:space="preserve">"הנחות" B14; החלטת הגשה</w:t>
+              <w:t xml:space="preserve">תצהיר; שאלת הבהרה 4</w:t>
             </w:r>
           </w:p>
         </w:tc>
@@ -2149,7 +2128,7 @@
                 <w:szCs w:val="19"/>
                 <w:rtl/>
               </w:rPr>
-              <w:t xml:space="preserve"/>
+              <w:t xml:space="preserve">מחלקת המכרזים</w:t>
             </w:r>
           </w:p>
         </w:tc>
@@ -2184,7 +2163,7 @@
                 <w:szCs w:val="19"/>
                 <w:rtl/>
               </w:rPr>
-              <w:t xml:space="preserve">5.11.2026</w:t>
+              <w:t xml:space="preserve">מיידי – עד 22.10.2026</w:t>
             </w:r>
           </w:p>
         </w:tc>
@@ -2259,7 +2238,7 @@
                 <w:szCs w:val="19"/>
                 <w:rtl/>
               </w:rPr>
-              <w:t xml:space="preserve">האם מאשרים מחירים נומינליים לעד 60 חודשים, בלי הצמדה? מה הנחת האינפלציה?</w:t>
+              <w:t xml:space="preserve">ז' – אירוח בענן בחזקת המציע ובניהולו (או בשכירות מגורם מוכר) + הסכם רלוונטי. באיזו ישות הענן?</w:t>
             </w:r>
           </w:p>
         </w:tc>
@@ -2294,7 +2273,7 @@
                 <w:szCs w:val="19"/>
                 <w:rtl/>
               </w:rPr>
-              <w:t xml:space="preserve">עמ' 37, ס' 21</w:t>
+              <w:t xml:space="preserve">עמ' 3, תנאי סף ז'</w:t>
             </w:r>
           </w:p>
         </w:tc>
@@ -2329,7 +2308,7 @@
                 <w:szCs w:val="19"/>
                 <w:rtl/>
               </w:rPr>
-              <w:t xml:space="preserve">שחיקת מרווח באופציות.</w:t>
+              <w:t xml:space="preserve">לא עומדים = לא מגישים.</w:t>
             </w:r>
           </w:p>
         </w:tc>
@@ -2364,7 +2343,7 @@
                 <w:szCs w:val="19"/>
                 <w:rtl/>
               </w:rPr>
-              <w:t xml:space="preserve">שאלת הבהרה 27; "הנחות"</w:t>
+              <w:t xml:space="preserve">תצהיר + הסכם; שאלות הבהרה 1, 4</w:t>
             </w:r>
           </w:p>
         </w:tc>
@@ -2399,7 +2378,7 @@
                 <w:szCs w:val="19"/>
                 <w:rtl/>
               </w:rPr>
-              <w:t xml:space="preserve"/>
+              <w:t xml:space="preserve">ענן ומרכזי נתונים</w:t>
             </w:r>
           </w:p>
         </w:tc>
@@ -2434,7 +2413,7 @@
                 <w:szCs w:val="19"/>
                 <w:rtl/>
               </w:rPr>
-              <w:t xml:space="preserve">5.11.2026</w:t>
+              <w:t xml:space="preserve">מיידי – עד 22.10.2026</w:t>
             </w:r>
           </w:p>
         </w:tc>
@@ -2509,7 +2488,7 @@
                 <w:szCs w:val="19"/>
                 <w:rtl/>
               </w:rPr>
-              <w:t xml:space="preserve">איך מנהלים חשיפה לדולר בחומרה וברישוי Fortinet (כ-246,500 ₪ חומרה + רישוי חודשי)?</w:t>
+              <w:t xml:space="preserve">ח' – ערבות בנקאית 10,000 ₪ צמודה, על שם המציע עצמו, בתוקף עד 15.2.2027, בנוסח חלק ג'.</w:t>
             </w:r>
           </w:p>
         </w:tc>
@@ -2544,7 +2523,7 @@
                 <w:szCs w:val="19"/>
                 <w:rtl/>
               </w:rPr>
-              <w:t xml:space="preserve">Excel סעיפים 1–3, 23–28</w:t>
+              <w:t xml:space="preserve">עמ' 3, תנאי סף ח'; עמ' 5, 13</w:t>
             </w:r>
           </w:p>
         </w:tc>
@@ -2579,7 +2558,7 @@
                 <w:szCs w:val="19"/>
                 <w:rtl/>
               </w:rPr>
-              <w:t xml:space="preserve">ההזמנה יכולה להגיע חודשים אחרי ההגשה.</w:t>
+              <w:t xml:space="preserve">לא עומדים = לא מגישים.</w:t>
             </w:r>
           </w:p>
         </w:tc>
@@ -2614,7 +2593,7 @@
                 <w:szCs w:val="19"/>
                 <w:rtl/>
               </w:rPr>
-              <w:t xml:space="preserve">שאלת הבהרה 27; "כתב כמויות" H4–H6, H26–H31</w:t>
+              <w:t xml:space="preserve">מסמכי ההגשה</w:t>
             </w:r>
           </w:p>
         </w:tc>
@@ -2649,7 +2628,7 @@
                 <w:szCs w:val="19"/>
                 <w:rtl/>
               </w:rPr>
-              <w:t xml:space="preserve"/>
+              <w:t xml:space="preserve">כספים ותמחור</w:t>
             </w:r>
           </w:p>
         </w:tc>
@@ -2684,7 +2663,7 @@
                 <w:szCs w:val="19"/>
                 <w:rtl/>
               </w:rPr>
-              <w:t xml:space="preserve">5.11.2026</w:t>
+              <w:t xml:space="preserve">מיידי – עד 22.10.2026</w:t>
             </w:r>
           </w:p>
         </w:tc>
@@ -2759,7 +2738,7 @@
                 <w:szCs w:val="19"/>
                 <w:rtl/>
               </w:rPr>
-              <w:t xml:space="preserve">עלות ומסגרת הערבויות: הצעה 10,000 ₪ צמודה עד 15.2.2027; ביצוע 25,000 ₪ צמודה ל-13 חודשים + חידוש לאופציות.</w:t>
+              <w:t xml:space="preserve">ט' – נספח פרטיות ואבטחת מידע חתום על כל העמודים. האם אפשר להתחייב לו כנוסחו (מידע בישראל בלבד, ביקורות, ביעור)?</w:t>
             </w:r>
           </w:p>
         </w:tc>
@@ -2794,7 +2773,7 @@
                 <w:szCs w:val="19"/>
                 <w:rtl/>
               </w:rPr>
-              <w:t xml:space="preserve">עמ' 5, 10–11, 13, 27</w:t>
+              <w:t xml:space="preserve">עמ' 4, תנאי סף ט'; עמ' 49–59</w:t>
             </w:r>
           </w:p>
         </w:tc>
@@ -2829,7 +2808,7 @@
                 <w:szCs w:val="19"/>
                 <w:rtl/>
               </w:rPr>
-              <w:t xml:space="preserve">תנאי להגשה (תנאי סף ח').</w:t>
+              <w:t xml:space="preserve">לא עומדים = לא מגישים.</w:t>
             </w:r>
           </w:p>
         </w:tc>
@@ -2864,7 +2843,7 @@
                 <w:szCs w:val="19"/>
                 <w:rtl/>
               </w:rPr>
-              <w:t xml:space="preserve">מסמכי ההגשה</w:t>
+              <w:t xml:space="preserve">מסמכי ההגשה; שאלות הבהרה 16, 28, 29</w:t>
             </w:r>
           </w:p>
         </w:tc>
@@ -2899,7 +2878,7 @@
                 <w:szCs w:val="19"/>
                 <w:rtl/>
               </w:rPr>
-              <w:t xml:space="preserve"/>
+              <w:t xml:space="preserve">מחלקת המכרזים</w:t>
             </w:r>
           </w:p>
         </w:tc>
@@ -2934,7 +2913,7 @@
                 <w:szCs w:val="19"/>
                 <w:rtl/>
               </w:rPr>
-              <w:t xml:space="preserve">5.11.2026</w:t>
+              <w:t xml:space="preserve">מיידי – עד 22.10.2026</w:t>
             </w:r>
           </w:p>
         </w:tc>
@@ -3009,7 +2988,7 @@
                 <w:szCs w:val="19"/>
                 <w:rtl/>
               </w:rPr>
-              <w:t xml:space="preserve">כמה סיכון פיצויים מוסכמים לתקצב לחודש? (תיקון כל תקלה תוך שעתיים; 2,000–3,500 ₪ לשעות האיחור הראשונות)</w:t>
+              <w:t xml:space="preserve">י' – מנהל אבטחת מידע (CISO) מועסק בישות המגישה: שם, צורת העסקה, תאריך תחילה + אישור רו"ח.</w:t>
             </w:r>
           </w:p>
         </w:tc>
@@ -3044,7 +3023,7 @@
                 <w:szCs w:val="19"/>
                 <w:rtl/>
               </w:rPr>
-              <w:t xml:space="preserve">עמ' 38, ס' 38–39</w:t>
+              <w:t xml:space="preserve">עמ' 4, תנאי סף י'; עמ' 58</w:t>
             </w:r>
           </w:p>
         </w:tc>
@@ -3079,7 +3058,7 @@
                 <w:szCs w:val="19"/>
                 <w:rtl/>
               </w:rPr>
-              <w:t xml:space="preserve">הסיכון הכספי הגדול במכרז.</w:t>
+              <w:t xml:space="preserve">לא עומדים = לא מגישים.</w:t>
             </w:r>
           </w:p>
         </w:tc>
@@ -3114,7 +3093,7 @@
                 <w:szCs w:val="19"/>
                 <w:rtl/>
               </w:rPr>
-              <w:t xml:space="preserve">"הנחות" B17</w:t>
+              <w:t xml:space="preserve">מסמכי ההגשה; שאלת הבהרה 5</w:t>
             </w:r>
           </w:p>
         </w:tc>
@@ -3149,7 +3128,7 @@
                 <w:szCs w:val="19"/>
                 <w:rtl/>
               </w:rPr>
-              <w:t xml:space="preserve"/>
+              <w:t xml:space="preserve">אבטחת מידע, Fortinet ו-ISO (+ כספים לאישור רו"ח)</w:t>
             </w:r>
           </w:p>
         </w:tc>
@@ -3184,7 +3163,7 @@
                 <w:szCs w:val="19"/>
                 <w:rtl/>
               </w:rPr>
-              <w:t xml:space="preserve">5.11.2026</w:t>
+              <w:t xml:space="preserve">מיידי – עד 22.10.2026</w:t>
             </w:r>
           </w:p>
         </w:tc>
@@ -3259,7 +3238,7 @@
                 <w:szCs w:val="19"/>
                 <w:rtl/>
               </w:rPr>
-              <w:t xml:space="preserve">האם מאשרים מימון חומרה מראש (חשיפת מזומנים כ-310,000 ₪) עם תשלום שוטף + 30 מאישור החשבון?</w:t>
+              <w:t xml:space="preserve">יא' – רכישת מסמכי המכרז (500 ₪) – הקבלה על שם הישות המגישה.</w:t>
             </w:r>
           </w:p>
         </w:tc>
@@ -3294,7 +3273,7 @@
                 <w:szCs w:val="19"/>
                 <w:rtl/>
               </w:rPr>
-              <w:t xml:space="preserve">עמ' 37, ס' 20</w:t>
+              <w:t xml:space="preserve">עמ' 2; עמ' 4, תנאי סף יא'</w:t>
             </w:r>
           </w:p>
         </w:tc>
@@ -3329,7 +3308,7 @@
                 <w:szCs w:val="19"/>
                 <w:rtl/>
               </w:rPr>
-              <w:t xml:space="preserve">תזרים.</w:t>
+              <w:t xml:space="preserve">לא עומדים = לא מגישים.</w:t>
             </w:r>
           </w:p>
         </w:tc>
@@ -3364,7 +3343,7 @@
                 <w:szCs w:val="19"/>
                 <w:rtl/>
               </w:rPr>
-              <w:t xml:space="preserve">"תזרים" C4; "הנחות" B13</w:t>
+              <w:t xml:space="preserve">מסמכי ההגשה</w:t>
             </w:r>
           </w:p>
         </w:tc>
@@ -3399,7 +3378,7 @@
                 <w:szCs w:val="19"/>
                 <w:rtl/>
               </w:rPr>
-              <w:t xml:space="preserve"/>
+              <w:t xml:space="preserve">ניהול מכרזים ומנהלה</w:t>
             </w:r>
           </w:p>
         </w:tc>
@@ -3434,7 +3413,7 @@
                 <w:szCs w:val="19"/>
                 <w:rtl/>
               </w:rPr>
-              <w:t xml:space="preserve">5.11.2026</w:t>
+              <w:t xml:space="preserve">מיידי – עד 22.10.2026</w:t>
             </w:r>
           </w:p>
         </w:tc>
@@ -3509,7 +3488,7 @@
                 <w:szCs w:val="19"/>
                 <w:rtl/>
               </w:rPr>
-              <w:t xml:space="preserve">רו"ח/כספים: אישור על העסקת מנהל אבטחת מידע (שם, צורת העסקה, תאריך תחילה) + אישורי ניהול ספרים וניכוי מס במקור על שם הישות המגישה.</w:t>
+              <w:t xml:space="preserve">ייתכן תנאי סף: ענן עם ISO 27001 + ISO 27017 וחוות Tier 3 בישראל. יש לנו או למפעיל החווה 27017? באיזה Tier החווה?</w:t>
             </w:r>
           </w:p>
         </w:tc>
@@ -3544,7 +3523,7 @@
                 <w:szCs w:val="19"/>
                 <w:rtl/>
               </w:rPr>
-              <w:t xml:space="preserve">עמ' 4, תנאי סף י'; עמ' 5, סעיף 2</w:t>
+              <w:t xml:space="preserve">עמ' 50, נספח פרטיות 2.1</w:t>
             </w:r>
           </w:p>
         </w:tc>
@@ -3579,7 +3558,7 @@
                 <w:szCs w:val="19"/>
                 <w:rtl/>
               </w:rPr>
-              <w:t xml:space="preserve">תנאי סף.</w:t>
+              <w:t xml:space="preserve">לא ברור אם זה תנאי מחייב – תלוי בתשובת ההבהרה.</w:t>
             </w:r>
           </w:p>
         </w:tc>
@@ -3614,7 +3593,7 @@
                 <w:szCs w:val="19"/>
                 <w:rtl/>
               </w:rPr>
-              <w:t xml:space="preserve">מסמכי ההגשה; שאלת הבהרה 5</w:t>
+              <w:t xml:space="preserve">שאלת הבהרה 28; company-profile.md</w:t>
             </w:r>
           </w:p>
         </w:tc>
@@ -3649,7 +3628,7 @@
                 <w:szCs w:val="19"/>
                 <w:rtl/>
               </w:rPr>
-              <w:t xml:space="preserve"/>
+              <w:t xml:space="preserve">ענן ומרכזי נתונים</w:t>
             </w:r>
           </w:p>
         </w:tc>
@@ -3684,7 +3663,7 @@
                 <w:szCs w:val="19"/>
                 <w:rtl/>
               </w:rPr>
-              <w:t xml:space="preserve">5.11.2026</w:t>
+              <w:t xml:space="preserve">מיידי – עד 22.10.2026</w:t>
             </w:r>
           </w:p>
         </w:tc>
@@ -3723,7 +3702,7 @@
                 <w:szCs w:val="21"/>
                 <w:rtl/>
               </w:rPr>
-              <w:t xml:space="preserve">הנדסת רשת – קווי תקשורת</w:t>
+              <w:t xml:space="preserve">מכירות וניהול לקוח</w:t>
             </w:r>
           </w:p>
         </w:tc>
@@ -3798,7 +3777,7 @@
                 <w:szCs w:val="19"/>
                 <w:rtl/>
               </w:rPr>
-              <w:t xml:space="preserve">האם יש תשתית סיב/מטרו של HOT למבני העירייה בבאקה (מבנה ראשי, הנדסה, רישוי עסקים, חינוך, מוקד) ולאתרים הקטנים? מה זמן ההקמה?</w:t>
+              <w:t xml:space="preserve">האם יש היום קשר עסקי עם עיריית באקה אלגרבייה (קווים, אינטרנט, טלפוניה)? מי הספק הנוכחי של המרכזייה, הקווים, ציוד התקשורת ואבטחת המידע, ומתי מסתיים החוזה?</w:t>
             </w:r>
           </w:p>
         </w:tc>
@@ -3833,7 +3812,7 @@
                 <w:szCs w:val="19"/>
                 <w:rtl/>
               </w:rPr>
-              <w:t xml:space="preserve">עמ' 16, 19 (סעיף 5.3); Excel סעיפים 10–22</w:t>
+              <w:t xml:space="preserve">עמ' 21, סעיף 7.3; Excel סעיף 7</w:t>
             </w:r>
           </w:p>
         </w:tc>
@@ -3868,7 +3847,7 @@
                 <w:szCs w:val="19"/>
                 <w:rtl/>
               </w:rPr>
-              <w:t xml:space="preserve">ליבת הרווח של HOT במכרז.</w:t>
+              <w:t xml:space="preserve">אם המכהן מגיש – סעיף 7 לא נכלל בהשוואה. נקודת פתיחה מול המתחרה.</w:t>
             </w:r>
           </w:p>
         </w:tc>
@@ -3903,7 +3882,7 @@
                 <w:szCs w:val="19"/>
                 <w:rtl/>
               </w:rPr>
-              <w:t xml:space="preserve">"כתב כמויות" H13–H25; שאלת הבהרה 13</w:t>
+              <w:t xml:space="preserve">שאלות הבהרה 22, 35; "הנחות" B12</w:t>
             </w:r>
           </w:p>
         </w:tc>
@@ -4048,7 +4027,7 @@
                 <w:szCs w:val="19"/>
                 <w:rtl/>
               </w:rPr>
-              <w:t xml:space="preserve">מה העלות החודשית לכל סוג קו: מטרו 150/200/300M, P2P 150/200M, תמסורת 1G, GPON 500/1000M, אינטרנט 500/100M, Private Profile?</w:t>
+              <w:t xml:space="preserve">מי המתחרים הצפויים, ובאיזה מחיר חודשי הם צפויים להציע? למי מהם יש ISO 9001 ו-ISO 27001?</w:t>
             </w:r>
           </w:p>
         </w:tc>
@@ -4083,7 +4062,7 @@
                 <w:szCs w:val="19"/>
                 <w:rtl/>
               </w:rPr>
-              <w:t xml:space="preserve">Excel סעיפים 10–22</w:t>
+              <w:t xml:space="preserve">עמ' 8, סעיף 2(א)</w:t>
             </w:r>
           </w:p>
         </w:tc>
@@ -4118,7 +4097,7 @@
                 <w:szCs w:val="19"/>
                 <w:rtl/>
               </w:rPr>
-              <w:t xml:space="preserve">מרווח לכל סעיף.</w:t>
+              <w:t xml:space="preserve">מחיר 70 נקודות על ההצעה החודשית; ISO שווה 5 נקודות למתחרה.</w:t>
             </w:r>
           </w:p>
         </w:tc>
@@ -4153,7 +4132,7 @@
                 <w:szCs w:val="19"/>
                 <w:rtl/>
               </w:rPr>
-              <w:t xml:space="preserve">"כתב כמויות" H13–H25</w:t>
+              <w:t xml:space="preserve">"סיכום והשוואה" D27, D31</w:t>
             </w:r>
           </w:p>
         </w:tc>
@@ -4298,7 +4277,7 @@
                 <w:szCs w:val="19"/>
                 <w:rtl/>
               </w:rPr>
-              <w:t xml:space="preserve">פתרון חלופי לתקלה בקו תוך שעתיים – גיבוי סלולרי? כמה עולה לאתר?</w:t>
+              <w:t xml:space="preserve">מאילו לקוחות אפשר להשיג המלצות חתומות (רשויות מקומיות / גופים ציבוריים) עד 12.11?</w:t>
             </w:r>
           </w:p>
         </w:tc>
@@ -4333,7 +4312,7 @@
                 <w:szCs w:val="19"/>
                 <w:rtl/>
               </w:rPr>
-              <w:t xml:space="preserve">Excel – הערה "תקלה בקווי תקשורת"; עמ' 21 (P1)</w:t>
+              <w:t xml:space="preserve">עמ' 5, סעיף 2(ו); עמ' 8</w:t>
             </w:r>
           </w:p>
         </w:tc>
@@ -4368,7 +4347,7 @@
                 <w:szCs w:val="19"/>
                 <w:rtl/>
               </w:rPr>
-              <w:t xml:space="preserve">עלות נסתרת בכל אתר.</w:t>
+              <w:t xml:space="preserve">המלצות + ראיון = 15 נקודות.</w:t>
             </w:r>
           </w:p>
         </w:tc>
@@ -4403,7 +4382,7 @@
                 <w:szCs w:val="19"/>
                 <w:rtl/>
               </w:rPr>
-              <w:t xml:space="preserve">שאלת הבהרה 34; "כתב כמויות" עמודה H</w:t>
+              <w:t xml:space="preserve">"סיכום והשוואה" C32; שאלת הבהרה 10</w:t>
             </w:r>
           </w:p>
         </w:tc>
@@ -4548,7 +4527,7 @@
                 <w:szCs w:val="19"/>
                 <w:rtl/>
               </w:rPr>
-              <w:t xml:space="preserve">עלות חיבור המבנים העתידיים (מרכז צעירים, ספרייה, רב-תכליתי, היכל תרבות, פלנטריום, ספורט)?</w:t>
+              <w:t xml:space="preserve">מי יציג בראיון מול המנמ"ר, המנכ"ל והגזבר? אילו רשויות והצלחות נציג?</w:t>
             </w:r>
           </w:p>
         </w:tc>
@@ -4583,7 +4562,7 @@
                 <w:szCs w:val="19"/>
                 <w:rtl/>
               </w:rPr>
-              <w:t xml:space="preserve">עמ' 16, מבנים עתידיים</w:t>
+              <w:t xml:space="preserve">עמ' 8, סעיף 2(א)2</w:t>
             </w:r>
           </w:p>
         </w:tc>
@@ -4618,7 +4597,7 @@
                 <w:szCs w:val="19"/>
                 <w:rtl/>
               </w:rPr>
-              <w:t xml:space="preserve">ייתכן שאינם בכמויות.</w:t>
+              <w:t xml:space="preserve">15 נקודות (יחד עם ההמלצות).</w:t>
             </w:r>
           </w:p>
         </w:tc>
@@ -4653,7 +4632,7 @@
                 <w:szCs w:val="19"/>
                 <w:rtl/>
               </w:rPr>
-              <w:t xml:space="preserve">שאלת הבהרה 13</w:t>
+              <w:t xml:space="preserve">הכנה לראיון; "סיכום והשוואה" C32</w:t>
             </w:r>
           </w:p>
         </w:tc>
@@ -4798,7 +4777,7 @@
                 <w:szCs w:val="19"/>
                 <w:rtl/>
               </w:rPr>
-              <w:t xml:space="preserve">האם נוכל לבצע סקר אתרים לפני 15.11?</w:t>
+              <w:t xml:space="preserve">מה הערך האסטרטגי: אפסייל (סלולר, מצלמות, מוקד 106) ורשויות שכנות במשולש? האם מצדיק הנחה עמוקה על החודשי?</w:t>
             </w:r>
           </w:p>
         </w:tc>
@@ -4833,7 +4812,7 @@
                 <w:szCs w:val="19"/>
                 <w:rtl/>
               </w:rPr>
-              <w:t xml:space="preserve">עמ' 21, סעיף 7.1</w:t>
+              <w:t xml:space="preserve">עמ' 22; Excel</w:t>
             </w:r>
           </w:p>
         </w:tc>
@@ -4868,7 +4847,7 @@
                 <w:szCs w:val="19"/>
                 <w:rtl/>
               </w:rPr>
-              <w:t xml:space="preserve">דיוק בכמויות ובעלויות.</w:t>
+              <w:t xml:space="preserve">מכריע עד כמה לרדת במחיר החודשי.</w:t>
             </w:r>
           </w:p>
         </w:tc>
@@ -4903,7 +4882,7 @@
                 <w:szCs w:val="19"/>
                 <w:rtl/>
               </w:rPr>
-              <w:t xml:space="preserve">שאלת הבהרה 7</w:t>
+              <w:t xml:space="preserve">"הנחות" B6–B8; "סיכום והשוואה" C35</w:t>
             </w:r>
           </w:p>
         </w:tc>
@@ -5012,7 +4991,7 @@
                 <w:szCs w:val="21"/>
                 <w:rtl/>
               </w:rPr>
-              <w:t xml:space="preserve">טלפוניה ו-Contact Center</w:t>
+              <w:t xml:space="preserve">כספים ותמחור</w:t>
             </w:r>
           </w:p>
         </w:tc>
@@ -5087,7 +5066,7 @@
                 <w:szCs w:val="19"/>
                 <w:rtl/>
               </w:rPr>
-              <w:t xml:space="preserve">האם המרכזייה בענן של HOT עונה על סעיף 3.1: שתי חוות Active-Active/Passive, Auto Provisioning ל-Yealink, 200 שלוחות, IVR, הקלטה, ועידה, Softphone? מה העלות החודשית כולל 10,000 דקות?</w:t>
+              <w:t xml:space="preserve">מהו שיעור ההיוון ומהו המרווח המינימלי לאישור עסקה כזו?</w:t>
             </w:r>
           </w:p>
         </w:tc>
@@ -5122,7 +5101,7 @@
                 <w:szCs w:val="19"/>
                 <w:rtl/>
               </w:rPr>
-              <w:t xml:space="preserve">עמ' 17, סעיף 3.1; Excel סעיף 4</w:t>
+              <w:t xml:space="preserve">עמ' 37, ס' 19–23</w:t>
             </w:r>
           </w:p>
         </w:tc>
@@ -5157,7 +5136,7 @@
                 <w:szCs w:val="19"/>
                 <w:rtl/>
               </w:rPr>
-              <w:t xml:space="preserve">מחיר מרבי 3,500 ₪ לחודש.</w:t>
+              <w:t xml:space="preserve">סף להחלטה.</w:t>
             </w:r>
           </w:p>
         </w:tc>
@@ -5192,7 +5171,7 @@
                 <w:szCs w:val="19"/>
                 <w:rtl/>
               </w:rPr>
-              <w:t xml:space="preserve">"כתב כמויות" H7; שאלת הבהרה 14</w:t>
+              <w:t xml:space="preserve">"הנחות" B14; החלטת הגשה</w:t>
             </w:r>
           </w:p>
         </w:tc>
@@ -5337,7 +5316,7 @@
                 <w:szCs w:val="19"/>
                 <w:rtl/>
               </w:rPr>
-              <w:t xml:space="preserve">האם יש לנו Contact Center עם ניתוב חכם לפי שפה/נושא, IVR רב-שכבתי, Live Chat לאתר ודוחות בזמן אמת? מה תוספת העלות לנציג?</w:t>
+              <w:t xml:space="preserve">האם מאשרים מחירים נומינליים לעד 60 חודשים, בלי הצמדה? מה הנחת האינפלציה?</w:t>
             </w:r>
           </w:p>
         </w:tc>
@@ -5372,7 +5351,7 @@
                 <w:szCs w:val="19"/>
                 <w:rtl/>
               </w:rPr>
-              <w:t xml:space="preserve">עמ' 17, סעיף 3.2</w:t>
+              <w:t xml:space="preserve">עמ' 37, ס' 21</w:t>
             </w:r>
           </w:p>
         </w:tc>
@@ -5407,7 +5386,7 @@
                 <w:szCs w:val="19"/>
                 <w:rtl/>
               </w:rPr>
-              <w:t xml:space="preserve">ייתכן שכלול ב-3,500 ₪ החודשיים.</w:t>
+              <w:t xml:space="preserve">שחיקת מרווח באופציות.</w:t>
             </w:r>
           </w:p>
         </w:tc>
@@ -5442,7 +5421,7 @@
                 <w:szCs w:val="19"/>
                 <w:rtl/>
               </w:rPr>
-              <w:t xml:space="preserve">שאלת הבהרה 15; "כתב כמויות" H7</w:t>
+              <w:t xml:space="preserve">שאלת הבהרה 27; "הנחות"</w:t>
             </w:r>
           </w:p>
         </w:tc>
@@ -5587,7 +5566,7 @@
                 <w:szCs w:val="19"/>
                 <w:rtl/>
               </w:rPr>
-              <w:t xml:space="preserve">האם יש ממשק ל-CRM עירוני ול-Microsoft 365 (דואר קולי למייל, Teams)? עלות פיתוח/התאמה?</w:t>
+              <w:t xml:space="preserve">איך מנהלים חשיפה לדולר בחומרה וברישוי Fortinet (כ-246,500 ₪ חומרה + רישוי חודשי)?</w:t>
             </w:r>
           </w:p>
         </w:tc>
@@ -5622,7 +5601,7 @@
                 <w:szCs w:val="19"/>
                 <w:rtl/>
               </w:rPr>
-              <w:t xml:space="preserve">עמ' 17, סעיף 3.1</w:t>
+              <w:t xml:space="preserve">Excel סעיפים 1–3, 23–28</w:t>
             </w:r>
           </w:p>
         </w:tc>
@@ -5657,7 +5636,7 @@
                 <w:szCs w:val="19"/>
                 <w:rtl/>
               </w:rPr>
-              <w:t xml:space="preserve">דרישת חובה במפרט.</w:t>
+              <w:t xml:space="preserve">ההזמנה יכולה להגיע חודשים אחרי ההגשה.</w:t>
             </w:r>
           </w:p>
         </w:tc>
@@ -5692,7 +5671,7 @@
                 <w:szCs w:val="19"/>
                 <w:rtl/>
               </w:rPr>
-              <w:t xml:space="preserve">שאלת הבהרה 14</w:t>
+              <w:t xml:space="preserve">שאלת הבהרה 27; "כתב כמויות" H4–H6, H26–H31</w:t>
             </w:r>
           </w:p>
         </w:tc>
@@ -5837,7 +5816,7 @@
                 <w:szCs w:val="19"/>
                 <w:rtl/>
               </w:rPr>
-              <w:t xml:space="preserve">עלות המספר המקוצר 2037* וניוד טווח המספרים מהספק הנוכחי.</w:t>
+              <w:t xml:space="preserve">עלות ומסגרת הערבויות: הצעה 10,000 ₪ צמודה עד 15.2.2027; ביצוע 25,000 ₪ צמודה ל-13 חודשים + חידוש לאופציות.</w:t>
             </w:r>
           </w:p>
         </w:tc>
@@ -5872,7 +5851,7 @@
                 <w:szCs w:val="19"/>
                 <w:rtl/>
               </w:rPr>
-              <w:t xml:space="preserve">Excel סעיף 4</w:t>
+              <w:t xml:space="preserve">עמ' 5, 10–11, 13, 27</w:t>
             </w:r>
           </w:p>
         </w:tc>
@@ -5907,7 +5886,7 @@
                 <w:szCs w:val="19"/>
                 <w:rtl/>
               </w:rPr>
-              <w:t xml:space="preserve">עלות לא ידועה.</w:t>
+              <w:t xml:space="preserve">תנאי להגשה (תנאי סף ח').</w:t>
             </w:r>
           </w:p>
         </w:tc>
@@ -5942,7 +5921,7 @@
                 <w:szCs w:val="19"/>
                 <w:rtl/>
               </w:rPr>
-              <w:t xml:space="preserve">"כתב כמויות" H7</w:t>
+              <w:t xml:space="preserve">מסמכי ההגשה</w:t>
             </w:r>
           </w:p>
         </w:tc>
@@ -6087,7 +6066,7 @@
                 <w:szCs w:val="19"/>
                 <w:rtl/>
               </w:rPr>
-              <w:t xml:space="preserve">איפה נשמרות ההקלטות, האם מוצפנות ב-AES-256, ולכמה זמן?</w:t>
+              <w:t xml:space="preserve">כמה סיכון פיצויים מוסכמים לתקצב לחודש? (תיקון כל תקלה תוך שעתיים; 2,000–3,500 ₪ לשעות האיחור הראשונות)</w:t>
             </w:r>
           </w:p>
         </w:tc>
@@ -6122,7 +6101,7 @@
                 <w:szCs w:val="19"/>
                 <w:rtl/>
               </w:rPr>
-              <w:t xml:space="preserve">עמ' 50–51, נספח פרטיות 2.3, 3א.3</w:t>
+              <w:t xml:space="preserve">עמ' 38, ס' 38–39</w:t>
             </w:r>
           </w:p>
         </w:tc>
@@ -6157,7 +6136,7 @@
                 <w:szCs w:val="19"/>
                 <w:rtl/>
               </w:rPr>
-              <w:t xml:space="preserve">מידע בישראל בלבד.</w:t>
+              <w:t xml:space="preserve">הסיכון הכספי הגדול במכרז.</w:t>
             </w:r>
           </w:p>
         </w:tc>
@@ -6192,7 +6171,7 @@
                 <w:szCs w:val="19"/>
                 <w:rtl/>
               </w:rPr>
-              <w:t xml:space="preserve">שאלת הבהרה 15</w:t>
+              <w:t xml:space="preserve">"הנחות" B17</w:t>
             </w:r>
           </w:p>
         </w:tc>
@@ -6263,45 +6242,6 @@
                 <w:rtl/>
               </w:rPr>
               <w:t xml:space="preserve">5.11.2026</w:t>
-            </w:r>
-          </w:p>
-        </w:tc>
-      </w:tr>
-      <w:tr>
-        <w:tc>
-          <w:tcPr>
-            <w:tcW w:type="dxa" w:w="14838"/>
-            <w:gridSpan w:val="7"/>
-            <w:tcBorders>
-              <w:top w:val="single" w:color="808080" w:sz="4"/>
-              <w:left w:val="single" w:color="808080" w:sz="4"/>
-              <w:bottom w:val="single" w:color="808080" w:sz="4"/>
-              <w:right w:val="single" w:color="808080" w:sz="4"/>
-            </w:tcBorders>
-            <w:shd w:fill="D9E2F3" w:color="auto" w:val="clear"/>
-            <w:tcMar>
-              <w:top w:type="dxa" w:w="50"/>
-              <w:left w:type="dxa" w:w="90"/>
-              <w:bottom w:type="dxa" w:w="50"/>
-              <w:right w:type="dxa" w:w="90"/>
-            </w:tcMar>
-          </w:tcPr>
-          <w:p>
-            <w:pPr>
-              <w:bidi/>
-              <w:spacing w:after="40"/>
-              <w:jc w:val="right"/>
-            </w:pPr>
-            <w:r>
-              <w:rPr>
-                <w:rFonts w:ascii="Arial" w:cs="Arial" w:eastAsia="Arial" w:hAnsi="Arial"/>
-                <w:b/>
-                <w:bCs/>
-                <w:sz w:val="21"/>
-                <w:szCs w:val="21"/>
-                <w:rtl/>
-              </w:rPr>
-              <w:t xml:space="preserve">אבטחת מידע, Fortinet ו-ISO</w:t>
             </w:r>
           </w:p>
         </w:tc>
@@ -6376,7 +6316,7 @@
                 <w:szCs w:val="19"/>
                 <w:rtl/>
               </w:rPr>
-              <w:t xml:space="preserve">מהם מחירי המפיץ שלנו לרישוי FortiNAC/FortiAnalyzer/FortiManager Cloud ולחומרה (FS-124F/148F-FPOE, FG-51G/71G/121G, FortiAP 231G עם 3 שנות UTM)?</w:t>
+              <w:t xml:space="preserve">האם מאשרים מימון חומרה מראש (חשיפת מזומנים כ-310,000 ₪) עם תשלום שוטף + 30 מאישור החשבון?</w:t>
             </w:r>
           </w:p>
         </w:tc>
@@ -6411,7 +6351,7 @@
                 <w:szCs w:val="19"/>
                 <w:rtl/>
               </w:rPr>
-              <w:t xml:space="preserve">Excel סעיפים 1–3, 23–28</w:t>
+              <w:t xml:space="preserve">עמ' 37, ס' 20</w:t>
             </w:r>
           </w:p>
         </w:tc>
@@ -6446,7 +6386,7 @@
                 <w:szCs w:val="19"/>
                 <w:rtl/>
               </w:rPr>
-              <w:t xml:space="preserve">חומרה מתחת לעלות = הפסד בטוח (FortiAP במחיר מרבי 1,200 ₪).</w:t>
+              <w:t xml:space="preserve">תזרים.</w:t>
             </w:r>
           </w:p>
         </w:tc>
@@ -6481,7 +6421,7 @@
                 <w:szCs w:val="19"/>
                 <w:rtl/>
               </w:rPr>
-              <w:t xml:space="preserve">"כתב כמויות" H4–H6, H26–H31; שאלת הבהרה 38</w:t>
+              <w:t xml:space="preserve">"תזרים" C4; "הנחות" B13</w:t>
             </w:r>
           </w:p>
         </w:tc>
@@ -6551,7 +6491,46 @@
                 <w:szCs w:val="19"/>
                 <w:rtl/>
               </w:rPr>
-              <w:t xml:space="preserve">ISO ו-Region: 27.10 | מחירים: 5.11</w:t>
+              <w:t xml:space="preserve">5.11.2026</w:t>
+            </w:r>
+          </w:p>
+        </w:tc>
+      </w:tr>
+      <w:tr>
+        <w:tc>
+          <w:tcPr>
+            <w:tcW w:type="dxa" w:w="14838"/>
+            <w:gridSpan w:val="7"/>
+            <w:tcBorders>
+              <w:top w:val="single" w:color="808080" w:sz="4"/>
+              <w:left w:val="single" w:color="808080" w:sz="4"/>
+              <w:bottom w:val="single" w:color="808080" w:sz="4"/>
+              <w:right w:val="single" w:color="808080" w:sz="4"/>
+            </w:tcBorders>
+            <w:shd w:fill="D9E2F3" w:color="auto" w:val="clear"/>
+            <w:tcMar>
+              <w:top w:type="dxa" w:w="50"/>
+              <w:left w:type="dxa" w:w="90"/>
+              <w:bottom w:type="dxa" w:w="50"/>
+              <w:right w:type="dxa" w:w="90"/>
+            </w:tcMar>
+          </w:tcPr>
+          <w:p>
+            <w:pPr>
+              <w:bidi/>
+              <w:spacing w:after="40"/>
+              <w:jc w:val="right"/>
+            </w:pPr>
+            <w:r>
+              <w:rPr>
+                <w:rFonts w:ascii="Arial" w:cs="Arial" w:eastAsia="Arial" w:hAnsi="Arial"/>
+                <w:b/>
+                <w:bCs/>
+                <w:sz w:val="21"/>
+                <w:szCs w:val="21"/>
+                <w:rtl/>
+              </w:rPr>
+              <w:t xml:space="preserve">הנדסת רשת – קווי תקשורת</w:t>
             </w:r>
           </w:p>
         </w:tc>
@@ -6626,7 +6605,7 @@
                 <w:szCs w:val="19"/>
                 <w:rtl/>
               </w:rPr>
-              <w:t xml:space="preserve">באיזה אזור (Region) מאוחסנים FortiCloud ו-Sandbox? אם לא בישראל – האם נוכל להציע FortiNAC/Analyzer/Manager כ-VM בענן שלנו?</w:t>
+              <w:t xml:space="preserve">האם יש תשתית סיב/מטרו של HOT למבני העירייה בבאקה (מבנה ראשי, הנדסה, רישוי עסקים, חינוך, מוקד) ולאתרים הקטנים? מה זמן ההקמה?</w:t>
             </w:r>
           </w:p>
         </w:tc>
@@ -6661,7 +6640,7 @@
                 <w:szCs w:val="19"/>
                 <w:rtl/>
               </w:rPr>
-              <w:t xml:space="preserve">עמ' 18 (4.1); עמ' 51 (3א.3)</w:t>
+              <w:t xml:space="preserve">עמ' 16, 19 (סעיף 5.3); Excel סעיפים 10–22</w:t>
             </w:r>
           </w:p>
         </w:tc>
@@ -6696,7 +6675,7 @@
                 <w:szCs w:val="19"/>
                 <w:rtl/>
               </w:rPr>
-              <w:t xml:space="preserve">נספח הפרטיות אוסר עיבוד מחוץ לישראל בלי אישור.</w:t>
+              <w:t xml:space="preserve">ליבת הרווח של HOT במכרז.</w:t>
             </w:r>
           </w:p>
         </w:tc>
@@ -6731,7 +6710,7 @@
                 <w:szCs w:val="19"/>
                 <w:rtl/>
               </w:rPr>
-              <w:t xml:space="preserve">שאלת הבהרה 16</w:t>
+              <w:t xml:space="preserve">"כתב כמויות" H13–H25; שאלת הבהרה 13</w:t>
             </w:r>
           </w:p>
         </w:tc>
@@ -6801,7 +6780,7 @@
                 <w:szCs w:val="19"/>
                 <w:rtl/>
               </w:rPr>
-              <w:t xml:space="preserve">ISO ו-Region: 27.10 | מחירים: 5.11</w:t>
+              <w:t xml:space="preserve">5.11.2026</w:t>
             </w:r>
           </w:p>
         </w:tc>
@@ -6876,7 +6855,7 @@
                 <w:szCs w:val="19"/>
                 <w:rtl/>
               </w:rPr>
-              <w:t xml:space="preserve">ISO 27001: על איזו ישות משפטית רשומה התעודה, והאם ההיקף כולל קווים, מרכזייה בענן ו-NOC? האם יש תעודה בתוקף ב-2024/2025?</w:t>
+              <w:t xml:space="preserve">מה העלות החודשית לכל סוג קו: מטרו 150/200/300M, P2P 150/200M, תמסורת 1G, GPON 500/1000M, אינטרנט 500/100M, Private Profile?</w:t>
             </w:r>
           </w:p>
         </w:tc>
@@ -6911,7 +6890,7 @@
                 <w:szCs w:val="19"/>
                 <w:rtl/>
               </w:rPr>
-              <w:t xml:space="preserve">עמ' 8 (ניקוד ISO); company-profile.md</w:t>
+              <w:t xml:space="preserve">Excel סעיפים 10–22</w:t>
             </w:r>
           </w:p>
         </w:tc>
@@ -6946,7 +6925,7 @@
                 <w:szCs w:val="19"/>
                 <w:rtl/>
               </w:rPr>
-              <w:t xml:space="preserve">5 נקודות איכות; תנאי סף יב'.</w:t>
+              <w:t xml:space="preserve">מרווח לכל סעיף.</w:t>
             </w:r>
           </w:p>
         </w:tc>
@@ -6981,7 +6960,7 @@
                 <w:szCs w:val="19"/>
                 <w:rtl/>
               </w:rPr>
-              <w:t xml:space="preserve">"סיכום והשוואה" C31; שאלת הבהרה 10</w:t>
+              <w:t xml:space="preserve">"כתב כמויות" H13–H25</w:t>
             </w:r>
           </w:p>
         </w:tc>
@@ -7051,7 +7030,7 @@
                 <w:szCs w:val="19"/>
                 <w:rtl/>
               </w:rPr>
-              <w:t xml:space="preserve">ISO ו-Region: 27.10 | מחירים: 5.11</w:t>
+              <w:t xml:space="preserve">5.11.2026</w:t>
             </w:r>
           </w:p>
         </w:tc>
@@ -7126,7 +7105,7 @@
                 <w:szCs w:val="19"/>
                 <w:rtl/>
               </w:rPr>
-              <w:t xml:space="preserve">ISO 9001: מה המועד הצפוי לתעודה? האם לחברה בקבוצה יש 9001 בתוקף?</w:t>
+              <w:t xml:space="preserve">פתרון חלופי לתקלה בקו תוך שעתיים – גיבוי סלולרי? כמה עולה לאתר?</w:t>
             </w:r>
           </w:p>
         </w:tc>
@@ -7161,7 +7140,7 @@
                 <w:szCs w:val="19"/>
                 <w:rtl/>
               </w:rPr>
-              <w:t xml:space="preserve">עמ' 8</w:t>
+              <w:t xml:space="preserve">Excel – הערה "תקלה בקווי תקשורת"; עמ' 21 (P1)</w:t>
             </w:r>
           </w:p>
         </w:tc>
@@ -7196,7 +7175,7 @@
                 <w:szCs w:val="19"/>
                 <w:rtl/>
               </w:rPr>
-              <w:t xml:space="preserve">בלי 9001 – כנראה 0 מ-5 נקודות.</w:t>
+              <w:t xml:space="preserve">עלות נסתרת בכל אתר.</w:t>
             </w:r>
           </w:p>
         </w:tc>
@@ -7231,7 +7210,7 @@
                 <w:szCs w:val="19"/>
                 <w:rtl/>
               </w:rPr>
-              <w:t xml:space="preserve">"סיכום והשוואה" C31; שאלת הבהרה 10</w:t>
+              <w:t xml:space="preserve">שאלת הבהרה 34; "כתב כמויות" עמודה H</w:t>
             </w:r>
           </w:p>
         </w:tc>
@@ -7301,7 +7280,7 @@
                 <w:szCs w:val="19"/>
                 <w:rtl/>
               </w:rPr>
-              <w:t xml:space="preserve">ISO ו-Region: 27.10 | מחירים: 5.11</w:t>
+              <w:t xml:space="preserve">5.11.2026</w:t>
             </w:r>
           </w:p>
         </w:tc>
@@ -7376,7 +7355,7 @@
                 <w:szCs w:val="19"/>
                 <w:rtl/>
               </w:rPr>
-              <w:t xml:space="preserve">האם לנו או למפעיל חוות השרתים יש ISO 27017, ובאיזו דרגת Tier החווה?</w:t>
+              <w:t xml:space="preserve">עלות חיבור המבנים העתידיים (מרכז צעירים, ספרייה, רב-תכליתי, היכל תרבות, פלנטריום, ספורט)?</w:t>
             </w:r>
           </w:p>
         </w:tc>
@@ -7411,7 +7390,7 @@
                 <w:szCs w:val="19"/>
                 <w:rtl/>
               </w:rPr>
-              <w:t xml:space="preserve">עמ' 50, נספח פרטיות 2.1</w:t>
+              <w:t xml:space="preserve">עמ' 16, מבנים עתידיים</w:t>
             </w:r>
           </w:p>
         </w:tc>
@@ -7446,7 +7425,7 @@
                 <w:szCs w:val="19"/>
                 <w:rtl/>
               </w:rPr>
-              <w:t xml:space="preserve">ייתכן שזה תנאי מחייב.</w:t>
+              <w:t xml:space="preserve">ייתכן שאינם בכמויות.</w:t>
             </w:r>
           </w:p>
         </w:tc>
@@ -7481,7 +7460,7 @@
                 <w:szCs w:val="19"/>
                 <w:rtl/>
               </w:rPr>
-              <w:t xml:space="preserve">שאלת הבהרה 28; company-profile.md</w:t>
+              <w:t xml:space="preserve">שאלת הבהרה 13</w:t>
             </w:r>
           </w:p>
         </w:tc>
@@ -7551,7 +7530,7 @@
                 <w:szCs w:val="19"/>
                 <w:rtl/>
               </w:rPr>
-              <w:t xml:space="preserve">ISO ו-Region: 27.10 | מחירים: 5.11</w:t>
+              <w:t xml:space="preserve">5.11.2026</w:t>
             </w:r>
           </w:p>
         </w:tc>
@@ -7626,7 +7605,7 @@
                 <w:szCs w:val="19"/>
                 <w:rtl/>
               </w:rPr>
-              <w:t xml:space="preserve">פרטי מנהל אבטחת המידע (CISO) של הישות המגישה – שם, צורת העסקה, תאריך תחילה.</w:t>
+              <w:t xml:space="preserve">האם נוכל לבצע סקר אתרים לפני 15.11?</w:t>
             </w:r>
           </w:p>
         </w:tc>
@@ -7661,7 +7640,7 @@
                 <w:szCs w:val="19"/>
                 <w:rtl/>
               </w:rPr>
-              <w:t xml:space="preserve">עמ' 4, תנאי סף י'; עמ' 58</w:t>
+              <w:t xml:space="preserve">עמ' 21, סעיף 7.1</w:t>
             </w:r>
           </w:p>
         </w:tc>
@@ -7696,7 +7675,7 @@
                 <w:szCs w:val="19"/>
                 <w:rtl/>
               </w:rPr>
-              <w:t xml:space="preserve">תנאי סף.</w:t>
+              <w:t xml:space="preserve">דיוק בכמויות ובעלויות.</w:t>
             </w:r>
           </w:p>
         </w:tc>
@@ -7731,7 +7710,7 @@
                 <w:szCs w:val="19"/>
                 <w:rtl/>
               </w:rPr>
-              <w:t xml:space="preserve">מסמכי ההגשה</w:t>
+              <w:t xml:space="preserve">שאלת הבהרה 7</w:t>
             </w:r>
           </w:p>
         </w:tc>
@@ -7801,7 +7780,46 @@
                 <w:szCs w:val="19"/>
                 <w:rtl/>
               </w:rPr>
-              <w:t xml:space="preserve">ISO ו-Region: 27.10 | מחירים: 5.11</w:t>
+              <w:t xml:space="preserve">5.11.2026</w:t>
+            </w:r>
+          </w:p>
+        </w:tc>
+      </w:tr>
+      <w:tr>
+        <w:tc>
+          <w:tcPr>
+            <w:tcW w:type="dxa" w:w="14838"/>
+            <w:gridSpan w:val="7"/>
+            <w:tcBorders>
+              <w:top w:val="single" w:color="808080" w:sz="4"/>
+              <w:left w:val="single" w:color="808080" w:sz="4"/>
+              <w:bottom w:val="single" w:color="808080" w:sz="4"/>
+              <w:right w:val="single" w:color="808080" w:sz="4"/>
+            </w:tcBorders>
+            <w:shd w:fill="D9E2F3" w:color="auto" w:val="clear"/>
+            <w:tcMar>
+              <w:top w:type="dxa" w:w="50"/>
+              <w:left w:type="dxa" w:w="90"/>
+              <w:bottom w:type="dxa" w:w="50"/>
+              <w:right w:type="dxa" w:w="90"/>
+            </w:tcMar>
+          </w:tcPr>
+          <w:p>
+            <w:pPr>
+              <w:bidi/>
+              <w:spacing w:after="40"/>
+              <w:jc w:val="right"/>
+            </w:pPr>
+            <w:r>
+              <w:rPr>
+                <w:rFonts w:ascii="Arial" w:cs="Arial" w:eastAsia="Arial" w:hAnsi="Arial"/>
+                <w:b/>
+                <w:bCs/>
+                <w:sz w:val="21"/>
+                <w:szCs w:val="21"/>
+                <w:rtl/>
+              </w:rPr>
+              <w:t xml:space="preserve">טלפוניה ו-Contact Center</w:t>
             </w:r>
           </w:p>
         </w:tc>
@@ -7876,7 +7894,7 @@
                 <w:szCs w:val="19"/>
                 <w:rtl/>
               </w:rPr>
-              <w:t xml:space="preserve">יש לנו SIEM? מה עלות מבדק חדירות וסקר סיכונים כל 18 חודשים, ותרגול DRP חצי-שנתי?</w:t>
+              <w:t xml:space="preserve">האם המרכזייה בענן של HOT עונה על סעיף 3.1: שתי חוות Active-Active/Passive, Auto Provisioning ל-Yealink, 200 שלוחות, IVR, הקלטה, ועידה, Softphone? מה העלות החודשית כולל 10,000 דקות?</w:t>
             </w:r>
           </w:p>
         </w:tc>
@@ -7911,7 +7929,7 @@
                 <w:szCs w:val="19"/>
                 <w:rtl/>
               </w:rPr>
-              <w:t xml:space="preserve">עמ' 49, 55–57</w:t>
+              <w:t xml:space="preserve">עמ' 17, סעיף 3.1; Excel סעיף 4</w:t>
             </w:r>
           </w:p>
         </w:tc>
@@ -7946,7 +7964,7 @@
                 <w:szCs w:val="19"/>
                 <w:rtl/>
               </w:rPr>
-              <w:t xml:space="preserve">עלויות שלא מופיעות בטופס.</w:t>
+              <w:t xml:space="preserve">מחיר מרבי 3,500 ₪ לחודש.</w:t>
             </w:r>
           </w:p>
         </w:tc>
@@ -7981,7 +7999,7 @@
                 <w:szCs w:val="19"/>
                 <w:rtl/>
               </w:rPr>
-              <w:t xml:space="preserve">שאלות הבהרה 19, 30</w:t>
+              <w:t xml:space="preserve">"כתב כמויות" H7; שאלת הבהרה 14</w:t>
             </w:r>
           </w:p>
         </w:tc>
@@ -8051,7 +8069,7 @@
                 <w:szCs w:val="19"/>
                 <w:rtl/>
               </w:rPr>
-              <w:t xml:space="preserve">ISO ו-Region: 27.10 | מחירים: 5.11</w:t>
+              <w:t xml:space="preserve">5.11.2026</w:t>
             </w:r>
           </w:p>
         </w:tc>
@@ -8126,7 +8144,7 @@
                 <w:szCs w:val="19"/>
                 <w:rtl/>
               </w:rPr>
-              <w:t xml:space="preserve">FortiNAC: בדיקת תאימות (אנטי-וירוס, הצפנה) דורשת סוכן. מי מתקין, וכמה שעות זה מוסיף להקמה?</w:t>
+              <w:t xml:space="preserve">האם יש לנו Contact Center עם ניתוב חכם לפי שפה/נושא, IVR רב-שכבתי, Live Chat לאתר ודוחות בזמן אמת? מה תוספת העלות לנציג?</w:t>
             </w:r>
           </w:p>
         </w:tc>
@@ -8161,7 +8179,7 @@
                 <w:szCs w:val="19"/>
                 <w:rtl/>
               </w:rPr>
-              <w:t xml:space="preserve">עמ' 19, סעיף 5.4</w:t>
+              <w:t xml:space="preserve">עמ' 17, סעיף 3.2</w:t>
             </w:r>
           </w:p>
         </w:tc>
@@ -8196,7 +8214,7 @@
                 <w:szCs w:val="19"/>
                 <w:rtl/>
               </w:rPr>
-              <w:t xml:space="preserve">מכסת שעות קבועה בטופס (סעיף 5: 50 שעות).</w:t>
+              <w:t xml:space="preserve">ייתכן שכלול ב-3,500 ₪ החודשיים.</w:t>
             </w:r>
           </w:p>
         </w:tc>
@@ -8231,7 +8249,7 @@
                 <w:szCs w:val="19"/>
                 <w:rtl/>
               </w:rPr>
-              <w:t xml:space="preserve">שאלת הבהרה 18; "כתב כמויות" E8</w:t>
+              <w:t xml:space="preserve">שאלת הבהרה 15; "כתב כמויות" H7</w:t>
             </w:r>
           </w:p>
         </w:tc>
@@ -8301,46 +8319,7 @@
                 <w:szCs w:val="19"/>
                 <w:rtl/>
               </w:rPr>
-              <w:t xml:space="preserve">ISO ו-Region: 27.10 | מחירים: 5.11</w:t>
-            </w:r>
-          </w:p>
-        </w:tc>
-      </w:tr>
-      <w:tr>
-        <w:tc>
-          <w:tcPr>
-            <w:tcW w:type="dxa" w:w="14838"/>
-            <w:gridSpan w:val="7"/>
-            <w:tcBorders>
-              <w:top w:val="single" w:color="808080" w:sz="4"/>
-              <w:left w:val="single" w:color="808080" w:sz="4"/>
-              <w:bottom w:val="single" w:color="808080" w:sz="4"/>
-              <w:right w:val="single" w:color="808080" w:sz="4"/>
-            </w:tcBorders>
-            <w:shd w:fill="D9E2F3" w:color="auto" w:val="clear"/>
-            <w:tcMar>
-              <w:top w:type="dxa" w:w="50"/>
-              <w:left w:type="dxa" w:w="90"/>
-              <w:bottom w:type="dxa" w:w="50"/>
-              <w:right w:type="dxa" w:w="90"/>
-            </w:tcMar>
-          </w:tcPr>
-          <w:p>
-            <w:pPr>
-              <w:bidi/>
-              <w:spacing w:after="40"/>
-              <w:jc w:val="right"/>
-            </w:pPr>
-            <w:r>
-              <w:rPr>
-                <w:rFonts w:ascii="Arial" w:cs="Arial" w:eastAsia="Arial" w:hAnsi="Arial"/>
-                <w:b/>
-                <w:bCs/>
-                <w:sz w:val="21"/>
-                <w:szCs w:val="21"/>
-                <w:rtl/>
-              </w:rPr>
-              <w:t xml:space="preserve">ענן ומרכזי נתונים</w:t>
+              <w:t xml:space="preserve">5.11.2026</w:t>
             </w:r>
           </w:p>
         </w:tc>
@@ -8415,7 +8394,7 @@
                 <w:szCs w:val="19"/>
                 <w:rtl/>
               </w:rPr>
-              <w:t xml:space="preserve">האם יש לנו ענן בחזקתנו ובניהולנו (תנאי סף ז'), באיזו ישות, ואיזה הסכם/אישור אפשר לצרף?</w:t>
+              <w:t xml:space="preserve">האם יש ממשק ל-CRM עירוני ול-Microsoft 365 (דואר קולי למייל, Teams)? עלות פיתוח/התאמה?</w:t>
             </w:r>
           </w:p>
         </w:tc>
@@ -8450,7 +8429,7 @@
                 <w:szCs w:val="19"/>
                 <w:rtl/>
               </w:rPr>
-              <w:t xml:space="preserve">עמ' 3, תנאי סף ז'</w:t>
+              <w:t xml:space="preserve">עמ' 17, סעיף 3.1</w:t>
             </w:r>
           </w:p>
         </w:tc>
@@ -8485,7 +8464,7 @@
                 <w:szCs w:val="19"/>
                 <w:rtl/>
               </w:rPr>
-              <w:t xml:space="preserve">תנאי סף.</w:t>
+              <w:t xml:space="preserve">דרישת חובה במפרט.</w:t>
             </w:r>
           </w:p>
         </w:tc>
@@ -8520,7 +8499,7 @@
                 <w:szCs w:val="19"/>
                 <w:rtl/>
               </w:rPr>
-              <w:t xml:space="preserve">שאלת הבהרה 4</w:t>
+              <w:t xml:space="preserve">שאלת הבהרה 14</w:t>
             </w:r>
           </w:p>
         </w:tc>
@@ -8590,7 +8569,7 @@
                 <w:szCs w:val="19"/>
                 <w:rtl/>
               </w:rPr>
-              <w:t xml:space="preserve">תנאי סף: 27.10 | עלויות: 5.11</w:t>
+              <w:t xml:space="preserve">5.11.2026</w:t>
             </w:r>
           </w:p>
         </w:tc>
@@ -8665,7 +8644,7 @@
                 <w:szCs w:val="19"/>
                 <w:rtl/>
               </w:rPr>
-              <w:t xml:space="preserve">אם יתברר שאירוח שרתי העירייה ומערכות המחשוב שלה בהיקף – האם אנחנו מסוגלים ובאיזו עלות (שרתים, אחסון, גיבוי, רישוי Microsoft)?</w:t>
+              <w:t xml:space="preserve">עלות המספר המקוצר 2037* וניוד טווח המספרים מהספק הנוכחי.</w:t>
             </w:r>
           </w:p>
         </w:tc>
@@ -8700,7 +8679,7 @@
                 <w:szCs w:val="19"/>
                 <w:rtl/>
               </w:rPr>
-              <w:t xml:space="preserve">עמ' 3, 7, 23, 26, 54</w:t>
+              <w:t xml:space="preserve">Excel סעיף 4</w:t>
             </w:r>
           </w:p>
         </w:tc>
@@ -8735,7 +8714,7 @@
                 <w:szCs w:val="19"/>
                 <w:rtl/>
               </w:rPr>
-              <w:t xml:space="preserve">מופיע בחוברת בלי סעיף מחיר.</w:t>
+              <w:t xml:space="preserve">עלות לא ידועה.</w:t>
             </w:r>
           </w:p>
         </w:tc>
@@ -8770,7 +8749,7 @@
                 <w:szCs w:val="19"/>
                 <w:rtl/>
               </w:rPr>
-              <w:t xml:space="preserve">שאלת הבהרה 1</w:t>
+              <w:t xml:space="preserve">"כתב כמויות" H7</w:t>
             </w:r>
           </w:p>
         </w:tc>
@@ -8840,7 +8819,7 @@
                 <w:szCs w:val="19"/>
                 <w:rtl/>
               </w:rPr>
-              <w:t xml:space="preserve">תנאי סף: 27.10 | עלויות: 5.11</w:t>
+              <w:t xml:space="preserve">5.11.2026</w:t>
             </w:r>
           </w:p>
         </w:tc>
@@ -8915,7 +8894,7 @@
                 <w:szCs w:val="19"/>
                 <w:rtl/>
               </w:rPr>
-              <w:t xml:space="preserve">האם יש שתי חוות נפרדות בישראל לשרידות המרכזייה ולגיבוי (DR)?</w:t>
+              <w:t xml:space="preserve">איפה נשמרות ההקלטות, האם מוצפנות ב-AES-256, ולכמה זמן?</w:t>
             </w:r>
           </w:p>
         </w:tc>
@@ -8950,7 +8929,7 @@
                 <w:szCs w:val="19"/>
                 <w:rtl/>
               </w:rPr>
-              <w:t xml:space="preserve">עמ' 17, 3.1; עמ' 57, תקנה 18</w:t>
+              <w:t xml:space="preserve">עמ' 50–51, נספח פרטיות 2.3, 3א.3</w:t>
             </w:r>
           </w:p>
         </w:tc>
@@ -8985,7 +8964,7 @@
                 <w:szCs w:val="19"/>
                 <w:rtl/>
               </w:rPr>
-              <w:t xml:space="preserve">דרישה מפורשת.</w:t>
+              <w:t xml:space="preserve">מידע בישראל בלבד.</w:t>
             </w:r>
           </w:p>
         </w:tc>
@@ -9020,7 +8999,7 @@
                 <w:szCs w:val="19"/>
                 <w:rtl/>
               </w:rPr>
-              <w:t xml:space="preserve">החלטת הגשה</w:t>
+              <w:t xml:space="preserve">שאלת הבהרה 15</w:t>
             </w:r>
           </w:p>
         </w:tc>
@@ -9090,7 +9069,7 @@
                 <w:szCs w:val="19"/>
                 <w:rtl/>
               </w:rPr>
-              <w:t xml:space="preserve">תנאי סף: 27.10 | עלויות: 5.11</w:t>
+              <w:t xml:space="preserve">5.11.2026</w:t>
             </w:r>
           </w:p>
         </w:tc>
@@ -9129,7 +9108,7 @@
                 <w:szCs w:val="21"/>
                 <w:rtl/>
               </w:rPr>
-              <w:t xml:space="preserve">מוקד, NOC ושטח</w:t>
+              <w:t xml:space="preserve">אבטחת מידע, Fortinet ו-ISO</w:t>
             </w:r>
           </w:p>
         </w:tc>
@@ -9204,7 +9183,7 @@
                 <w:szCs w:val="19"/>
                 <w:rtl/>
               </w:rPr>
-              <w:t xml:space="preserve">כמה תומכים יש במוקד ה-Help Desk של הישות המגישה (נדרש מעל 4)? מוקד 24/7?</w:t>
+              <w:t xml:space="preserve">מהם מחירי המפיץ שלנו לרישוי FortiNAC/FortiAnalyzer/FortiManager Cloud ולחומרה (FS-124F/148F-FPOE, FG-51G/71G/121G, FortiAP 231G עם 3 שנות UTM)?</w:t>
             </w:r>
           </w:p>
         </w:tc>
@@ -9239,7 +9218,7 @@
                 <w:szCs w:val="19"/>
                 <w:rtl/>
               </w:rPr>
-              <w:t xml:space="preserve">עמ' 3, תנאי סף ג', ד'</w:t>
+              <w:t xml:space="preserve">Excel סעיפים 1–3, 23–28</w:t>
             </w:r>
           </w:p>
         </w:tc>
@@ -9274,7 +9253,7 @@
                 <w:szCs w:val="19"/>
                 <w:rtl/>
               </w:rPr>
-              <w:t xml:space="preserve">תנאי סף בתצהיר.</w:t>
+              <w:t xml:space="preserve">חומרה מתחת לעלות = הפסד בטוח (FortiAP במחיר מרבי 1,200 ₪).</w:t>
             </w:r>
           </w:p>
         </w:tc>
@@ -9309,7 +9288,7 @@
                 <w:szCs w:val="19"/>
                 <w:rtl/>
               </w:rPr>
-              <w:t xml:space="preserve">שאלת הבהרה 3; מסמכי ההגשה</w:t>
+              <w:t xml:space="preserve">"כתב כמויות" H4–H6, H26–H31; שאלת הבהרה 38</w:t>
             </w:r>
           </w:p>
         </w:tc>
@@ -9379,7 +9358,7 @@
                 <w:szCs w:val="19"/>
                 <w:rtl/>
               </w:rPr>
-              <w:t xml:space="preserve">תנאי סף: 27.10 | עלויות: 5.11</w:t>
+              <w:t xml:space="preserve">ISO ו-Region: 27.10 | מחירים: 5.11</w:t>
             </w:r>
           </w:p>
         </w:tc>
@@ -9454,7 +9433,7 @@
                 <w:szCs w:val="19"/>
                 <w:rtl/>
               </w:rPr>
-              <w:t xml:space="preserve">זמן הגעה לבאקה אלגרבייה בתקלה משביתה – איפה הטכנאי הקרוב? עומדים בשעתיים?</w:t>
+              <w:t xml:space="preserve">באיזה אזור (Region) מאוחסנים FortiCloud ו-Sandbox? אם לא בישראל – האם נוכל להציע FortiNAC/Analyzer/Manager כ-VM בענן שלנו?</w:t>
             </w:r>
           </w:p>
         </w:tc>
@@ -9489,7 +9468,7 @@
                 <w:szCs w:val="19"/>
                 <w:rtl/>
               </w:rPr>
-              <w:t xml:space="preserve">עמ' 3, תנאי סף ד'; עמ' 21 (P1)</w:t>
+              <w:t xml:space="preserve">עמ' 18 (4.1); עמ' 51 (3א.3)</w:t>
             </w:r>
           </w:p>
         </w:tc>
@@ -9524,7 +9503,7 @@
                 <w:szCs w:val="19"/>
                 <w:rtl/>
               </w:rPr>
-              <w:t xml:space="preserve">תנאי סף + פיצויים מוסכמים.</w:t>
+              <w:t xml:space="preserve">נספח הפרטיות אוסר עיבוד מחוץ לישראל בלי אישור.</w:t>
             </w:r>
           </w:p>
         </w:tc>
@@ -9559,7 +9538,7 @@
                 <w:szCs w:val="19"/>
                 <w:rtl/>
               </w:rPr>
-              <w:t xml:space="preserve">"הנחות" B17</w:t>
+              <w:t xml:space="preserve">שאלת הבהרה 16</w:t>
             </w:r>
           </w:p>
         </w:tc>
@@ -9629,7 +9608,7 @@
                 <w:szCs w:val="19"/>
                 <w:rtl/>
               </w:rPr>
-              <w:t xml:space="preserve">תנאי סף: 27.10 | עלויות: 5.11</w:t>
+              <w:t xml:space="preserve">ISO ו-Region: 27.10 | מחירים: 5.11</w:t>
             </w:r>
           </w:p>
         </w:tc>
@@ -9704,7 +9683,7 @@
                 <w:szCs w:val="19"/>
                 <w:rtl/>
               </w:rPr>
-              <w:t xml:space="preserve">האם מערכת הקריאות שלנו מאפשרת פתיחת קריאה בדוא"ל, בטלפון, בפורטל וב-WhatsApp, עם תיעוד מלא?</w:t>
+              <w:t xml:space="preserve">ISO 27001: על איזו ישות משפטית רשומה התעודה, והאם ההיקף כולל קווים, מרכזייה בענן ו-NOC? האם יש תעודה בתוקף ב-2024/2025?</w:t>
             </w:r>
           </w:p>
         </w:tc>
@@ -9739,7 +9718,7 @@
                 <w:szCs w:val="19"/>
                 <w:rtl/>
               </w:rPr>
-              <w:t xml:space="preserve">עמ' 3, תנאי סף ה'; עמ' 8; עמ' 20</w:t>
+              <w:t xml:space="preserve">עמ' 8 (ניקוד ISO); company-profile.md</w:t>
             </w:r>
           </w:p>
         </w:tc>
@@ -9774,7 +9753,7 @@
                 <w:szCs w:val="19"/>
                 <w:rtl/>
               </w:rPr>
-              <w:t xml:space="preserve">תנאי סף + 4 נקודות.</w:t>
+              <w:t xml:space="preserve">5 נקודות איכות; תנאי סף יב'.</w:t>
             </w:r>
           </w:p>
         </w:tc>
@@ -9809,7 +9788,7 @@
                 <w:szCs w:val="19"/>
                 <w:rtl/>
               </w:rPr>
-              <w:t xml:space="preserve">"סיכום והשוואה" C30</w:t>
+              <w:t xml:space="preserve">"סיכום והשוואה" C31; שאלת הבהרה 10</w:t>
             </w:r>
           </w:p>
         </w:tc>
@@ -9879,7 +9858,7 @@
                 <w:szCs w:val="19"/>
                 <w:rtl/>
               </w:rPr>
-              <w:t xml:space="preserve">תנאי סף: 27.10 | עלויות: 5.11</w:t>
+              <w:t xml:space="preserve">ISO ו-Region: 27.10 | מחירים: 5.11</w:t>
             </w:r>
           </w:p>
         </w:tc>
@@ -9954,7 +9933,7 @@
                 <w:szCs w:val="19"/>
                 <w:rtl/>
               </w:rPr>
-              <w:t xml:space="preserve">יש לנו איש רשתות עם CCNP? כמה זמן נדרש ממנו לעירייה ומה העלות החודשית?</w:t>
+              <w:t xml:space="preserve">ISO 9001: מה המועד הצפוי לתעודה? האם לחברה בקבוצה יש 9001 בתוקף?</w:t>
             </w:r>
           </w:p>
         </w:tc>
@@ -9989,7 +9968,7 @@
                 <w:szCs w:val="19"/>
                 <w:rtl/>
               </w:rPr>
-              <w:t xml:space="preserve">עמ' 17</w:t>
+              <w:t xml:space="preserve">עמ' 8</w:t>
             </w:r>
           </w:p>
         </w:tc>
@@ -10024,7 +10003,7 @@
                 <w:szCs w:val="19"/>
                 <w:rtl/>
               </w:rPr>
-              <w:t xml:space="preserve">עלות כוח אדם לא מתומחרת בטופס.</w:t>
+              <w:t xml:space="preserve">בלי 9001 – כנראה 0 מ-5 נקודות.</w:t>
             </w:r>
           </w:p>
         </w:tc>
@@ -10059,7 +10038,7 @@
                 <w:szCs w:val="19"/>
                 <w:rtl/>
               </w:rPr>
-              <w:t xml:space="preserve">שאלת הבהרה 12; "כתב כמויות" עמודה H (עלות חודשית)</w:t>
+              <w:t xml:space="preserve">"סיכום והשוואה" C31; שאלת הבהרה 10</w:t>
             </w:r>
           </w:p>
         </w:tc>
@@ -10129,7 +10108,7 @@
                 <w:szCs w:val="19"/>
                 <w:rtl/>
               </w:rPr>
-              <w:t xml:space="preserve">תנאי סף: 27.10 | עלויות: 5.11</w:t>
+              <w:t xml:space="preserve">ISO ו-Region: 27.10 | מחירים: 5.11</w:t>
             </w:r>
           </w:p>
         </w:tc>
@@ -10204,7 +10183,7 @@
                 <w:szCs w:val="19"/>
                 <w:rtl/>
               </w:rPr>
-              <w:t xml:space="preserve">האם נוכל להחזיק מלאי חלופי לציוד Cisco הקיים (Catalyst, WLC, AP) ולטלפוני Yealink ולהחליף תוך שעתיים?</w:t>
+              <w:t xml:space="preserve">יש לנו SIEM? מה עלות מבדק חדירות וסקר סיכונים כל 18 חודשים, ותרגול DRP חצי-שנתי?</w:t>
             </w:r>
           </w:p>
         </w:tc>
@@ -10239,7 +10218,7 @@
                 <w:szCs w:val="19"/>
                 <w:rtl/>
               </w:rPr>
-              <w:t xml:space="preserve">עמ' 17; עמ' 20, סעיף 6.3</w:t>
+              <w:t xml:space="preserve">עמ' 49, 55–57</w:t>
             </w:r>
           </w:p>
         </w:tc>
@@ -10274,7 +10253,7 @@
                 <w:szCs w:val="19"/>
                 <w:rtl/>
               </w:rPr>
-              <w:t xml:space="preserve">עלות מלאי לא מתומחרת.</w:t>
+              <w:t xml:space="preserve">עלויות שלא מופיעות בטופס.</w:t>
             </w:r>
           </w:p>
         </w:tc>
@@ -10309,7 +10288,7 @@
                 <w:szCs w:val="19"/>
                 <w:rtl/>
               </w:rPr>
-              <w:t xml:space="preserve">שאלות הבהרה 12, 20</w:t>
+              <w:t xml:space="preserve">שאלות הבהרה 19, 30</w:t>
             </w:r>
           </w:p>
         </w:tc>
@@ -10379,7 +10358,7 @@
                 <w:szCs w:val="19"/>
                 <w:rtl/>
               </w:rPr>
-              <w:t xml:space="preserve">תנאי סף: 27.10 | עלויות: 5.11</w:t>
+              <w:t xml:space="preserve">ISO ו-Region: 27.10 | מחירים: 5.11</w:t>
             </w:r>
           </w:p>
         </w:tc>
@@ -10454,7 +10433,7 @@
                 <w:szCs w:val="19"/>
                 <w:rtl/>
               </w:rPr>
-              <w:t xml:space="preserve">איך נעמוד בתגובה של 30 דקות בלילה ובסוף שבוע אם כל חיבור מרחוק מחייב אישור מראש של המנמ"ר?</w:t>
+              <w:t xml:space="preserve">FortiNAC: בדיקת תאימות (אנטי-וירוס, הצפנה) דורשת סוכן. מי מתקין, וכמה שעות זה מוסיף להקמה?</w:t>
             </w:r>
           </w:p>
         </w:tc>
@@ -10489,7 +10468,7 @@
                 <w:szCs w:val="19"/>
                 <w:rtl/>
               </w:rPr>
-              <w:t xml:space="preserve">עמ' 21; עמ' 50–51, סעיף 2.4</w:t>
+              <w:t xml:space="preserve">עמ' 19, סעיף 5.4</w:t>
             </w:r>
           </w:p>
         </w:tc>
@@ -10524,7 +10503,7 @@
                 <w:szCs w:val="19"/>
                 <w:rtl/>
               </w:rPr>
-              <w:t xml:space="preserve">סתירה שמסכנת פיצויים.</w:t>
+              <w:t xml:space="preserve">מכסת שעות קבועה בטופס (סעיף 5: 50 שעות).</w:t>
             </w:r>
           </w:p>
         </w:tc>
@@ -10559,7 +10538,7 @@
                 <w:szCs w:val="19"/>
                 <w:rtl/>
               </w:rPr>
-              <w:t xml:space="preserve">שאלת הבהרה 29</w:t>
+              <w:t xml:space="preserve">שאלת הבהרה 18; "כתב כמויות" E8</w:t>
             </w:r>
           </w:p>
         </w:tc>
@@ -10629,7 +10608,7 @@
                 <w:szCs w:val="19"/>
                 <w:rtl/>
               </w:rPr>
-              <w:t xml:space="preserve">תנאי סף: 27.10 | עלויות: 5.11</w:t>
+              <w:t xml:space="preserve">ISO ו-Region: 27.10 | מחירים: 5.11</w:t>
             </w:r>
           </w:p>
         </w:tc>
@@ -10668,7 +10647,7 @@
                 <w:szCs w:val="21"/>
                 <w:rtl/>
               </w:rPr>
-              <w:t xml:space="preserve">פרויקטים והטמעה</w:t>
+              <w:t xml:space="preserve">ענן ומרכזי נתונים</w:t>
             </w:r>
           </w:p>
         </w:tc>
@@ -10743,7 +10722,7 @@
                 <w:szCs w:val="19"/>
                 <w:rtl/>
               </w:rPr>
-              <w:t xml:space="preserve">האם מכסות השעות בטופס מספיקות: FortiNAC 50, ניהול רשת 60, מרכזייה 50, FortiGate/מתגים/אלחוט 85? מה ההערכה שלנו?</w:t>
+              <w:t xml:space="preserve">אם יתברר שאירוח שרתי העירייה ומערכות המחשוב שלה בהיקף – האם אנחנו מסוגלים ובאיזו עלות (שרתים, אחסון, גיבוי, רישוי Microsoft)?</w:t>
             </w:r>
           </w:p>
         </w:tc>
@@ -10778,7 +10757,7 @@
                 <w:szCs w:val="19"/>
                 <w:rtl/>
               </w:rPr>
-              <w:t xml:space="preserve">Excel סעיפים 5–8</w:t>
+              <w:t xml:space="preserve">עמ' 3, 7, 23, 26, 54</w:t>
             </w:r>
           </w:p>
         </w:tc>
@@ -10813,7 +10792,7 @@
                 <w:szCs w:val="19"/>
                 <w:rtl/>
               </w:rPr>
-              <w:t xml:space="preserve">מכסה מקסימלית – חריגה על חשבוננו.</w:t>
+              <w:t xml:space="preserve">מופיע בחוברת בלי סעיף מחיר.</w:t>
             </w:r>
           </w:p>
         </w:tc>
@@ -10848,7 +10827,7 @@
                 <w:szCs w:val="19"/>
                 <w:rtl/>
               </w:rPr>
-              <w:t xml:space="preserve">"כתב כמויות" E8–E11, H8–H11; שאלת הבהרה 36</w:t>
+              <w:t xml:space="preserve">שאלת הבהרה 1</w:t>
             </w:r>
           </w:p>
         </w:tc>
@@ -10993,7 +10972,7 @@
                 <w:szCs w:val="19"/>
                 <w:rtl/>
               </w:rPr>
-              <w:t xml:space="preserve">פירוק ציוד ישן: 30 שעות ב-150 ₪ לשעה (מתחת לעלות). כולל פינוי למחסן העירייה?</w:t>
+              <w:t xml:space="preserve">האם יש שתי חוות נפרדות בישראל לשרידות המרכזייה ולגיבוי (DR)?</w:t>
             </w:r>
           </w:p>
         </w:tc>
@@ -11028,7 +11007,7 @@
                 <w:szCs w:val="19"/>
                 <w:rtl/>
               </w:rPr>
-              <w:t xml:space="preserve">Excel סעיף 29; עמ' 21, סעיף 7.2</w:t>
+              <w:t xml:space="preserve">עמ' 17, 3.1; עמ' 57, תקנה 18</w:t>
             </w:r>
           </w:p>
         </w:tc>
@@ -11063,7 +11042,7 @@
                 <w:szCs w:val="19"/>
                 <w:rtl/>
               </w:rPr>
-              <w:t xml:space="preserve">רכיב מפסיד.</w:t>
+              <w:t xml:space="preserve">דרישה מפורשת.</w:t>
             </w:r>
           </w:p>
         </w:tc>
@@ -11098,7 +11077,7 @@
                 <w:szCs w:val="19"/>
                 <w:rtl/>
               </w:rPr>
-              <w:t xml:space="preserve">"כתב כמויות" H32; שאלת הבהרה 36</w:t>
+              <w:t xml:space="preserve">החלטת הגשה</w:t>
             </w:r>
           </w:p>
         </w:tc>
@@ -11169,6 +11148,45 @@
                 <w:rtl/>
               </w:rPr>
               <w:t xml:space="preserve">5.11.2026</w:t>
+            </w:r>
+          </w:p>
+        </w:tc>
+      </w:tr>
+      <w:tr>
+        <w:tc>
+          <w:tcPr>
+            <w:tcW w:type="dxa" w:w="14838"/>
+            <w:gridSpan w:val="7"/>
+            <w:tcBorders>
+              <w:top w:val="single" w:color="808080" w:sz="4"/>
+              <w:left w:val="single" w:color="808080" w:sz="4"/>
+              <w:bottom w:val="single" w:color="808080" w:sz="4"/>
+              <w:right w:val="single" w:color="808080" w:sz="4"/>
+            </w:tcBorders>
+            <w:shd w:fill="D9E2F3" w:color="auto" w:val="clear"/>
+            <w:tcMar>
+              <w:top w:type="dxa" w:w="50"/>
+              <w:left w:type="dxa" w:w="90"/>
+              <w:bottom w:type="dxa" w:w="50"/>
+              <w:right w:type="dxa" w:w="90"/>
+            </w:tcMar>
+          </w:tcPr>
+          <w:p>
+            <w:pPr>
+              <w:bidi/>
+              <w:spacing w:after="40"/>
+              <w:jc w:val="right"/>
+            </w:pPr>
+            <w:r>
+              <w:rPr>
+                <w:rFonts w:ascii="Arial" w:cs="Arial" w:eastAsia="Arial" w:hAnsi="Arial"/>
+                <w:b/>
+                <w:bCs/>
+                <w:sz w:val="21"/>
+                <w:szCs w:val="21"/>
+                <w:rtl/>
+              </w:rPr>
+              <w:t xml:space="preserve">מוקד, NOC ושטח</w:t>
             </w:r>
           </w:p>
         </w:tc>
@@ -11243,7 +11261,7 @@
                 <w:szCs w:val="19"/>
                 <w:rtl/>
               </w:rPr>
-              <w:t xml:space="preserve">תוכנית מיגרציה: לוח זמנים, סקר אתרים, מיפוי שלוחות, עבודה מול הספק הנוכחי. מי מנהל הפרויקט?</w:t>
+              <w:t xml:space="preserve">יש לנו איש רשתות עם CCNP? כמה זמן נדרש ממנו לעירייה ומה העלות החודשית?</w:t>
             </w:r>
           </w:p>
         </w:tc>
@@ -11278,7 +11296,7 @@
                 <w:szCs w:val="19"/>
                 <w:rtl/>
               </w:rPr>
-              <w:t xml:space="preserve">עמ' 21, סעיף 7</w:t>
+              <w:t xml:space="preserve">עמ' 17</w:t>
             </w:r>
           </w:p>
         </w:tc>
@@ -11313,7 +11331,7 @@
                 <w:szCs w:val="19"/>
                 <w:rtl/>
               </w:rPr>
-              <w:t xml:space="preserve">משפיע על הראיון ועל הסיכון.</w:t>
+              <w:t xml:space="preserve">עלות כוח אדם לא מתומחרת בטופס.</w:t>
             </w:r>
           </w:p>
         </w:tc>
@@ -11348,7 +11366,7 @@
                 <w:szCs w:val="19"/>
                 <w:rtl/>
               </w:rPr>
-              <w:t xml:space="preserve">שאלת הבהרה 22; הכנה לראיון</w:t>
+              <w:t xml:space="preserve">שאלת הבהרה 12; "כתב כמויות" עמודה H (עלות חודשית)</w:t>
             </w:r>
           </w:p>
         </w:tc>
@@ -11418,46 +11436,7 @@
                 <w:szCs w:val="19"/>
                 <w:rtl/>
               </w:rPr>
-              <w:t xml:space="preserve">5.11.2026</w:t>
-            </w:r>
-          </w:p>
-        </w:tc>
-      </w:tr>
-      <w:tr>
-        <w:tc>
-          <w:tcPr>
-            <w:tcW w:type="dxa" w:w="14838"/>
-            <w:gridSpan w:val="7"/>
-            <w:tcBorders>
-              <w:top w:val="single" w:color="808080" w:sz="4"/>
-              <w:left w:val="single" w:color="808080" w:sz="4"/>
-              <w:bottom w:val="single" w:color="808080" w:sz="4"/>
-              <w:right w:val="single" w:color="808080" w:sz="4"/>
-            </w:tcBorders>
-            <w:shd w:fill="D9E2F3" w:color="auto" w:val="clear"/>
-            <w:tcMar>
-              <w:top w:type="dxa" w:w="50"/>
-              <w:left w:type="dxa" w:w="90"/>
-              <w:bottom w:type="dxa" w:w="50"/>
-              <w:right w:type="dxa" w:w="90"/>
-            </w:tcMar>
-          </w:tcPr>
-          <w:p>
-            <w:pPr>
-              <w:bidi/>
-              <w:spacing w:after="40"/>
-              <w:jc w:val="right"/>
-            </w:pPr>
-            <w:r>
-              <w:rPr>
-                <w:rFonts w:ascii="Arial" w:cs="Arial" w:eastAsia="Arial" w:hAnsi="Arial"/>
-                <w:b/>
-                <w:bCs/>
-                <w:sz w:val="21"/>
-                <w:szCs w:val="21"/>
-                <w:rtl/>
-              </w:rPr>
-              <w:t xml:space="preserve">ניהול מכרזים ומנהלה</w:t>
+              <w:t xml:space="preserve">הבהרות: 27.10 | עלויות: 5.11</w:t>
             </w:r>
           </w:p>
         </w:tc>
@@ -11532,7 +11511,7 @@
                 <w:szCs w:val="19"/>
                 <w:rtl/>
               </w:rPr>
-              <w:t xml:space="preserve">לרכוש את מסמכי המכרז (500 ₪) – הקבלה חייבת להיות על שם הישות המגישה.</w:t>
+              <w:t xml:space="preserve">האם נוכל להחזיק מלאי חלופי לציוד Cisco הקיים (Catalyst, WLC, AP) ולטלפוני Yealink ולהחליף תוך שעתיים?</w:t>
             </w:r>
           </w:p>
         </w:tc>
@@ -11567,7 +11546,7 @@
                 <w:szCs w:val="19"/>
                 <w:rtl/>
               </w:rPr>
-              <w:t xml:space="preserve">עמ' 2; עמ' 4, תנאי סף יא'</w:t>
+              <w:t xml:space="preserve">עמ' 17; עמ' 20, סעיף 6.3</w:t>
             </w:r>
           </w:p>
         </w:tc>
@@ -11602,7 +11581,7 @@
                 <w:szCs w:val="19"/>
                 <w:rtl/>
               </w:rPr>
-              <w:t xml:space="preserve">תנאי סף.</w:t>
+              <w:t xml:space="preserve">עלות מלאי לא מתומחרת.</w:t>
             </w:r>
           </w:p>
         </w:tc>
@@ -11637,7 +11616,7 @@
                 <w:szCs w:val="19"/>
                 <w:rtl/>
               </w:rPr>
-              <w:t xml:space="preserve">מסמכי ההגשה</w:t>
+              <w:t xml:space="preserve">שאלות הבהרה 12, 20</w:t>
             </w:r>
           </w:p>
         </w:tc>
@@ -11707,7 +11686,7 @@
                 <w:szCs w:val="19"/>
                 <w:rtl/>
               </w:rPr>
-              <w:t xml:space="preserve">רכישה: מיד | הבהרות: 29.10</w:t>
+              <w:t xml:space="preserve">הבהרות: 27.10 | עלויות: 5.11</w:t>
             </w:r>
           </w:p>
         </w:tc>
@@ -11782,7 +11761,7 @@
                 <w:szCs w:val="19"/>
                 <w:rtl/>
               </w:rPr>
-              <w:t xml:space="preserve">לשלוח את שאלות ההבהרה ל-Khawaja@baqa.co.il עד 29.10 (המועד האחרון: יום א' 1.11 בשעה 15:00) ולוודא קבלה.</w:t>
+              <w:t xml:space="preserve">איך נעמוד בתגובה של 30 דקות בלילה ובסוף שבוע אם כל חיבור מרחוק מחייב אישור מראש של המנמ"ר?</w:t>
             </w:r>
           </w:p>
         </w:tc>
@@ -11817,7 +11796,7 @@
                 <w:szCs w:val="19"/>
                 <w:rtl/>
               </w:rPr>
-              <w:t xml:space="preserve">עמ' 7, סעיף 1(ו)</w:t>
+              <w:t xml:space="preserve">עמ' 21; עמ' 50–51, סעיף 2.4</w:t>
             </w:r>
           </w:p>
         </w:tc>
@@ -11852,7 +11831,7 @@
                 <w:szCs w:val="19"/>
                 <w:rtl/>
               </w:rPr>
-              <w:t xml:space="preserve">אחרי המועד – אין הבהרות.</w:t>
+              <w:t xml:space="preserve">סתירה שמסכנת פיצויים.</w:t>
             </w:r>
           </w:p>
         </w:tc>
@@ -11887,7 +11866,7 @@
                 <w:szCs w:val="19"/>
                 <w:rtl/>
               </w:rPr>
-              <w:t xml:space="preserve">קובץ שאלות ההבהרה</w:t>
+              <w:t xml:space="preserve">שאלת הבהרה 29</w:t>
             </w:r>
           </w:p>
         </w:tc>
@@ -11957,7 +11936,46 @@
                 <w:szCs w:val="19"/>
                 <w:rtl/>
               </w:rPr>
-              <w:t xml:space="preserve">רכישה: מיד | הבהרות: 29.10</w:t>
+              <w:t xml:space="preserve">הבהרות: 27.10 | עלויות: 5.11</w:t>
+            </w:r>
+          </w:p>
+        </w:tc>
+      </w:tr>
+      <w:tr>
+        <w:tc>
+          <w:tcPr>
+            <w:tcW w:type="dxa" w:w="14838"/>
+            <w:gridSpan w:val="7"/>
+            <w:tcBorders>
+              <w:top w:val="single" w:color="808080" w:sz="4"/>
+              <w:left w:val="single" w:color="808080" w:sz="4"/>
+              <w:bottom w:val="single" w:color="808080" w:sz="4"/>
+              <w:right w:val="single" w:color="808080" w:sz="4"/>
+            </w:tcBorders>
+            <w:shd w:fill="D9E2F3" w:color="auto" w:val="clear"/>
+            <w:tcMar>
+              <w:top w:type="dxa" w:w="50"/>
+              <w:left w:type="dxa" w:w="90"/>
+              <w:bottom w:type="dxa" w:w="50"/>
+              <w:right w:type="dxa" w:w="90"/>
+            </w:tcMar>
+          </w:tcPr>
+          <w:p>
+            <w:pPr>
+              <w:bidi/>
+              <w:spacing w:after="40"/>
+              <w:jc w:val="right"/>
+            </w:pPr>
+            <w:r>
+              <w:rPr>
+                <w:rFonts w:ascii="Arial" w:cs="Arial" w:eastAsia="Arial" w:hAnsi="Arial"/>
+                <w:b/>
+                <w:bCs/>
+                <w:sz w:val="21"/>
+                <w:szCs w:val="21"/>
+                <w:rtl/>
+              </w:rPr>
+              <w:t xml:space="preserve">פרויקטים והטמעה</w:t>
             </w:r>
           </w:p>
         </w:tc>
@@ -12032,7 +12050,7 @@
                 <w:szCs w:val="19"/>
                 <w:rtl/>
               </w:rPr>
-              <w:t xml:space="preserve">הגשה: שני עותקים, חתימה על כל עמוד, תצהירים מאומתים בעו"ד, ערבות על שם המציע, מסירה ידנית בלשכת המנכ"ל בבאקה – 15.11 עד 13:00. מי מגיע?</w:t>
+              <w:t xml:space="preserve">האם מכסות השעות בטופס מספיקות: FortiNAC 50, ניהול רשת 60, מרכזייה 50, FortiGate/מתגים/אלחוט 85? מה ההערכה שלנו?</w:t>
             </w:r>
           </w:p>
         </w:tc>
@@ -12067,7 +12085,7 @@
                 <w:szCs w:val="19"/>
                 <w:rtl/>
               </w:rPr>
-              <w:t xml:space="preserve">עמ' 4, 7</w:t>
+              <w:t xml:space="preserve">Excel סעיפים 5–8</w:t>
             </w:r>
           </w:p>
         </w:tc>
@@ -12102,7 +12120,7 @@
                 <w:szCs w:val="19"/>
                 <w:rtl/>
               </w:rPr>
-              <w:t xml:space="preserve">פגם טכני = פסילה.</w:t>
+              <w:t xml:space="preserve">מכסה מקסימלית – חריגה על חשבוננו.</w:t>
             </w:r>
           </w:p>
         </w:tc>
@@ -12137,7 +12155,7 @@
                 <w:szCs w:val="19"/>
                 <w:rtl/>
               </w:rPr>
-              <w:t xml:space="preserve">מסמכי ההגשה</w:t>
+              <w:t xml:space="preserve">"כתב כמויות" E8–E11, H8–H11; שאלת הבהרה 36</w:t>
             </w:r>
           </w:p>
         </w:tc>
@@ -12207,7 +12225,7 @@
                 <w:szCs w:val="19"/>
                 <w:rtl/>
               </w:rPr>
-              <w:t xml:space="preserve">רכישה: מיד | הבהרות: 29.10</w:t>
+              <w:t xml:space="preserve">5.11.2026</w:t>
             </w:r>
           </w:p>
         </w:tc>
@@ -12282,6 +12300,1045 @@
                 <w:szCs w:val="19"/>
                 <w:rtl/>
               </w:rPr>
+              <w:t xml:space="preserve">פירוק ציוד ישן: 30 שעות ב-150 ₪ לשעה (מתחת לעלות). כולל פינוי למחסן העירייה?</w:t>
+            </w:r>
+          </w:p>
+        </w:tc>
+        <w:tc>
+          <w:tcPr>
+            <w:tcW w:type="dxa" w:w="1700"/>
+            <w:tcBorders>
+              <w:top w:val="single" w:color="808080" w:sz="4"/>
+              <w:left w:val="single" w:color="808080" w:sz="4"/>
+              <w:bottom w:val="single" w:color="808080" w:sz="4"/>
+              <w:right w:val="single" w:color="808080" w:sz="4"/>
+            </w:tcBorders>
+            <w:tcMar>
+              <w:top w:type="dxa" w:w="50"/>
+              <w:left w:type="dxa" w:w="90"/>
+              <w:bottom w:type="dxa" w:w="50"/>
+              <w:right w:type="dxa" w:w="90"/>
+            </w:tcMar>
+          </w:tcPr>
+          <w:p>
+            <w:pPr>
+              <w:bidi/>
+              <w:spacing w:after="40"/>
+              <w:jc w:val="right"/>
+            </w:pPr>
+            <w:r>
+              <w:rPr>
+                <w:rFonts w:ascii="Arial" w:cs="Arial" w:eastAsia="Arial" w:hAnsi="Arial"/>
+                <w:b w:val="false"/>
+                <w:bCs w:val="false"/>
+                <w:sz w:val="19"/>
+                <w:szCs w:val="19"/>
+                <w:rtl/>
+              </w:rPr>
+              <w:t xml:space="preserve">Excel סעיף 29; עמ' 21, סעיף 7.2</w:t>
+            </w:r>
+          </w:p>
+        </w:tc>
+        <w:tc>
+          <w:tcPr>
+            <w:tcW w:type="dxa" w:w="2500"/>
+            <w:tcBorders>
+              <w:top w:val="single" w:color="808080" w:sz="4"/>
+              <w:left w:val="single" w:color="808080" w:sz="4"/>
+              <w:bottom w:val="single" w:color="808080" w:sz="4"/>
+              <w:right w:val="single" w:color="808080" w:sz="4"/>
+            </w:tcBorders>
+            <w:tcMar>
+              <w:top w:type="dxa" w:w="50"/>
+              <w:left w:type="dxa" w:w="90"/>
+              <w:bottom w:type="dxa" w:w="50"/>
+              <w:right w:type="dxa" w:w="90"/>
+            </w:tcMar>
+          </w:tcPr>
+          <w:p>
+            <w:pPr>
+              <w:bidi/>
+              <w:spacing w:after="40"/>
+              <w:jc w:val="right"/>
+            </w:pPr>
+            <w:r>
+              <w:rPr>
+                <w:rFonts w:ascii="Arial" w:cs="Arial" w:eastAsia="Arial" w:hAnsi="Arial"/>
+                <w:b w:val="false"/>
+                <w:bCs w:val="false"/>
+                <w:sz w:val="19"/>
+                <w:szCs w:val="19"/>
+                <w:rtl/>
+              </w:rPr>
+              <w:t xml:space="preserve">רכיב מפסיד.</w:t>
+            </w:r>
+          </w:p>
+        </w:tc>
+        <w:tc>
+          <w:tcPr>
+            <w:tcW w:type="dxa" w:w="2338"/>
+            <w:tcBorders>
+              <w:top w:val="single" w:color="808080" w:sz="4"/>
+              <w:left w:val="single" w:color="808080" w:sz="4"/>
+              <w:bottom w:val="single" w:color="808080" w:sz="4"/>
+              <w:right w:val="single" w:color="808080" w:sz="4"/>
+            </w:tcBorders>
+            <w:tcMar>
+              <w:top w:type="dxa" w:w="50"/>
+              <w:left w:type="dxa" w:w="90"/>
+              <w:bottom w:type="dxa" w:w="50"/>
+              <w:right w:type="dxa" w:w="90"/>
+            </w:tcMar>
+          </w:tcPr>
+          <w:p>
+            <w:pPr>
+              <w:bidi/>
+              <w:spacing w:after="40"/>
+              <w:jc w:val="right"/>
+            </w:pPr>
+            <w:r>
+              <w:rPr>
+                <w:rFonts w:ascii="Arial" w:cs="Arial" w:eastAsia="Arial" w:hAnsi="Arial"/>
+                <w:b w:val="false"/>
+                <w:bCs w:val="false"/>
+                <w:sz w:val="19"/>
+                <w:szCs w:val="19"/>
+                <w:rtl/>
+              </w:rPr>
+              <w:t xml:space="preserve">"כתב כמויות" H32; שאלת הבהרה 36</w:t>
+            </w:r>
+          </w:p>
+        </w:tc>
+        <w:tc>
+          <w:tcPr>
+            <w:tcW w:type="dxa" w:w="1300"/>
+            <w:tcBorders>
+              <w:top w:val="single" w:color="808080" w:sz="4"/>
+              <w:left w:val="single" w:color="808080" w:sz="4"/>
+              <w:bottom w:val="single" w:color="808080" w:sz="4"/>
+              <w:right w:val="single" w:color="808080" w:sz="4"/>
+            </w:tcBorders>
+            <w:tcMar>
+              <w:top w:type="dxa" w:w="50"/>
+              <w:left w:type="dxa" w:w="90"/>
+              <w:bottom w:type="dxa" w:w="50"/>
+              <w:right w:type="dxa" w:w="90"/>
+            </w:tcMar>
+          </w:tcPr>
+          <w:p>
+            <w:pPr>
+              <w:bidi/>
+              <w:spacing w:after="40"/>
+              <w:jc w:val="right"/>
+            </w:pPr>
+            <w:r>
+              <w:rPr>
+                <w:rFonts w:ascii="Arial" w:cs="Arial" w:eastAsia="Arial" w:hAnsi="Arial"/>
+                <w:b w:val="false"/>
+                <w:bCs w:val="false"/>
+                <w:sz w:val="19"/>
+                <w:szCs w:val="19"/>
+                <w:rtl/>
+              </w:rPr>
+              <w:t xml:space="preserve"/>
+            </w:r>
+          </w:p>
+        </w:tc>
+        <w:tc>
+          <w:tcPr>
+            <w:tcW w:type="dxa" w:w="1200"/>
+            <w:tcBorders>
+              <w:top w:val="single" w:color="808080" w:sz="4"/>
+              <w:left w:val="single" w:color="808080" w:sz="4"/>
+              <w:bottom w:val="single" w:color="808080" w:sz="4"/>
+              <w:right w:val="single" w:color="808080" w:sz="4"/>
+            </w:tcBorders>
+            <w:tcMar>
+              <w:top w:type="dxa" w:w="50"/>
+              <w:left w:type="dxa" w:w="90"/>
+              <w:bottom w:type="dxa" w:w="50"/>
+              <w:right w:type="dxa" w:w="90"/>
+            </w:tcMar>
+          </w:tcPr>
+          <w:p>
+            <w:pPr>
+              <w:bidi/>
+              <w:spacing w:after="40"/>
+              <w:jc w:val="center"/>
+            </w:pPr>
+            <w:r>
+              <w:rPr>
+                <w:rFonts w:ascii="Arial" w:cs="Arial" w:eastAsia="Arial" w:hAnsi="Arial"/>
+                <w:b w:val="false"/>
+                <w:bCs w:val="false"/>
+                <w:sz w:val="19"/>
+                <w:szCs w:val="19"/>
+                <w:rtl/>
+              </w:rPr>
+              <w:t xml:space="preserve">5.11.2026</w:t>
+            </w:r>
+          </w:p>
+        </w:tc>
+      </w:tr>
+      <w:tr>
+        <w:trPr>
+          <w:cantSplit/>
+        </w:trPr>
+        <w:tc>
+          <w:tcPr>
+            <w:tcW w:type="dxa" w:w="600"/>
+            <w:tcBorders>
+              <w:top w:val="single" w:color="808080" w:sz="4"/>
+              <w:left w:val="single" w:color="808080" w:sz="4"/>
+              <w:bottom w:val="single" w:color="808080" w:sz="4"/>
+              <w:right w:val="single" w:color="808080" w:sz="4"/>
+            </w:tcBorders>
+            <w:tcMar>
+              <w:top w:type="dxa" w:w="50"/>
+              <w:left w:type="dxa" w:w="90"/>
+              <w:bottom w:type="dxa" w:w="50"/>
+              <w:right w:type="dxa" w:w="90"/>
+            </w:tcMar>
+          </w:tcPr>
+          <w:p>
+            <w:pPr>
+              <w:bidi/>
+              <w:spacing w:after="40"/>
+              <w:jc w:val="center"/>
+            </w:pPr>
+            <w:r>
+              <w:rPr>
+                <w:rFonts w:ascii="Arial" w:cs="Arial" w:eastAsia="Arial" w:hAnsi="Arial"/>
+                <w:b w:val="false"/>
+                <w:bCs w:val="false"/>
+                <w:sz w:val="19"/>
+                <w:szCs w:val="19"/>
+                <w:rtl/>
+              </w:rPr>
+              <w:t xml:space="preserve">48</w:t>
+            </w:r>
+          </w:p>
+        </w:tc>
+        <w:tc>
+          <w:tcPr>
+            <w:tcW w:type="dxa" w:w="5200"/>
+            <w:tcBorders>
+              <w:top w:val="single" w:color="808080" w:sz="4"/>
+              <w:left w:val="single" w:color="808080" w:sz="4"/>
+              <w:bottom w:val="single" w:color="808080" w:sz="4"/>
+              <w:right w:val="single" w:color="808080" w:sz="4"/>
+            </w:tcBorders>
+            <w:tcMar>
+              <w:top w:type="dxa" w:w="50"/>
+              <w:left w:type="dxa" w:w="90"/>
+              <w:bottom w:type="dxa" w:w="50"/>
+              <w:right w:type="dxa" w:w="90"/>
+            </w:tcMar>
+          </w:tcPr>
+          <w:p>
+            <w:pPr>
+              <w:bidi/>
+              <w:spacing w:after="40"/>
+              <w:jc w:val="right"/>
+            </w:pPr>
+            <w:r>
+              <w:rPr>
+                <w:rFonts w:ascii="Arial" w:cs="Arial" w:eastAsia="Arial" w:hAnsi="Arial"/>
+                <w:b w:val="false"/>
+                <w:bCs w:val="false"/>
+                <w:sz w:val="19"/>
+                <w:szCs w:val="19"/>
+                <w:rtl/>
+              </w:rPr>
+              <w:t xml:space="preserve">תוכנית מיגרציה: לוח זמנים, סקר אתרים, מיפוי שלוחות, עבודה מול הספק הנוכחי. מי מנהל הפרויקט?</w:t>
+            </w:r>
+          </w:p>
+        </w:tc>
+        <w:tc>
+          <w:tcPr>
+            <w:tcW w:type="dxa" w:w="1700"/>
+            <w:tcBorders>
+              <w:top w:val="single" w:color="808080" w:sz="4"/>
+              <w:left w:val="single" w:color="808080" w:sz="4"/>
+              <w:bottom w:val="single" w:color="808080" w:sz="4"/>
+              <w:right w:val="single" w:color="808080" w:sz="4"/>
+            </w:tcBorders>
+            <w:tcMar>
+              <w:top w:type="dxa" w:w="50"/>
+              <w:left w:type="dxa" w:w="90"/>
+              <w:bottom w:type="dxa" w:w="50"/>
+              <w:right w:type="dxa" w:w="90"/>
+            </w:tcMar>
+          </w:tcPr>
+          <w:p>
+            <w:pPr>
+              <w:bidi/>
+              <w:spacing w:after="40"/>
+              <w:jc w:val="right"/>
+            </w:pPr>
+            <w:r>
+              <w:rPr>
+                <w:rFonts w:ascii="Arial" w:cs="Arial" w:eastAsia="Arial" w:hAnsi="Arial"/>
+                <w:b w:val="false"/>
+                <w:bCs w:val="false"/>
+                <w:sz w:val="19"/>
+                <w:szCs w:val="19"/>
+                <w:rtl/>
+              </w:rPr>
+              <w:t xml:space="preserve">עמ' 21, סעיף 7</w:t>
+            </w:r>
+          </w:p>
+        </w:tc>
+        <w:tc>
+          <w:tcPr>
+            <w:tcW w:type="dxa" w:w="2500"/>
+            <w:tcBorders>
+              <w:top w:val="single" w:color="808080" w:sz="4"/>
+              <w:left w:val="single" w:color="808080" w:sz="4"/>
+              <w:bottom w:val="single" w:color="808080" w:sz="4"/>
+              <w:right w:val="single" w:color="808080" w:sz="4"/>
+            </w:tcBorders>
+            <w:tcMar>
+              <w:top w:type="dxa" w:w="50"/>
+              <w:left w:type="dxa" w:w="90"/>
+              <w:bottom w:type="dxa" w:w="50"/>
+              <w:right w:type="dxa" w:w="90"/>
+            </w:tcMar>
+          </w:tcPr>
+          <w:p>
+            <w:pPr>
+              <w:bidi/>
+              <w:spacing w:after="40"/>
+              <w:jc w:val="right"/>
+            </w:pPr>
+            <w:r>
+              <w:rPr>
+                <w:rFonts w:ascii="Arial" w:cs="Arial" w:eastAsia="Arial" w:hAnsi="Arial"/>
+                <w:b w:val="false"/>
+                <w:bCs w:val="false"/>
+                <w:sz w:val="19"/>
+                <w:szCs w:val="19"/>
+                <w:rtl/>
+              </w:rPr>
+              <w:t xml:space="preserve">משפיע על הראיון ועל הסיכון.</w:t>
+            </w:r>
+          </w:p>
+        </w:tc>
+        <w:tc>
+          <w:tcPr>
+            <w:tcW w:type="dxa" w:w="2338"/>
+            <w:tcBorders>
+              <w:top w:val="single" w:color="808080" w:sz="4"/>
+              <w:left w:val="single" w:color="808080" w:sz="4"/>
+              <w:bottom w:val="single" w:color="808080" w:sz="4"/>
+              <w:right w:val="single" w:color="808080" w:sz="4"/>
+            </w:tcBorders>
+            <w:tcMar>
+              <w:top w:type="dxa" w:w="50"/>
+              <w:left w:type="dxa" w:w="90"/>
+              <w:bottom w:type="dxa" w:w="50"/>
+              <w:right w:type="dxa" w:w="90"/>
+            </w:tcMar>
+          </w:tcPr>
+          <w:p>
+            <w:pPr>
+              <w:bidi/>
+              <w:spacing w:after="40"/>
+              <w:jc w:val="right"/>
+            </w:pPr>
+            <w:r>
+              <w:rPr>
+                <w:rFonts w:ascii="Arial" w:cs="Arial" w:eastAsia="Arial" w:hAnsi="Arial"/>
+                <w:b w:val="false"/>
+                <w:bCs w:val="false"/>
+                <w:sz w:val="19"/>
+                <w:szCs w:val="19"/>
+                <w:rtl/>
+              </w:rPr>
+              <w:t xml:space="preserve">שאלת הבהרה 22; הכנה לראיון</w:t>
+            </w:r>
+          </w:p>
+        </w:tc>
+        <w:tc>
+          <w:tcPr>
+            <w:tcW w:type="dxa" w:w="1300"/>
+            <w:tcBorders>
+              <w:top w:val="single" w:color="808080" w:sz="4"/>
+              <w:left w:val="single" w:color="808080" w:sz="4"/>
+              <w:bottom w:val="single" w:color="808080" w:sz="4"/>
+              <w:right w:val="single" w:color="808080" w:sz="4"/>
+            </w:tcBorders>
+            <w:tcMar>
+              <w:top w:type="dxa" w:w="50"/>
+              <w:left w:type="dxa" w:w="90"/>
+              <w:bottom w:type="dxa" w:w="50"/>
+              <w:right w:type="dxa" w:w="90"/>
+            </w:tcMar>
+          </w:tcPr>
+          <w:p>
+            <w:pPr>
+              <w:bidi/>
+              <w:spacing w:after="40"/>
+              <w:jc w:val="right"/>
+            </w:pPr>
+            <w:r>
+              <w:rPr>
+                <w:rFonts w:ascii="Arial" w:cs="Arial" w:eastAsia="Arial" w:hAnsi="Arial"/>
+                <w:b w:val="false"/>
+                <w:bCs w:val="false"/>
+                <w:sz w:val="19"/>
+                <w:szCs w:val="19"/>
+                <w:rtl/>
+              </w:rPr>
+              <w:t xml:space="preserve"/>
+            </w:r>
+          </w:p>
+        </w:tc>
+        <w:tc>
+          <w:tcPr>
+            <w:tcW w:type="dxa" w:w="1200"/>
+            <w:tcBorders>
+              <w:top w:val="single" w:color="808080" w:sz="4"/>
+              <w:left w:val="single" w:color="808080" w:sz="4"/>
+              <w:bottom w:val="single" w:color="808080" w:sz="4"/>
+              <w:right w:val="single" w:color="808080" w:sz="4"/>
+            </w:tcBorders>
+            <w:tcMar>
+              <w:top w:type="dxa" w:w="50"/>
+              <w:left w:type="dxa" w:w="90"/>
+              <w:bottom w:type="dxa" w:w="50"/>
+              <w:right w:type="dxa" w:w="90"/>
+            </w:tcMar>
+          </w:tcPr>
+          <w:p>
+            <w:pPr>
+              <w:bidi/>
+              <w:spacing w:after="40"/>
+              <w:jc w:val="center"/>
+            </w:pPr>
+            <w:r>
+              <w:rPr>
+                <w:rFonts w:ascii="Arial" w:cs="Arial" w:eastAsia="Arial" w:hAnsi="Arial"/>
+                <w:b w:val="false"/>
+                <w:bCs w:val="false"/>
+                <w:sz w:val="19"/>
+                <w:szCs w:val="19"/>
+                <w:rtl/>
+              </w:rPr>
+              <w:t xml:space="preserve">5.11.2026</w:t>
+            </w:r>
+          </w:p>
+        </w:tc>
+      </w:tr>
+      <w:tr>
+        <w:tc>
+          <w:tcPr>
+            <w:tcW w:type="dxa" w:w="14838"/>
+            <w:gridSpan w:val="7"/>
+            <w:tcBorders>
+              <w:top w:val="single" w:color="808080" w:sz="4"/>
+              <w:left w:val="single" w:color="808080" w:sz="4"/>
+              <w:bottom w:val="single" w:color="808080" w:sz="4"/>
+              <w:right w:val="single" w:color="808080" w:sz="4"/>
+            </w:tcBorders>
+            <w:shd w:fill="D9E2F3" w:color="auto" w:val="clear"/>
+            <w:tcMar>
+              <w:top w:type="dxa" w:w="50"/>
+              <w:left w:type="dxa" w:w="90"/>
+              <w:bottom w:type="dxa" w:w="50"/>
+              <w:right w:type="dxa" w:w="90"/>
+            </w:tcMar>
+          </w:tcPr>
+          <w:p>
+            <w:pPr>
+              <w:bidi/>
+              <w:spacing w:after="40"/>
+              <w:jc w:val="right"/>
+            </w:pPr>
+            <w:r>
+              <w:rPr>
+                <w:rFonts w:ascii="Arial" w:cs="Arial" w:eastAsia="Arial" w:hAnsi="Arial"/>
+                <w:b/>
+                <w:bCs/>
+                <w:sz w:val="21"/>
+                <w:szCs w:val="21"/>
+                <w:rtl/>
+              </w:rPr>
+              <w:t xml:space="preserve">ניהול מכרזים ומנהלה</w:t>
+            </w:r>
+          </w:p>
+        </w:tc>
+      </w:tr>
+      <w:tr>
+        <w:trPr>
+          <w:cantSplit/>
+        </w:trPr>
+        <w:tc>
+          <w:tcPr>
+            <w:tcW w:type="dxa" w:w="600"/>
+            <w:tcBorders>
+              <w:top w:val="single" w:color="808080" w:sz="4"/>
+              <w:left w:val="single" w:color="808080" w:sz="4"/>
+              <w:bottom w:val="single" w:color="808080" w:sz="4"/>
+              <w:right w:val="single" w:color="808080" w:sz="4"/>
+            </w:tcBorders>
+            <w:tcMar>
+              <w:top w:type="dxa" w:w="50"/>
+              <w:left w:type="dxa" w:w="90"/>
+              <w:bottom w:type="dxa" w:w="50"/>
+              <w:right w:type="dxa" w:w="90"/>
+            </w:tcMar>
+          </w:tcPr>
+          <w:p>
+            <w:pPr>
+              <w:bidi/>
+              <w:spacing w:after="40"/>
+              <w:jc w:val="center"/>
+            </w:pPr>
+            <w:r>
+              <w:rPr>
+                <w:rFonts w:ascii="Arial" w:cs="Arial" w:eastAsia="Arial" w:hAnsi="Arial"/>
+                <w:b w:val="false"/>
+                <w:bCs w:val="false"/>
+                <w:sz w:val="19"/>
+                <w:szCs w:val="19"/>
+                <w:rtl/>
+              </w:rPr>
+              <w:t xml:space="preserve">49</w:t>
+            </w:r>
+          </w:p>
+        </w:tc>
+        <w:tc>
+          <w:tcPr>
+            <w:tcW w:type="dxa" w:w="5200"/>
+            <w:tcBorders>
+              <w:top w:val="single" w:color="808080" w:sz="4"/>
+              <w:left w:val="single" w:color="808080" w:sz="4"/>
+              <w:bottom w:val="single" w:color="808080" w:sz="4"/>
+              <w:right w:val="single" w:color="808080" w:sz="4"/>
+            </w:tcBorders>
+            <w:tcMar>
+              <w:top w:type="dxa" w:w="50"/>
+              <w:left w:type="dxa" w:w="90"/>
+              <w:bottom w:type="dxa" w:w="50"/>
+              <w:right w:type="dxa" w:w="90"/>
+            </w:tcMar>
+          </w:tcPr>
+          <w:p>
+            <w:pPr>
+              <w:bidi/>
+              <w:spacing w:after="40"/>
+              <w:jc w:val="right"/>
+            </w:pPr>
+            <w:r>
+              <w:rPr>
+                <w:rFonts w:ascii="Arial" w:cs="Arial" w:eastAsia="Arial" w:hAnsi="Arial"/>
+                <w:b w:val="false"/>
+                <w:bCs w:val="false"/>
+                <w:sz w:val="19"/>
+                <w:szCs w:val="19"/>
+                <w:rtl/>
+              </w:rPr>
+              <w:t xml:space="preserve">לשלוח את שאלות ההבהרה ל-Khawaja@baqa.co.il עד 29.10 (המועד האחרון: יום א' 1.11 בשעה 15:00) ולוודא קבלה.</w:t>
+            </w:r>
+          </w:p>
+        </w:tc>
+        <w:tc>
+          <w:tcPr>
+            <w:tcW w:type="dxa" w:w="1700"/>
+            <w:tcBorders>
+              <w:top w:val="single" w:color="808080" w:sz="4"/>
+              <w:left w:val="single" w:color="808080" w:sz="4"/>
+              <w:bottom w:val="single" w:color="808080" w:sz="4"/>
+              <w:right w:val="single" w:color="808080" w:sz="4"/>
+            </w:tcBorders>
+            <w:tcMar>
+              <w:top w:type="dxa" w:w="50"/>
+              <w:left w:type="dxa" w:w="90"/>
+              <w:bottom w:type="dxa" w:w="50"/>
+              <w:right w:type="dxa" w:w="90"/>
+            </w:tcMar>
+          </w:tcPr>
+          <w:p>
+            <w:pPr>
+              <w:bidi/>
+              <w:spacing w:after="40"/>
+              <w:jc w:val="right"/>
+            </w:pPr>
+            <w:r>
+              <w:rPr>
+                <w:rFonts w:ascii="Arial" w:cs="Arial" w:eastAsia="Arial" w:hAnsi="Arial"/>
+                <w:b w:val="false"/>
+                <w:bCs w:val="false"/>
+                <w:sz w:val="19"/>
+                <w:szCs w:val="19"/>
+                <w:rtl/>
+              </w:rPr>
+              <w:t xml:space="preserve">עמ' 7, סעיף 1(ו)</w:t>
+            </w:r>
+          </w:p>
+        </w:tc>
+        <w:tc>
+          <w:tcPr>
+            <w:tcW w:type="dxa" w:w="2500"/>
+            <w:tcBorders>
+              <w:top w:val="single" w:color="808080" w:sz="4"/>
+              <w:left w:val="single" w:color="808080" w:sz="4"/>
+              <w:bottom w:val="single" w:color="808080" w:sz="4"/>
+              <w:right w:val="single" w:color="808080" w:sz="4"/>
+            </w:tcBorders>
+            <w:tcMar>
+              <w:top w:type="dxa" w:w="50"/>
+              <w:left w:type="dxa" w:w="90"/>
+              <w:bottom w:type="dxa" w:w="50"/>
+              <w:right w:type="dxa" w:w="90"/>
+            </w:tcMar>
+          </w:tcPr>
+          <w:p>
+            <w:pPr>
+              <w:bidi/>
+              <w:spacing w:after="40"/>
+              <w:jc w:val="right"/>
+            </w:pPr>
+            <w:r>
+              <w:rPr>
+                <w:rFonts w:ascii="Arial" w:cs="Arial" w:eastAsia="Arial" w:hAnsi="Arial"/>
+                <w:b w:val="false"/>
+                <w:bCs w:val="false"/>
+                <w:sz w:val="19"/>
+                <w:szCs w:val="19"/>
+                <w:rtl/>
+              </w:rPr>
+              <w:t xml:space="preserve">אחרי המועד – אין הבהרות.</w:t>
+            </w:r>
+          </w:p>
+        </w:tc>
+        <w:tc>
+          <w:tcPr>
+            <w:tcW w:type="dxa" w:w="2338"/>
+            <w:tcBorders>
+              <w:top w:val="single" w:color="808080" w:sz="4"/>
+              <w:left w:val="single" w:color="808080" w:sz="4"/>
+              <w:bottom w:val="single" w:color="808080" w:sz="4"/>
+              <w:right w:val="single" w:color="808080" w:sz="4"/>
+            </w:tcBorders>
+            <w:tcMar>
+              <w:top w:type="dxa" w:w="50"/>
+              <w:left w:type="dxa" w:w="90"/>
+              <w:bottom w:type="dxa" w:w="50"/>
+              <w:right w:type="dxa" w:w="90"/>
+            </w:tcMar>
+          </w:tcPr>
+          <w:p>
+            <w:pPr>
+              <w:bidi/>
+              <w:spacing w:after="40"/>
+              <w:jc w:val="right"/>
+            </w:pPr>
+            <w:r>
+              <w:rPr>
+                <w:rFonts w:ascii="Arial" w:cs="Arial" w:eastAsia="Arial" w:hAnsi="Arial"/>
+                <w:b w:val="false"/>
+                <w:bCs w:val="false"/>
+                <w:sz w:val="19"/>
+                <w:szCs w:val="19"/>
+                <w:rtl/>
+              </w:rPr>
+              <w:t xml:space="preserve">קובץ שאלות ההבהרה</w:t>
+            </w:r>
+          </w:p>
+        </w:tc>
+        <w:tc>
+          <w:tcPr>
+            <w:tcW w:type="dxa" w:w="1300"/>
+            <w:tcBorders>
+              <w:top w:val="single" w:color="808080" w:sz="4"/>
+              <w:left w:val="single" w:color="808080" w:sz="4"/>
+              <w:bottom w:val="single" w:color="808080" w:sz="4"/>
+              <w:right w:val="single" w:color="808080" w:sz="4"/>
+            </w:tcBorders>
+            <w:tcMar>
+              <w:top w:type="dxa" w:w="50"/>
+              <w:left w:type="dxa" w:w="90"/>
+              <w:bottom w:type="dxa" w:w="50"/>
+              <w:right w:type="dxa" w:w="90"/>
+            </w:tcMar>
+          </w:tcPr>
+          <w:p>
+            <w:pPr>
+              <w:bidi/>
+              <w:spacing w:after="40"/>
+              <w:jc w:val="right"/>
+            </w:pPr>
+            <w:r>
+              <w:rPr>
+                <w:rFonts w:ascii="Arial" w:cs="Arial" w:eastAsia="Arial" w:hAnsi="Arial"/>
+                <w:b w:val="false"/>
+                <w:bCs w:val="false"/>
+                <w:sz w:val="19"/>
+                <w:szCs w:val="19"/>
+                <w:rtl/>
+              </w:rPr>
+              <w:t xml:space="preserve"/>
+            </w:r>
+          </w:p>
+        </w:tc>
+        <w:tc>
+          <w:tcPr>
+            <w:tcW w:type="dxa" w:w="1200"/>
+            <w:tcBorders>
+              <w:top w:val="single" w:color="808080" w:sz="4"/>
+              <w:left w:val="single" w:color="808080" w:sz="4"/>
+              <w:bottom w:val="single" w:color="808080" w:sz="4"/>
+              <w:right w:val="single" w:color="808080" w:sz="4"/>
+            </w:tcBorders>
+            <w:tcMar>
+              <w:top w:type="dxa" w:w="50"/>
+              <w:left w:type="dxa" w:w="90"/>
+              <w:bottom w:type="dxa" w:w="50"/>
+              <w:right w:type="dxa" w:w="90"/>
+            </w:tcMar>
+          </w:tcPr>
+          <w:p>
+            <w:pPr>
+              <w:bidi/>
+              <w:spacing w:after="40"/>
+              <w:jc w:val="center"/>
+            </w:pPr>
+            <w:r>
+              <w:rPr>
+                <w:rFonts w:ascii="Arial" w:cs="Arial" w:eastAsia="Arial" w:hAnsi="Arial"/>
+                <w:b w:val="false"/>
+                <w:bCs w:val="false"/>
+                <w:sz w:val="19"/>
+                <w:szCs w:val="19"/>
+                <w:rtl/>
+              </w:rPr>
+              <w:t xml:space="preserve">הבהרות: 29.10</w:t>
+            </w:r>
+          </w:p>
+        </w:tc>
+      </w:tr>
+      <w:tr>
+        <w:trPr>
+          <w:cantSplit/>
+        </w:trPr>
+        <w:tc>
+          <w:tcPr>
+            <w:tcW w:type="dxa" w:w="600"/>
+            <w:tcBorders>
+              <w:top w:val="single" w:color="808080" w:sz="4"/>
+              <w:left w:val="single" w:color="808080" w:sz="4"/>
+              <w:bottom w:val="single" w:color="808080" w:sz="4"/>
+              <w:right w:val="single" w:color="808080" w:sz="4"/>
+            </w:tcBorders>
+            <w:tcMar>
+              <w:top w:type="dxa" w:w="50"/>
+              <w:left w:type="dxa" w:w="90"/>
+              <w:bottom w:type="dxa" w:w="50"/>
+              <w:right w:type="dxa" w:w="90"/>
+            </w:tcMar>
+          </w:tcPr>
+          <w:p>
+            <w:pPr>
+              <w:bidi/>
+              <w:spacing w:after="40"/>
+              <w:jc w:val="center"/>
+            </w:pPr>
+            <w:r>
+              <w:rPr>
+                <w:rFonts w:ascii="Arial" w:cs="Arial" w:eastAsia="Arial" w:hAnsi="Arial"/>
+                <w:b w:val="false"/>
+                <w:bCs w:val="false"/>
+                <w:sz w:val="19"/>
+                <w:szCs w:val="19"/>
+                <w:rtl/>
+              </w:rPr>
+              <w:t xml:space="preserve">50</w:t>
+            </w:r>
+          </w:p>
+        </w:tc>
+        <w:tc>
+          <w:tcPr>
+            <w:tcW w:type="dxa" w:w="5200"/>
+            <w:tcBorders>
+              <w:top w:val="single" w:color="808080" w:sz="4"/>
+              <w:left w:val="single" w:color="808080" w:sz="4"/>
+              <w:bottom w:val="single" w:color="808080" w:sz="4"/>
+              <w:right w:val="single" w:color="808080" w:sz="4"/>
+            </w:tcBorders>
+            <w:tcMar>
+              <w:top w:type="dxa" w:w="50"/>
+              <w:left w:type="dxa" w:w="90"/>
+              <w:bottom w:type="dxa" w:w="50"/>
+              <w:right w:type="dxa" w:w="90"/>
+            </w:tcMar>
+          </w:tcPr>
+          <w:p>
+            <w:pPr>
+              <w:bidi/>
+              <w:spacing w:after="40"/>
+              <w:jc w:val="right"/>
+            </w:pPr>
+            <w:r>
+              <w:rPr>
+                <w:rFonts w:ascii="Arial" w:cs="Arial" w:eastAsia="Arial" w:hAnsi="Arial"/>
+                <w:b w:val="false"/>
+                <w:bCs w:val="false"/>
+                <w:sz w:val="19"/>
+                <w:szCs w:val="19"/>
+                <w:rtl/>
+              </w:rPr>
+              <w:t xml:space="preserve">הגשה: שני עותקים, חתימה על כל עמוד, תצהירים מאומתים בעו"ד, ערבות על שם המציע, מסירה ידנית בלשכת המנכ"ל בבאקה – 15.11 עד 13:00. מי מגיע?</w:t>
+            </w:r>
+          </w:p>
+        </w:tc>
+        <w:tc>
+          <w:tcPr>
+            <w:tcW w:type="dxa" w:w="1700"/>
+            <w:tcBorders>
+              <w:top w:val="single" w:color="808080" w:sz="4"/>
+              <w:left w:val="single" w:color="808080" w:sz="4"/>
+              <w:bottom w:val="single" w:color="808080" w:sz="4"/>
+              <w:right w:val="single" w:color="808080" w:sz="4"/>
+            </w:tcBorders>
+            <w:tcMar>
+              <w:top w:type="dxa" w:w="50"/>
+              <w:left w:type="dxa" w:w="90"/>
+              <w:bottom w:type="dxa" w:w="50"/>
+              <w:right w:type="dxa" w:w="90"/>
+            </w:tcMar>
+          </w:tcPr>
+          <w:p>
+            <w:pPr>
+              <w:bidi/>
+              <w:spacing w:after="40"/>
+              <w:jc w:val="right"/>
+            </w:pPr>
+            <w:r>
+              <w:rPr>
+                <w:rFonts w:ascii="Arial" w:cs="Arial" w:eastAsia="Arial" w:hAnsi="Arial"/>
+                <w:b w:val="false"/>
+                <w:bCs w:val="false"/>
+                <w:sz w:val="19"/>
+                <w:szCs w:val="19"/>
+                <w:rtl/>
+              </w:rPr>
+              <w:t xml:space="preserve">עמ' 4, 7</w:t>
+            </w:r>
+          </w:p>
+        </w:tc>
+        <w:tc>
+          <w:tcPr>
+            <w:tcW w:type="dxa" w:w="2500"/>
+            <w:tcBorders>
+              <w:top w:val="single" w:color="808080" w:sz="4"/>
+              <w:left w:val="single" w:color="808080" w:sz="4"/>
+              <w:bottom w:val="single" w:color="808080" w:sz="4"/>
+              <w:right w:val="single" w:color="808080" w:sz="4"/>
+            </w:tcBorders>
+            <w:tcMar>
+              <w:top w:type="dxa" w:w="50"/>
+              <w:left w:type="dxa" w:w="90"/>
+              <w:bottom w:type="dxa" w:w="50"/>
+              <w:right w:type="dxa" w:w="90"/>
+            </w:tcMar>
+          </w:tcPr>
+          <w:p>
+            <w:pPr>
+              <w:bidi/>
+              <w:spacing w:after="40"/>
+              <w:jc w:val="right"/>
+            </w:pPr>
+            <w:r>
+              <w:rPr>
+                <w:rFonts w:ascii="Arial" w:cs="Arial" w:eastAsia="Arial" w:hAnsi="Arial"/>
+                <w:b w:val="false"/>
+                <w:bCs w:val="false"/>
+                <w:sz w:val="19"/>
+                <w:szCs w:val="19"/>
+                <w:rtl/>
+              </w:rPr>
+              <w:t xml:space="preserve">פגם טכני = פסילה.</w:t>
+            </w:r>
+          </w:p>
+        </w:tc>
+        <w:tc>
+          <w:tcPr>
+            <w:tcW w:type="dxa" w:w="2338"/>
+            <w:tcBorders>
+              <w:top w:val="single" w:color="808080" w:sz="4"/>
+              <w:left w:val="single" w:color="808080" w:sz="4"/>
+              <w:bottom w:val="single" w:color="808080" w:sz="4"/>
+              <w:right w:val="single" w:color="808080" w:sz="4"/>
+            </w:tcBorders>
+            <w:tcMar>
+              <w:top w:type="dxa" w:w="50"/>
+              <w:left w:type="dxa" w:w="90"/>
+              <w:bottom w:type="dxa" w:w="50"/>
+              <w:right w:type="dxa" w:w="90"/>
+            </w:tcMar>
+          </w:tcPr>
+          <w:p>
+            <w:pPr>
+              <w:bidi/>
+              <w:spacing w:after="40"/>
+              <w:jc w:val="right"/>
+            </w:pPr>
+            <w:r>
+              <w:rPr>
+                <w:rFonts w:ascii="Arial" w:cs="Arial" w:eastAsia="Arial" w:hAnsi="Arial"/>
+                <w:b w:val="false"/>
+                <w:bCs w:val="false"/>
+                <w:sz w:val="19"/>
+                <w:szCs w:val="19"/>
+                <w:rtl/>
+              </w:rPr>
+              <w:t xml:space="preserve">מסמכי ההגשה</w:t>
+            </w:r>
+          </w:p>
+        </w:tc>
+        <w:tc>
+          <w:tcPr>
+            <w:tcW w:type="dxa" w:w="1300"/>
+            <w:tcBorders>
+              <w:top w:val="single" w:color="808080" w:sz="4"/>
+              <w:left w:val="single" w:color="808080" w:sz="4"/>
+              <w:bottom w:val="single" w:color="808080" w:sz="4"/>
+              <w:right w:val="single" w:color="808080" w:sz="4"/>
+            </w:tcBorders>
+            <w:tcMar>
+              <w:top w:type="dxa" w:w="50"/>
+              <w:left w:type="dxa" w:w="90"/>
+              <w:bottom w:type="dxa" w:w="50"/>
+              <w:right w:type="dxa" w:w="90"/>
+            </w:tcMar>
+          </w:tcPr>
+          <w:p>
+            <w:pPr>
+              <w:bidi/>
+              <w:spacing w:after="40"/>
+              <w:jc w:val="right"/>
+            </w:pPr>
+            <w:r>
+              <w:rPr>
+                <w:rFonts w:ascii="Arial" w:cs="Arial" w:eastAsia="Arial" w:hAnsi="Arial"/>
+                <w:b w:val="false"/>
+                <w:bCs w:val="false"/>
+                <w:sz w:val="19"/>
+                <w:szCs w:val="19"/>
+                <w:rtl/>
+              </w:rPr>
+              <w:t xml:space="preserve"/>
+            </w:r>
+          </w:p>
+        </w:tc>
+        <w:tc>
+          <w:tcPr>
+            <w:tcW w:type="dxa" w:w="1200"/>
+            <w:tcBorders>
+              <w:top w:val="single" w:color="808080" w:sz="4"/>
+              <w:left w:val="single" w:color="808080" w:sz="4"/>
+              <w:bottom w:val="single" w:color="808080" w:sz="4"/>
+              <w:right w:val="single" w:color="808080" w:sz="4"/>
+            </w:tcBorders>
+            <w:tcMar>
+              <w:top w:type="dxa" w:w="50"/>
+              <w:left w:type="dxa" w:w="90"/>
+              <w:bottom w:type="dxa" w:w="50"/>
+              <w:right w:type="dxa" w:w="90"/>
+            </w:tcMar>
+          </w:tcPr>
+          <w:p>
+            <w:pPr>
+              <w:bidi/>
+              <w:spacing w:after="40"/>
+              <w:jc w:val="center"/>
+            </w:pPr>
+            <w:r>
+              <w:rPr>
+                <w:rFonts w:ascii="Arial" w:cs="Arial" w:eastAsia="Arial" w:hAnsi="Arial"/>
+                <w:b w:val="false"/>
+                <w:bCs w:val="false"/>
+                <w:sz w:val="19"/>
+                <w:szCs w:val="19"/>
+                <w:rtl/>
+              </w:rPr>
+              <w:t xml:space="preserve">הבהרות: 29.10</w:t>
+            </w:r>
+          </w:p>
+        </w:tc>
+      </w:tr>
+      <w:tr>
+        <w:trPr>
+          <w:cantSplit/>
+        </w:trPr>
+        <w:tc>
+          <w:tcPr>
+            <w:tcW w:type="dxa" w:w="600"/>
+            <w:tcBorders>
+              <w:top w:val="single" w:color="808080" w:sz="4"/>
+              <w:left w:val="single" w:color="808080" w:sz="4"/>
+              <w:bottom w:val="single" w:color="808080" w:sz="4"/>
+              <w:right w:val="single" w:color="808080" w:sz="4"/>
+            </w:tcBorders>
+            <w:tcMar>
+              <w:top w:type="dxa" w:w="50"/>
+              <w:left w:type="dxa" w:w="90"/>
+              <w:bottom w:type="dxa" w:w="50"/>
+              <w:right w:type="dxa" w:w="90"/>
+            </w:tcMar>
+          </w:tcPr>
+          <w:p>
+            <w:pPr>
+              <w:bidi/>
+              <w:spacing w:after="40"/>
+              <w:jc w:val="center"/>
+            </w:pPr>
+            <w:r>
+              <w:rPr>
+                <w:rFonts w:ascii="Arial" w:cs="Arial" w:eastAsia="Arial" w:hAnsi="Arial"/>
+                <w:b w:val="false"/>
+                <w:bCs w:val="false"/>
+                <w:sz w:val="19"/>
+                <w:szCs w:val="19"/>
+                <w:rtl/>
+              </w:rPr>
+              <w:t xml:space="preserve">51</w:t>
+            </w:r>
+          </w:p>
+        </w:tc>
+        <w:tc>
+          <w:tcPr>
+            <w:tcW w:type="dxa" w:w="5200"/>
+            <w:tcBorders>
+              <w:top w:val="single" w:color="808080" w:sz="4"/>
+              <w:left w:val="single" w:color="808080" w:sz="4"/>
+              <w:bottom w:val="single" w:color="808080" w:sz="4"/>
+              <w:right w:val="single" w:color="808080" w:sz="4"/>
+            </w:tcBorders>
+            <w:tcMar>
+              <w:top w:type="dxa" w:w="50"/>
+              <w:left w:type="dxa" w:w="90"/>
+              <w:bottom w:type="dxa" w:w="50"/>
+              <w:right w:type="dxa" w:w="90"/>
+            </w:tcMar>
+          </w:tcPr>
+          <w:p>
+            <w:pPr>
+              <w:bidi/>
+              <w:spacing w:after="40"/>
+              <w:jc w:val="right"/>
+            </w:pPr>
+            <w:r>
+              <w:rPr>
+                <w:rFonts w:ascii="Arial" w:cs="Arial" w:eastAsia="Arial" w:hAnsi="Arial"/>
+                <w:b w:val="false"/>
+                <w:bCs w:val="false"/>
+                <w:sz w:val="19"/>
+                <w:szCs w:val="19"/>
+                <w:rtl/>
+              </w:rPr>
               <w:t xml:space="preserve">לצרף לכל העותקים את תשובות ההבהרה ואת פרוטוקול ישיבת ההבהרות (אם תתקיים) – חתומים.</w:t>
             </w:r>
           </w:p>
@@ -12457,7 +13514,7 @@
                 <w:szCs w:val="19"/>
                 <w:rtl/>
               </w:rPr>
-              <w:t xml:space="preserve">רכישה: מיד | הבהרות: 29.10</w:t>
+              <w:t xml:space="preserve">הבהרות: 29.10</w:t>
             </w:r>
           </w:p>
         </w:tc>
